--- a/wada-tue-scoping-review/manuscripts/SCJ_Narrative_Review_mainbody_marked.docx
+++ b/wada-tue-scoping-review/manuscripts/SCJ_Narrative_Review_mainbody_marked.docx
@@ -2191,7 +2191,6 @@
         <w:rPr>
           <w:rFonts w:ascii="Times New Roman" w:hAnsi="Times New Roman" w:eastAsia="Times New Roman"/>
           <w:b w:val="0"/>
-          <w:i w:val="0"/>
           <w:strike w:val="0"/>
           <w:color w:val="FF0000"/>
           <w:sz w:val="24"/>
@@ -3122,7 +3121,6 @@
         <w:rPr>
           <w:rFonts w:ascii="Times New Roman" w:hAnsi="Times New Roman" w:eastAsia="Times New Roman"/>
           <w:b w:val="0"/>
-          <w:i w:val="0"/>
           <w:strike w:val="0"/>
           <w:color w:val="FF0000"/>
           <w:sz w:val="24"/>
@@ -9948,166 +9946,15 @@
       </w:r>
     </w:p>
     <w:p>
-      <w:pPr>
-        <w:ind w:firstLine="720"/>
-      </w:pPr>
-      <w:r>
-        <w:rPr>
-          <w:rFonts w:ascii="Times New Roman" w:hAnsi="Times New Roman" w:eastAsia="Times New Roman"/>
-          <w:b w:val="0"/>
-          <w:i w:val="0"/>
-          <w:strike/>
-          <w:color w:val="0000FF"/>
-          <w:sz w:val="24"/>
-        </w:rPr>
-        <w:t xml:space="preserve">WADA has developed tools to address the misuse of prohibited substances while preserving athlete health, including the Athlete Biological Passport (ABP) for longitudinal monitoring of hematological and steroidal variables and the Anti-Doping Administration and Management System (ADAMS) for TUE submission and sample administration </w:t>
-      </w:r>
-      <w:r>
-        <w:rPr>
-          <w:rFonts w:ascii="Times New Roman" w:hAnsi="Times New Roman" w:eastAsia="Times New Roman"/>
-          <w:b w:val="0"/>
-          <w:i w:val="0"/>
-          <w:strike/>
-          <w:color w:val="0000FF"/>
-          <w:sz w:val="24"/>
-        </w:rPr>
-        <w:t>(</w:t>
-      </w:r>
-      <w:r>
-        <w:rPr>
-          <w:rFonts w:ascii="Times New Roman" w:hAnsi="Times New Roman" w:eastAsia="Times New Roman"/>
-          <w:b w:val="0"/>
-          <w:i w:val="0"/>
-          <w:strike/>
-          <w:color w:val="0000FF"/>
-          <w:sz w:val="24"/>
-          <w:vertAlign w:val="superscript"/>
-        </w:rPr>
-        <w:t>42</w:t>
-      </w:r>
-      <w:r>
-        <w:rPr>
-          <w:rFonts w:ascii="Times New Roman" w:hAnsi="Times New Roman" w:eastAsia="Times New Roman"/>
-          <w:b w:val="0"/>
-          <w:i w:val="0"/>
-          <w:strike/>
-          <w:color w:val="0000FF"/>
-          <w:sz w:val="24"/>
-        </w:rPr>
-        <w:t xml:space="preserve">, </w:t>
-      </w:r>
-      <w:r>
-        <w:rPr>
-          <w:rFonts w:ascii="Times New Roman" w:hAnsi="Times New Roman" w:eastAsia="Times New Roman"/>
-          <w:b w:val="0"/>
-          <w:i w:val="0"/>
-          <w:strike/>
-          <w:color w:val="0000FF"/>
-          <w:sz w:val="24"/>
-          <w:vertAlign w:val="superscript"/>
-        </w:rPr>
-        <w:t>43</w:t>
-      </w:r>
-      <w:r>
-        <w:rPr>
-          <w:rFonts w:ascii="Times New Roman" w:hAnsi="Times New Roman" w:eastAsia="Times New Roman"/>
-          <w:b w:val="0"/>
-          <w:i w:val="0"/>
-          <w:strike/>
-          <w:color w:val="0000FF"/>
-          <w:sz w:val="24"/>
-        </w:rPr>
-        <w:t>)</w:t>
-      </w:r>
-      <w:r>
-        <w:rPr>
-          <w:rFonts w:ascii="Times New Roman" w:hAnsi="Times New Roman" w:eastAsia="Times New Roman"/>
-          <w:b w:val="0"/>
-          <w:i w:val="0"/>
-          <w:strike/>
-          <w:color w:val="0000FF"/>
-          <w:sz w:val="24"/>
-        </w:rPr>
-        <w:t xml:space="preserve">. These systems are not anti-athlete; they are designed to protect clean sport. However, accessibility and digital literacy vary across NADOs, and ABP reference ranges may flag physiological restoration achieved through TRT as suspicious, reinforcing the tension between clinical treatment and anti-doping enforcement. The temporal mismatch is particularly well illustrated by comparing update frequencies. GINA has published annual updates every year since 2014, with major revisions in 2019 and 2025. The ADA Standards of Care is updated annually. In contrast, some WADA TUE Physician Guidelines have remained unchanged for 3–4 years despite significant clinical developments in the corresponding disease area. This creates a window during which newly recommended first-line therapies may conflict with TUE guidance that has not yet incorporated the new evidence </w:t>
-      </w:r>
-      <w:r>
-        <w:rPr>
-          <w:rFonts w:ascii="Times New Roman" w:hAnsi="Times New Roman" w:eastAsia="Times New Roman"/>
-          <w:b w:val="0"/>
-          <w:i w:val="0"/>
-          <w:strike/>
-          <w:color w:val="0000FF"/>
-          <w:sz w:val="24"/>
-        </w:rPr>
-        <w:t>(</w:t>
-      </w:r>
-      <w:r>
-        <w:rPr>
-          <w:rFonts w:ascii="Times New Roman" w:hAnsi="Times New Roman" w:eastAsia="Times New Roman"/>
-          <w:b w:val="0"/>
-          <w:i w:val="0"/>
-          <w:strike/>
-          <w:color w:val="0000FF"/>
-          <w:sz w:val="24"/>
-          <w:vertAlign w:val="superscript"/>
-        </w:rPr>
-        <w:t>3</w:t>
-      </w:r>
-      <w:r>
-        <w:rPr>
-          <w:rFonts w:ascii="Times New Roman" w:hAnsi="Times New Roman" w:eastAsia="Times New Roman"/>
-          <w:b w:val="0"/>
-          <w:i w:val="0"/>
-          <w:strike/>
-          <w:color w:val="0000FF"/>
-          <w:sz w:val="24"/>
-        </w:rPr>
-        <w:t xml:space="preserve">, </w:t>
-      </w:r>
-      <w:r>
-        <w:rPr>
-          <w:rFonts w:ascii="Times New Roman" w:hAnsi="Times New Roman" w:eastAsia="Times New Roman"/>
-          <w:b w:val="0"/>
-          <w:i w:val="0"/>
-          <w:strike/>
-          <w:color w:val="0000FF"/>
-          <w:sz w:val="24"/>
-          <w:vertAlign w:val="superscript"/>
-        </w:rPr>
-        <w:t>4</w:t>
-      </w:r>
-      <w:r>
-        <w:rPr>
-          <w:rFonts w:ascii="Times New Roman" w:hAnsi="Times New Roman" w:eastAsia="Times New Roman"/>
-          <w:b w:val="0"/>
-          <w:i w:val="0"/>
-          <w:strike/>
-          <w:color w:val="0000FF"/>
-          <w:sz w:val="24"/>
-        </w:rPr>
-        <w:t>)</w:t>
-      </w:r>
-      <w:r>
-        <w:rPr>
-          <w:rFonts w:ascii="Times New Roman" w:hAnsi="Times New Roman" w:eastAsia="Times New Roman"/>
-          <w:b w:val="0"/>
-          <w:i w:val="0"/>
-          <w:strike/>
-          <w:color w:val="0000FF"/>
-          <w:sz w:val="24"/>
-        </w:rPr>
-        <w:t>. These structural drivers and their interactions are summarized in the conceptual framework (Figure 4).</w:t>
-      </w:r>
-      <w:r>
-        <w:rPr>
-          <w:rFonts w:ascii="Times New Roman" w:hAnsi="Times New Roman" w:eastAsia="Times New Roman"/>
-          <w:b w:val="0"/>
-          <w:i w:val="0"/>
-          <w:strike w:val="0"/>
-          <w:color w:val="FF0000"/>
-          <w:sz w:val="24"/>
-        </w:rPr>
-        <w:t>[Insert Figure 3 here]</w:t>
+      <w:r>
+        <w:rPr>
+          <w:rFonts w:ascii="Times New Roman" w:hAnsi="Times New Roman" w:eastAsia="Times New Roman"/>
+          <w:b w:val="0"/>
+          <w:strike/>
+          <w:color w:val="0000FF"/>
+          <w:sz w:val="24"/>
+        </w:rPr>
+        <w:t>WADA has developed tools to address the misuse of prohibited substances while preserving athlete health, including the Athlete Biological Passport (ABP) for longitudinal monitoring of hematological and steroidal variables and the Anti-Doping Administration and Management System (ADAMS) for TUE submission and sample administration (42, 43). These systems are not anti-athlete; they are designed to protect clean sport. However, accessibility and digital literacy vary across NADOs, and ABP reference ranges may flag physiological restoration achieved through TRT as suspicious, reinforcing the tension between clinical treatment and anti-doping enforcement. The temporal mismatch is particularly well illustrated by comparing update frequencies. GINA has published annual updates every year since 2014, with major revisions in 2019 and 2025. The ADA Standards of Care is updated annually. In contrast, some WADA TUE Physician Guidelines have remained unchanged for 3–4 years despite significant clinical developments in the corresponding disease area. This creates a window during which newly recommended first-line therapies may conflict with TUE guidance that has not yet incorporated the new evidence (3, 4). These structural drivers and their interactions are summarized in the conceptual framework (Figure 4).</w:t>
       </w:r>
     </w:p>
     <w:p>
@@ -10115,148 +9962,11 @@
         <w:rPr>
           <w:rFonts w:ascii="Times New Roman" w:hAnsi="Times New Roman" w:eastAsia="Times New Roman"/>
           <w:b w:val="0"/>
-          <w:i w:val="0"/>
-          <w:strike w:val="0"/>
-          <w:color w:val="FF0000"/>
-          <w:sz w:val="24"/>
-        </w:rPr>
-        <w:t xml:space="preserve">WADA has developed tools to address the misuse of prohibited substances while preserving athlete health, including the Athlete Biological Passport (ABP) for longitudinal monitoring of hematological and steroidal variables and the Anti-Doping Administration and Management System (ADAMS) for TUE submission and sample administration </w:t>
-      </w:r>
-      <w:r>
-        <w:rPr>
-          <w:rFonts w:ascii="Times New Roman" w:hAnsi="Times New Roman" w:eastAsia="Times New Roman"/>
-          <w:b w:val="0"/>
-          <w:i w:val="0"/>
-          <w:strike w:val="0"/>
-          <w:color w:val="FF0000"/>
-          <w:sz w:val="24"/>
-        </w:rPr>
-        <w:t>(</w:t>
-      </w:r>
-      <w:r>
-        <w:rPr>
-          <w:rFonts w:ascii="Times New Roman" w:hAnsi="Times New Roman" w:eastAsia="Times New Roman"/>
-          <w:b w:val="0"/>
-          <w:i w:val="0"/>
-          <w:strike w:val="0"/>
-          <w:color w:val="FF0000"/>
-          <w:sz w:val="24"/>
-          <w:vertAlign w:val="superscript"/>
-        </w:rPr>
-        <w:t>36</w:t>
-      </w:r>
-      <w:r>
-        <w:rPr>
-          <w:rFonts w:ascii="Times New Roman" w:hAnsi="Times New Roman" w:eastAsia="Times New Roman"/>
-          <w:b w:val="0"/>
-          <w:i w:val="0"/>
-          <w:strike w:val="0"/>
-          <w:color w:val="FF0000"/>
-          <w:sz w:val="24"/>
-        </w:rPr>
-        <w:t xml:space="preserve">, </w:t>
-      </w:r>
-      <w:r>
-        <w:rPr>
-          <w:rFonts w:ascii="Times New Roman" w:hAnsi="Times New Roman" w:eastAsia="Times New Roman"/>
-          <w:b w:val="0"/>
-          <w:i w:val="0"/>
-          <w:strike w:val="0"/>
-          <w:color w:val="FF0000"/>
-          <w:sz w:val="24"/>
-          <w:vertAlign w:val="superscript"/>
-        </w:rPr>
-        <w:t>35</w:t>
-      </w:r>
-      <w:r>
-        <w:rPr>
-          <w:rFonts w:ascii="Times New Roman" w:hAnsi="Times New Roman" w:eastAsia="Times New Roman"/>
-          <w:b w:val="0"/>
-          <w:i w:val="0"/>
-          <w:strike w:val="0"/>
-          <w:color w:val="FF0000"/>
-          <w:sz w:val="24"/>
-        </w:rPr>
-        <w:t>)</w:t>
-      </w:r>
-      <w:r>
-        <w:rPr>
-          <w:rFonts w:ascii="Times New Roman" w:hAnsi="Times New Roman" w:eastAsia="Times New Roman"/>
-          <w:b w:val="0"/>
-          <w:i w:val="0"/>
-          <w:strike w:val="0"/>
-          <w:color w:val="FF0000"/>
-          <w:sz w:val="24"/>
-        </w:rPr>
-        <w:t xml:space="preserve">. These systems are not anti-athlete; they are designed to protect clean sport. However, accessibility and digital literacy vary across NADOs, and ABP reference ranges may flag physiological restoration achieved through TRT as suspicious, reinforcing the tension between clinical treatment and anti-doping enforcement. The temporal mismatch is particularly well illustrated by comparing update frequencies. GINA has published annual updates every year since 2014, with major revisions in 2019 and 2025. The ADA Standards of Care is updated annually. In contrast, some WADA TUE Physician Guidelines have remained unchanged for 3–4 years despite significant clinical developments in the corresponding disease area. This creates a window during which newly recommended first-line therapies may conflict with TUE guidance that has not yet incorporated the new evidence </w:t>
-      </w:r>
-      <w:r>
-        <w:rPr>
-          <w:rFonts w:ascii="Times New Roman" w:hAnsi="Times New Roman" w:eastAsia="Times New Roman"/>
-          <w:b w:val="0"/>
-          <w:i w:val="0"/>
-          <w:strike w:val="0"/>
-          <w:color w:val="FF0000"/>
-          <w:sz w:val="24"/>
-        </w:rPr>
-        <w:t>(</w:t>
-      </w:r>
-      <w:r>
-        <w:rPr>
-          <w:rFonts w:ascii="Times New Roman" w:hAnsi="Times New Roman" w:eastAsia="Times New Roman"/>
-          <w:b w:val="0"/>
-          <w:i w:val="0"/>
-          <w:strike w:val="0"/>
-          <w:color w:val="FF0000"/>
-          <w:sz w:val="24"/>
-          <w:vertAlign w:val="superscript"/>
-        </w:rPr>
-        <w:t>39</w:t>
-      </w:r>
-      <w:r>
-        <w:rPr>
-          <w:rFonts w:ascii="Times New Roman" w:hAnsi="Times New Roman" w:eastAsia="Times New Roman"/>
-          <w:b w:val="0"/>
-          <w:i w:val="0"/>
-          <w:strike w:val="0"/>
-          <w:color w:val="FF0000"/>
-          <w:sz w:val="24"/>
-        </w:rPr>
-        <w:t xml:space="preserve">, </w:t>
-      </w:r>
-      <w:r>
-        <w:rPr>
-          <w:rFonts w:ascii="Times New Roman" w:hAnsi="Times New Roman" w:eastAsia="Times New Roman"/>
-          <w:b w:val="0"/>
-          <w:i w:val="0"/>
-          <w:strike w:val="0"/>
-          <w:color w:val="FF0000"/>
-          <w:sz w:val="24"/>
-          <w:vertAlign w:val="superscript"/>
-        </w:rPr>
-        <w:t>40</w:t>
-      </w:r>
-      <w:r>
-        <w:rPr>
-          <w:rFonts w:ascii="Times New Roman" w:hAnsi="Times New Roman" w:eastAsia="Times New Roman"/>
-          <w:b w:val="0"/>
-          <w:i w:val="0"/>
-          <w:strike w:val="0"/>
-          <w:color w:val="FF0000"/>
-          <w:sz w:val="24"/>
-        </w:rPr>
-        <w:t>)</w:t>
-      </w:r>
-      <w:r>
-        <w:rPr>
-          <w:rFonts w:ascii="Times New Roman" w:hAnsi="Times New Roman" w:eastAsia="Times New Roman"/>
-          <w:b w:val="0"/>
-          <w:i w:val="0"/>
-          <w:strike w:val="0"/>
-          <w:color w:val="FF0000"/>
-          <w:sz w:val="24"/>
-        </w:rPr>
-        <w:t>. These structural drivers and their interactions are summarized in the conceptual framework (Figure 4).</w:t>
+          <w:strike w:val="0"/>
+          <w:color w:val="FF0000"/>
+          <w:sz w:val="24"/>
+        </w:rPr>
+        <w:t>[Insert Figure 3 here]</w:t>
       </w:r>
     </w:p>
     <w:p>
@@ -10264,7 +9974,18 @@
         <w:rPr>
           <w:rFonts w:ascii="Times New Roman" w:hAnsi="Times New Roman" w:eastAsia="Times New Roman"/>
           <w:b w:val="0"/>
-          <w:i w:val="0"/>
+          <w:strike w:val="0"/>
+          <w:color w:val="FF0000"/>
+          <w:sz w:val="24"/>
+        </w:rPr>
+        <w:t>WADA has developed tools to address the misuse of prohibited substances while preserving athlete health, including the Athlete Biological Passport (ABP) for longitudinal monitoring of hematological and steroidal variables and the Anti-Doping Administration and Management System (ADAMS) for TUE submission and sample administration (36, 35). These systems are not anti-athlete; they are designed to protect clean sport. However, accessibility and digital literacy vary across NADOs, and ABP reference ranges may flag physiological restoration achieved through TRT as suspicious, reinforcing the tension between clinical treatment and anti-doping enforcement. The temporal mismatch is particularly well illustrated by comparing update frequencies. GINA has published annual updates every year since 2014, with major revisions in 2019 and 2025. The ADA Standards of Care is updated annually. In contrast, some WADA TUE Physician Guidelines have remained unchanged for 3–4 years despite significant clinical developments in the corresponding disease area. This creates a window during which newly recommended first-line therapies may conflict with TUE guidance that has not yet incorporated the new evidence (39, 40). These structural drivers and their interactions are summarized in the conceptual framework (Figure 4).</w:t>
+      </w:r>
+    </w:p>
+    <w:p>
+      <w:r>
+        <w:rPr>
+          <w:rFonts w:ascii="Times New Roman" w:hAnsi="Times New Roman" w:eastAsia="Times New Roman"/>
+          <w:b w:val="0"/>
           <w:strike w:val="0"/>
           <w:color w:val="FF0000"/>
           <w:sz w:val="24"/>
@@ -11185,19 +10906,115 @@
       </w:r>
     </w:p>
     <w:p>
+      <w:r>
+        <w:rPr>
+          <w:rFonts w:ascii="Times New Roman" w:hAnsi="Times New Roman" w:eastAsia="Times New Roman"/>
+          <w:b w:val="0"/>
+          <w:strike w:val="0"/>
+          <w:color w:val="000000"/>
+          <w:sz w:val="24"/>
+        </w:rPr>
+        <w:t>1. Establish a formal mechanism to review and update WADA TUE Physician Guidelines within 12 months of major clinical guideline revisions (e.g., GINA, ADA, Endocrine Society updates).</w:t>
+      </w:r>
+    </w:p>
+    <w:p>
+      <w:r>
+        <w:rPr>
+          <w:rFonts w:ascii="Times New Roman" w:hAnsi="Times New Roman" w:eastAsia="Times New Roman"/>
+          <w:b w:val="0"/>
+          <w:strike w:val="0"/>
+          <w:color w:val="000000"/>
+          <w:sz w:val="24"/>
+        </w:rPr>
+        <w:t>2. Re-evaluate the organic/functional distinction for male hypogonadism TUEs in light of the Endocrine Society’s Society symptom-plus-biochemistry approach and the growing masters athlete population.</w:t>
+      </w:r>
+    </w:p>
+    <w:p>
+      <w:r>
+        <w:rPr>
+          <w:rFonts w:ascii="Times New Roman" w:hAnsi="Times New Roman" w:eastAsia="Times New Roman"/>
+          <w:b w:val="0"/>
+          <w:strike w:val="0"/>
+          <w:color w:val="000000"/>
+          <w:sz w:val="24"/>
+        </w:rPr>
+        <w:t>3. Conduct a formal impact assessment on athletes with type 2 diabetes before adding GLP-1 receptor agonists to the Prohibited List.</w:t>
+      </w:r>
+    </w:p>
+    <w:p>
+      <w:r>
+        <w:rPr>
+          <w:rFonts w:ascii="Times New Roman" w:hAnsi="Times New Roman" w:eastAsia="Times New Roman"/>
+          <w:b w:val="0"/>
+          <w:strike w:val="0"/>
+          <w:color w:val="000000"/>
+          <w:sz w:val="24"/>
+        </w:rPr>
+        <w:t>4. Review formoterol dose thresholds in the context of GINA 2025 MART recommendations to ensure athletes can follow guideline-directed asthma therapy without ADRV risk.</w:t>
+      </w:r>
+    </w:p>
+    <w:p>
+      <w:r>
+        <w:rPr>
+          <w:rFonts w:ascii="Times New Roman" w:hAnsi="Times New Roman" w:eastAsia="Times New Roman"/>
+          <w:b w:val="0"/>
+          <w:strike w:val="0"/>
+          <w:color w:val="000000"/>
+          <w:sz w:val="24"/>
+        </w:rPr>
+        <w:t>5. Re-evaluate the in-competition-only prohibition of stimulant medications for ADHD, considering the pharmacokinetics of long-acting formulations and the clinical inappropriateness of competition-day discontinuation.</w:t>
+      </w:r>
+    </w:p>
+    <w:p>
+      <w:r>
+        <w:rPr>
+          <w:rFonts w:ascii="Times New Roman" w:hAnsi="Times New Roman" w:eastAsia="Times New Roman"/>
+          <w:b w:val="0"/>
+          <w:strike w:val="0"/>
+          <w:color w:val="000000"/>
+          <w:sz w:val="24"/>
+        </w:rPr>
+        <w:t>6. Differentiate diuretic prohibition based on masking potential, considering a streamlined TUE process for MRAs (spironolactone/eplerenone) prescribed for heart failure.</w:t>
+      </w:r>
+    </w:p>
+    <w:p>
+      <w:r>
+        <w:rPr>
+          <w:rFonts w:ascii="Times New Roman" w:hAnsi="Times New Roman" w:eastAsia="Times New Roman"/>
+          <w:b w:val="0"/>
+          <w:strike w:val="0"/>
+          <w:color w:val="000000"/>
+          <w:sz w:val="24"/>
+        </w:rPr>
+        <w:t>7. Simplify and digitize TUE applications through ADAMS system improvements, multilingual support, and standardized documentation templates to reduce access disparities.</w:t>
+      </w:r>
+    </w:p>
+    <w:p>
+      <w:r>
+        <w:rPr>
+          <w:rFonts w:ascii="Times New Roman" w:hAnsi="Times New Roman" w:eastAsia="Times New Roman"/>
+          <w:b w:val="0"/>
+          <w:strike w:val="0"/>
+          <w:color w:val="000000"/>
+          <w:sz w:val="24"/>
+        </w:rPr>
+        <w:t>8. Integrate anti-doping pharmacology education into medical school curricula, residency training, and continuing medical education to improve prescriber awareness of the Prohibited List.</w:t>
+      </w:r>
+    </w:p>
+    <w:p>
       <w:pPr>
-        <w:ind w:firstLine="720"/>
+        <w:spacing w:before="240" w:after="120"/>
       </w:pPr>
       <w:r>
         <w:rPr>
           <w:rFonts w:ascii="Times New Roman" w:hAnsi="Times New Roman" w:eastAsia="Times New Roman"/>
-          <w:b w:val="0"/>
+          <w:b/>
           <w:i w:val="0"/>
           <w:strike w:val="0"/>
           <w:color w:val="000000"/>
-          <w:sz w:val="24"/>
-        </w:rPr>
-        <w:t>1. Establish a formal mechanism to review and update WADA TUE Physician Guidelines within 12 months of major clinical guideline revisions (e.g., GINA, ADA, Endocrine Society updates).</w:t>
+          <w:sz w:val="28"/>
+        </w:rPr>
+        <w:t>PRACTICAL APPLICATIONS</w:t>
       </w:r>
     </w:p>
     <w:p>
@@ -11213,7 +11030,19 @@
           <w:color w:val="000000"/>
           <w:sz w:val="24"/>
         </w:rPr>
-        <w:t>2. Re-evaluate the organic/functional distinction for male hypogonadism TUEs in light of the Endocrine Society’s Society symptom-plus-biochemistry approach and the growing masters athlete population.</w:t>
+        <w:t>S&amp;C professionals are often the first to notice medication-related performance changes. The following concise actions can help athletes navigate TUE-related treatment decisions (Figure 5):</w:t>
+      </w:r>
+    </w:p>
+    <w:p>
+      <w:r>
+        <w:rPr>
+          <w:rFonts w:ascii="Times New Roman" w:hAnsi="Times New Roman" w:eastAsia="Times New Roman"/>
+          <w:b w:val="0"/>
+          <w:strike w:val="0"/>
+          <w:color w:val="FF0000"/>
+          <w:sz w:val="24"/>
+        </w:rPr>
+        <w:t>[Insert Figure 5 here]</w:t>
       </w:r>
     </w:p>
     <w:p>
@@ -11229,7 +11058,7 @@
           <w:color w:val="000000"/>
           <w:sz w:val="24"/>
         </w:rPr>
-        <w:t>3. Conduct a formal impact assessment on athletes with type 2 diabetes before adding GLP-1 receptor agonists to the Prohibited List.</w:t>
+        <w:t>• Anticipate transitions. Adjust training load and recovery when athletes switch medications because of TUE constraints.</w:t>
       </w:r>
     </w:p>
     <w:p>
@@ -11245,7 +11074,7 @@
           <w:color w:val="000000"/>
           <w:sz w:val="24"/>
         </w:rPr>
-        <w:t>4. Review formoterol dose thresholds in the context of GINA 2025 MART recommendations to ensure athletes can follow guideline-directed asthma therapy without ADRV risk.</w:t>
+        <w:t>• Plan early. Encourage athletes to begin TUE applications 21–30 days before competitions and schedule annual renewals during pre-season planning.</w:t>
       </w:r>
     </w:p>
     <w:p>
@@ -11261,7 +11090,7 @@
           <w:color w:val="000000"/>
           <w:sz w:val="24"/>
         </w:rPr>
-        <w:t>5. Re-evaluate the in-competition-only prohibition of stimulant medications for ADHD, considering the pharmacokinetics of long-acting formulations and the clinical inappropriateness of competition-day discontinuation.</w:t>
+        <w:t>• Monitor symptom control. Watch for suboptimal control when athletes use second-line agents to avoid TUE complexity, and refer back to the prescribing physician when performance or safety is affected.</w:t>
       </w:r>
     </w:p>
     <w:p>
@@ -11277,7 +11106,23 @@
           <w:color w:val="000000"/>
           <w:sz w:val="24"/>
         </w:rPr>
-        <w:t>6. Differentiate diuretic prohibition based on masking potential, considering a streamlined TUE process for MRAs (spironolactone/eplerenone) prescribed for heart failure.</w:t>
+        <w:t>• Support guideline-directed therapy. Encourage athletes with asthma to use prescribed controller therapy rather than SABA-only treatment, and remind all athletes to check the annually updated WADA Prohibited List before taking new medications.</w:t>
+      </w:r>
+    </w:p>
+    <w:p>
+      <w:pPr>
+        <w:spacing w:before="240" w:after="120"/>
+      </w:pPr>
+      <w:r>
+        <w:rPr>
+          <w:rFonts w:ascii="Times New Roman" w:hAnsi="Times New Roman" w:eastAsia="Times New Roman"/>
+          <w:b/>
+          <w:i w:val="0"/>
+          <w:strike w:val="0"/>
+          <w:color w:val="000000"/>
+          <w:sz w:val="28"/>
+        </w:rPr>
+        <w:t>DISCLOSURES</w:t>
       </w:r>
     </w:p>
     <w:p>
@@ -11293,7 +11138,7 @@
           <w:color w:val="000000"/>
           <w:sz w:val="24"/>
         </w:rPr>
-        <w:t>7. Simplify and digitize TUE applications through ADAMS system improvements, multilingual support, and standardized documentation templates to reduce access disparities.</w:t>
+        <w:t>Declaration of interest: The authors declare no conflicts of interest.</w:t>
       </w:r>
     </w:p>
     <w:p>
@@ -11309,7 +11154,55 @@
           <w:color w:val="000000"/>
           <w:sz w:val="24"/>
         </w:rPr>
-        <w:t>8. Integrate anti-doping pharmacology education into medical school curricula, residency training, and continuing medical education to improve prescriber awareness of the Prohibited List.</w:t>
+        <w:t>Funding: This work received no external funding.</w:t>
+      </w:r>
+    </w:p>
+    <w:p>
+      <w:pPr>
+        <w:ind w:firstLine="720"/>
+      </w:pPr>
+      <w:r>
+        <w:rPr>
+          <w:rFonts w:ascii="Times New Roman" w:hAnsi="Times New Roman" w:eastAsia="Times New Roman"/>
+          <w:b w:val="0"/>
+          <w:i w:val="0"/>
+          <w:strike w:val="0"/>
+          <w:color w:val="000000"/>
+          <w:sz w:val="24"/>
+        </w:rPr>
+        <w:t>Acknowledgments: None.</w:t>
+      </w:r>
+    </w:p>
+    <w:p>
+      <w:pPr>
+        <w:ind w:firstLine="720"/>
+      </w:pPr>
+      <w:r>
+        <w:rPr>
+          <w:rFonts w:ascii="Times New Roman" w:hAnsi="Times New Roman" w:eastAsia="Times New Roman"/>
+          <w:b w:val="0"/>
+          <w:i w:val="0"/>
+          <w:strike w:val="0"/>
+          <w:color w:val="000000"/>
+          <w:sz w:val="24"/>
+        </w:rPr>
+        <w:t>Declaration of generative artificial intelligence (AI) in scientific writing: We used generative devin.ai to help with formatting the text and choosing words that suited the tone, and to help writing responses to the reviewers.</w:t>
+      </w:r>
+    </w:p>
+    <w:p>
+      <w:pPr>
+        <w:ind w:firstLine="720"/>
+      </w:pPr>
+      <w:r>
+        <w:rPr>
+          <w:rFonts w:ascii="Times New Roman" w:hAnsi="Times New Roman" w:eastAsia="Times New Roman"/>
+          <w:b w:val="0"/>
+          <w:i w:val="0"/>
+          <w:strike w:val="0"/>
+          <w:color w:val="000000"/>
+          <w:sz w:val="24"/>
+        </w:rPr>
+        <w:t>Authors' contribution: O.T.: Conceptualization, Methodology, Software, Formal analysis, Writing - original draft, Writing - review &amp; editing. T.I.: Writing - review &amp; editing.</w:t>
       </w:r>
     </w:p>
     <w:p>
@@ -11325,23 +11218,19 @@
           <w:color w:val="000000"/>
           <w:sz w:val="28"/>
         </w:rPr>
-        <w:t>PRACTICAL APPLICATIONS</w:t>
+        <w:t>REFERENCES</w:t>
       </w:r>
     </w:p>
     <w:p>
-      <w:pPr>
-        <w:ind w:firstLine="720"/>
-      </w:pPr>
-      <w:r>
-        <w:rPr>
-          <w:rFonts w:ascii="Times New Roman" w:hAnsi="Times New Roman" w:eastAsia="Times New Roman"/>
-          <w:b w:val="0"/>
-          <w:i w:val="0"/>
-          <w:strike w:val="0"/>
-          <w:color w:val="000000"/>
-          <w:sz w:val="24"/>
-        </w:rPr>
-        <w:t>S&amp;C professionals are often the first to notice medication-related performance changes. The following concise actions can help athletes navigate TUE-related treatment decisions (Figure 5):</w:t>
+      <w:r>
+        <w:rPr>
+          <w:rFonts w:ascii="Times New Roman" w:hAnsi="Times New Roman" w:eastAsia="Times New Roman"/>
+          <w:b w:val="0"/>
+          <w:strike/>
+          <w:color w:val="0000FF"/>
+          <w:sz w:val="24"/>
+        </w:rPr>
+        <w:t>1. World Anti-Doping Agency. World Anti-Doping Code International Standard for Therapeutic Use Exemptions (ISTUE). Montreal: WADA; 2021.</w:t>
       </w:r>
     </w:p>
     <w:p>
@@ -11349,4211 +11238,1007 @@
         <w:rPr>
           <w:rFonts w:ascii="Times New Roman" w:hAnsi="Times New Roman" w:eastAsia="Times New Roman"/>
           <w:b w:val="0"/>
-          <w:i w:val="0"/>
-          <w:strike w:val="0"/>
-          <w:color w:val="FF0000"/>
-          <w:sz w:val="24"/>
-        </w:rPr>
-        <w:t>[Insert Figure 5 here]</w:t>
+          <w:strike w:val="0"/>
+          <w:color w:val="FF0000"/>
+          <w:sz w:val="24"/>
+        </w:rPr>
+        <w:t>1. Allen H, Backhouse SH, Hull JH, Price OJ. Anti-doping policy, therapeutic use exemption and medication use in athletes with asthma: a narrative review. Sports Med. 2019;49(5):659–668.</w:t>
       </w:r>
     </w:p>
     <w:p>
-      <w:pPr>
-        <w:ind w:firstLine="720"/>
-      </w:pPr>
-      <w:r>
-        <w:rPr>
-          <w:rFonts w:ascii="Times New Roman" w:hAnsi="Times New Roman" w:eastAsia="Times New Roman"/>
-          <w:b w:val="0"/>
-          <w:i w:val="0"/>
-          <w:strike w:val="0"/>
-          <w:color w:val="000000"/>
-          <w:sz w:val="24"/>
-        </w:rPr>
-        <w:t>• Anticipate transitions. Adjust training load and recovery when athletes switch medications because of TUE constraints.</w:t>
+      <w:r>
+        <w:rPr>
+          <w:rFonts w:ascii="Times New Roman" w:hAnsi="Times New Roman" w:eastAsia="Times New Roman"/>
+          <w:b w:val="0"/>
+          <w:strike/>
+          <w:color w:val="0000FF"/>
+          <w:sz w:val="24"/>
+        </w:rPr>
+        <w:t>2. World Anti-Doping Agency. World Anti-Doping Code 2021. Montreal: WADA; 2021.</w:t>
       </w:r>
     </w:p>
     <w:p>
-      <w:pPr>
-        <w:ind w:firstLine="720"/>
-      </w:pPr>
-      <w:r>
-        <w:rPr>
-          <w:rFonts w:ascii="Times New Roman" w:hAnsi="Times New Roman" w:eastAsia="Times New Roman"/>
-          <w:b w:val="0"/>
-          <w:i w:val="0"/>
-          <w:strike w:val="0"/>
-          <w:color w:val="000000"/>
-          <w:sz w:val="24"/>
-        </w:rPr>
-        <w:t>• Plan early. Encourage athletes to begin TUE applications 21–30 days before competitions and schedule annual renewals during pre-season planning.</w:t>
+      <w:r>
+        <w:rPr>
+          <w:rFonts w:ascii="Times New Roman" w:hAnsi="Times New Roman" w:eastAsia="Times New Roman"/>
+          <w:b w:val="0"/>
+          <w:strike w:val="0"/>
+          <w:color w:val="FF0000"/>
+          <w:sz w:val="24"/>
+        </w:rPr>
+        <w:t>2. American Diabetes Association Professional Practice Committee. Standards of Care in Diabetes—2025. Diabetes Care. 2025;48(Suppl 1):S1–S352.</w:t>
       </w:r>
     </w:p>
     <w:p>
-      <w:pPr>
-        <w:ind w:firstLine="720"/>
-      </w:pPr>
-      <w:r>
-        <w:rPr>
-          <w:rFonts w:ascii="Times New Roman" w:hAnsi="Times New Roman" w:eastAsia="Times New Roman"/>
-          <w:b w:val="0"/>
-          <w:i w:val="0"/>
-          <w:strike w:val="0"/>
-          <w:color w:val="000000"/>
-          <w:sz w:val="24"/>
-        </w:rPr>
-        <w:t>• Monitor symptom control. Watch for suboptimal control when athletes use second-line agents to avoid TUE complexity, and refer back to the prescribing physician when performance or safety is affected.</w:t>
+      <w:r>
+        <w:rPr>
+          <w:rFonts w:ascii="Times New Roman" w:hAnsi="Times New Roman" w:eastAsia="Times New Roman"/>
+          <w:b w:val="0"/>
+          <w:strike/>
+          <w:color w:val="0000FF"/>
+          <w:sz w:val="24"/>
+        </w:rPr>
+        <w:t>3. World Anti-Doping Agency. The 2026 Prohibited List International Standard. Montreal: WADA; 2025.</w:t>
       </w:r>
     </w:p>
     <w:p>
-      <w:pPr>
-        <w:ind w:firstLine="720"/>
-      </w:pPr>
-      <w:r>
-        <w:rPr>
-          <w:rFonts w:ascii="Times New Roman" w:hAnsi="Times New Roman" w:eastAsia="Times New Roman"/>
-          <w:b w:val="0"/>
-          <w:i w:val="0"/>
-          <w:strike w:val="0"/>
-          <w:color w:val="000000"/>
-          <w:sz w:val="24"/>
-        </w:rPr>
-        <w:t>• Support guideline-directed therapy. Encourage athletes with asthma to use prescribed controller therapy rather than SABA-only treatment, and remind all athletes to check the annually updated WADA Prohibited List before taking new medications.</w:t>
+      <w:r>
+        <w:rPr>
+          <w:rFonts w:ascii="Times New Roman" w:hAnsi="Times New Roman" w:eastAsia="Times New Roman"/>
+          <w:b w:val="0"/>
+          <w:strike w:val="0"/>
+          <w:color w:val="FF0000"/>
+          <w:sz w:val="24"/>
+        </w:rPr>
+        <w:t>3. Arksey H, O'Malley L. Scoping studies: towards a methodological framework. Int J Soc Res Methodol. 2005;8(1):19–32.</w:t>
       </w:r>
     </w:p>
     <w:p>
-      <w:pPr>
-        <w:spacing w:before="240" w:after="120"/>
-      </w:pPr>
-      <w:r>
-        <w:rPr>
-          <w:rFonts w:ascii="Times New Roman" w:hAnsi="Times New Roman" w:eastAsia="Times New Roman"/>
-          <w:b/>
-          <w:i w:val="0"/>
-          <w:strike w:val="0"/>
-          <w:color w:val="000000"/>
-          <w:sz w:val="28"/>
-        </w:rPr>
-        <w:t>DISCLOSURES</w:t>
+      <w:r>
+        <w:rPr>
+          <w:rFonts w:ascii="Times New Roman" w:hAnsi="Times New Roman" w:eastAsia="Times New Roman"/>
+          <w:b w:val="0"/>
+          <w:strike/>
+          <w:color w:val="0000FF"/>
+          <w:sz w:val="24"/>
+        </w:rPr>
+        <w:t>4. World Anti-Doping Agency. TUE Physician Guidelines – Asthma. Version 9.3. Montreal: WADA; 2026.</w:t>
       </w:r>
     </w:p>
     <w:p>
-      <w:pPr>
-        <w:ind w:firstLine="720"/>
-      </w:pPr>
-      <w:r>
-        <w:rPr>
-          <w:rFonts w:ascii="Times New Roman" w:hAnsi="Times New Roman" w:eastAsia="Times New Roman"/>
-          <w:b w:val="0"/>
-          <w:i w:val="0"/>
-          <w:strike w:val="0"/>
-          <w:color w:val="000000"/>
-          <w:sz w:val="24"/>
-        </w:rPr>
-        <w:t>Declaration of interest: The authors declare no conflicts of interest.</w:t>
+      <w:r>
+        <w:rPr>
+          <w:rFonts w:ascii="Times New Roman" w:hAnsi="Times New Roman" w:eastAsia="Times New Roman"/>
+          <w:b w:val="0"/>
+          <w:strike w:val="0"/>
+          <w:color w:val="FF0000"/>
+          <w:sz w:val="24"/>
+        </w:rPr>
+        <w:t>4. Australian ADHD Professionals Association. Australian Evidence-Based Clinical Practice Guideline for Attention Deficit Hyperactivity Disorder (ADHD). Melbourne: AADPA; 2022.</w:t>
       </w:r>
     </w:p>
     <w:p>
-      <w:pPr>
-        <w:ind w:firstLine="720"/>
-      </w:pPr>
-      <w:r>
-        <w:rPr>
-          <w:rFonts w:ascii="Times New Roman" w:hAnsi="Times New Roman" w:eastAsia="Times New Roman"/>
-          <w:b w:val="0"/>
-          <w:i w:val="0"/>
-          <w:strike w:val="0"/>
-          <w:color w:val="000000"/>
-          <w:sz w:val="24"/>
-        </w:rPr>
-        <w:t>Funding: This work received no external funding.</w:t>
+      <w:r>
+        <w:rPr>
+          <w:rFonts w:ascii="Times New Roman" w:hAnsi="Times New Roman" w:eastAsia="Times New Roman"/>
+          <w:b w:val="0"/>
+          <w:strike/>
+          <w:color w:val="0000FF"/>
+          <w:sz w:val="24"/>
+        </w:rPr>
+        <w:t>5. American Diabetes Association Professional Practice Committee. Standards of Care in Diabetes—2025. Diabetes Care. 2025;48(Suppl 1):S1–S352.</w:t>
       </w:r>
     </w:p>
     <w:p>
-      <w:pPr>
-        <w:ind w:firstLine="720"/>
-      </w:pPr>
-      <w:r>
-        <w:rPr>
-          <w:rFonts w:ascii="Times New Roman" w:hAnsi="Times New Roman" w:eastAsia="Times New Roman"/>
-          <w:b w:val="0"/>
-          <w:i w:val="0"/>
-          <w:strike w:val="0"/>
-          <w:color w:val="000000"/>
-          <w:sz w:val="24"/>
-        </w:rPr>
-        <w:t>Acknowledgments: None.</w:t>
+      <w:r>
+        <w:rPr>
+          <w:rFonts w:ascii="Times New Roman" w:hAnsi="Times New Roman" w:eastAsia="Times New Roman"/>
+          <w:b w:val="0"/>
+          <w:strike w:val="0"/>
+          <w:color w:val="FF0000"/>
+          <w:sz w:val="24"/>
+        </w:rPr>
+        <w:t>5. Bhasin S, Brito JP, Cunningham GR, et al. Testosterone therapy in men with hypogonadism: an Endocrine Society clinical practice guideline. J Clin Endocrinol Metab. 2018;103(5):1715–1744.</w:t>
       </w:r>
     </w:p>
     <w:p>
-      <w:pPr>
-        <w:ind w:firstLine="720"/>
-      </w:pPr>
-      <w:r>
-        <w:rPr>
-          <w:rFonts w:ascii="Times New Roman" w:hAnsi="Times New Roman" w:eastAsia="Times New Roman"/>
-          <w:b w:val="0"/>
-          <w:i w:val="0"/>
-          <w:strike w:val="0"/>
-          <w:color w:val="000000"/>
-          <w:sz w:val="24"/>
-        </w:rPr>
-        <w:t>Declaration of generative artificial intelligence (AI) in scientific writing: We used generative devin.ai to help with formatting the text and choosing words that suited the tone, and to help writing responses to the reviewers.</w:t>
+      <w:r>
+        <w:rPr>
+          <w:rFonts w:ascii="Times New Roman" w:hAnsi="Times New Roman" w:eastAsia="Times New Roman"/>
+          <w:b w:val="0"/>
+          <w:strike/>
+          <w:color w:val="0000FF"/>
+          <w:sz w:val="24"/>
+        </w:rPr>
+        <w:t>6. Bhasin S, Brito JP, Cunningham GR, et al. Testosterone therapy in men with hypogonadism: an Endocrine Society clinical practice guideline. J Clin Endocrinol Metab. 2018;103(5):1715–1744.</w:t>
       </w:r>
     </w:p>
     <w:p>
-      <w:pPr>
-        <w:ind w:firstLine="720"/>
-      </w:pPr>
-      <w:r>
-        <w:rPr>
-          <w:rFonts w:ascii="Times New Roman" w:hAnsi="Times New Roman" w:eastAsia="Times New Roman"/>
-          <w:b w:val="0"/>
-          <w:i w:val="0"/>
-          <w:strike w:val="0"/>
-          <w:color w:val="000000"/>
-          <w:sz w:val="24"/>
-        </w:rPr>
-        <w:t>Authors' contribution: O.T.: Conceptualization, Methodology, Software, Formal analysis, Writing - original draft, Writing - review &amp; editing. T.I.: Writing - review &amp; editing.</w:t>
+      <w:r>
+        <w:rPr>
+          <w:rFonts w:ascii="Times New Roman" w:hAnsi="Times New Roman" w:eastAsia="Times New Roman"/>
+          <w:b w:val="0"/>
+          <w:strike w:val="0"/>
+          <w:color w:val="FF0000"/>
+          <w:sz w:val="24"/>
+        </w:rPr>
+        <w:t>6. Di Luigi L, Sansone P, Sgrò P, et al. Prevalence of undiagnosed testosterone deficiency in aging athletes: does exercise training influence the symptoms of male hypogonadism? J Sex Med. 2010;7(4 Pt 1):1361–1369.</w:t>
       </w:r>
     </w:p>
     <w:p>
-      <w:pPr>
-        <w:spacing w:before="240" w:after="120"/>
-      </w:pPr>
-      <w:r>
-        <w:rPr>
-          <w:rFonts w:ascii="Times New Roman" w:hAnsi="Times New Roman" w:eastAsia="Times New Roman"/>
-          <w:b/>
-          <w:i w:val="0"/>
-          <w:strike w:val="0"/>
-          <w:color w:val="000000"/>
-          <w:sz w:val="28"/>
-        </w:rPr>
-        <w:t>REFERENCES</w:t>
+      <w:r>
+        <w:rPr>
+          <w:rFonts w:ascii="Times New Roman" w:hAnsi="Times New Roman" w:eastAsia="Times New Roman"/>
+          <w:b w:val="0"/>
+          <w:strike/>
+          <w:color w:val="0000FF"/>
+          <w:sz w:val="24"/>
+        </w:rPr>
+        <w:t>7. Global Initiative for Asthma. Global Strategy for Asthma Management and Prevention. Fontana, WI: GINA; 2025.</w:t>
       </w:r>
     </w:p>
     <w:p>
-      <w:pPr>
-        <w:ind w:firstLine="720"/>
-      </w:pPr>
-      <w:r>
-        <w:rPr>
-          <w:rFonts w:ascii="Times New Roman" w:hAnsi="Times New Roman" w:eastAsia="Times New Roman"/>
-          <w:b w:val="0"/>
-          <w:i w:val="0"/>
-          <w:strike w:val="0"/>
-          <w:color w:val="000000"/>
-          <w:sz w:val="24"/>
-        </w:rPr>
-        <w:t xml:space="preserve">1. </w:t>
-      </w:r>
-      <w:r>
-        <w:rPr>
-          <w:rFonts w:ascii="Times New Roman" w:hAnsi="Times New Roman" w:eastAsia="Times New Roman"/>
-          <w:b w:val="0"/>
-          <w:i w:val="0"/>
-          <w:strike/>
-          <w:color w:val="0000FF"/>
-          <w:sz w:val="24"/>
-        </w:rPr>
-        <w:t>World Anti-Doping Agency. World Anti-Doping Code International Standard for Therapeutic Use Exemptions (ISTUE). Montreal: WADA; 2021.</w:t>
-      </w:r>
-      <w:r>
-        <w:rPr>
-          <w:rFonts w:ascii="Times New Roman" w:hAnsi="Times New Roman" w:eastAsia="Times New Roman"/>
-          <w:b w:val="0"/>
-          <w:i w:val="0"/>
-          <w:strike w:val="0"/>
-          <w:color w:val="FF0000"/>
-          <w:sz w:val="24"/>
-        </w:rPr>
-        <w:t>Allen H, Backhouse SH, Hull JH, Price OJ. Anti-doping policy, therapeutic use exemption and medication use in athletes with asthma: a narrative review. Sports Med. 2019;49</w:t>
-      </w:r>
-      <w:r>
-        <w:rPr>
-          <w:rFonts w:ascii="Times New Roman" w:hAnsi="Times New Roman" w:eastAsia="Times New Roman"/>
-          <w:b w:val="0"/>
-          <w:i w:val="0"/>
-          <w:strike w:val="0"/>
-          <w:color w:val="FF0000"/>
-          <w:sz w:val="24"/>
-        </w:rPr>
-        <w:t>(</w:t>
-      </w:r>
-      <w:r>
-        <w:rPr>
-          <w:rFonts w:ascii="Times New Roman" w:hAnsi="Times New Roman" w:eastAsia="Times New Roman"/>
-          <w:b w:val="0"/>
-          <w:i w:val="0"/>
-          <w:strike w:val="0"/>
-          <w:color w:val="FF0000"/>
-          <w:sz w:val="24"/>
-          <w:vertAlign w:val="superscript"/>
-        </w:rPr>
-        <w:t>5</w:t>
-      </w:r>
-      <w:r>
-        <w:rPr>
-          <w:rFonts w:ascii="Times New Roman" w:hAnsi="Times New Roman" w:eastAsia="Times New Roman"/>
-          <w:b w:val="0"/>
-          <w:i w:val="0"/>
-          <w:strike w:val="0"/>
-          <w:color w:val="FF0000"/>
-          <w:sz w:val="24"/>
-        </w:rPr>
-        <w:t>)</w:t>
-      </w:r>
-      <w:r>
-        <w:rPr>
-          <w:rFonts w:ascii="Times New Roman" w:hAnsi="Times New Roman" w:eastAsia="Times New Roman"/>
-          <w:b w:val="0"/>
-          <w:i w:val="0"/>
-          <w:strike w:val="0"/>
-          <w:color w:val="FF0000"/>
-          <w:sz w:val="24"/>
-        </w:rPr>
-        <w:t>:659–668.</w:t>
+      <w:r>
+        <w:rPr>
+          <w:rFonts w:ascii="Times New Roman" w:hAnsi="Times New Roman" w:eastAsia="Times New Roman"/>
+          <w:b w:val="0"/>
+          <w:strike w:val="0"/>
+          <w:color w:val="FF0000"/>
+          <w:sz w:val="24"/>
+        </w:rPr>
+        <w:t>7. European Association of Urology. EAU Guidelines on Sexual and Reproductive Health. Arnhem: EAU; 2024.</w:t>
       </w:r>
     </w:p>
     <w:p>
-      <w:pPr>
-        <w:ind w:firstLine="720"/>
-      </w:pPr>
-      <w:r>
-        <w:rPr>
-          <w:rFonts w:ascii="Times New Roman" w:hAnsi="Times New Roman" w:eastAsia="Times New Roman"/>
-          <w:b w:val="0"/>
-          <w:i w:val="0"/>
-          <w:strike w:val="0"/>
-          <w:color w:val="000000"/>
-          <w:sz w:val="24"/>
-        </w:rPr>
-        <w:t xml:space="preserve">2. </w:t>
-      </w:r>
-      <w:r>
-        <w:rPr>
-          <w:rFonts w:ascii="Times New Roman" w:hAnsi="Times New Roman" w:eastAsia="Times New Roman"/>
-          <w:b w:val="0"/>
-          <w:i w:val="0"/>
-          <w:strike/>
-          <w:color w:val="0000FF"/>
-          <w:sz w:val="24"/>
-        </w:rPr>
-        <w:t>World Anti-Doping Agency. World Anti-Doping Code 2021. Montreal: WADA; 2021.</w:t>
-      </w:r>
-      <w:r>
-        <w:rPr>
-          <w:rFonts w:ascii="Times New Roman" w:hAnsi="Times New Roman" w:eastAsia="Times New Roman"/>
-          <w:b w:val="0"/>
-          <w:i w:val="0"/>
-          <w:strike w:val="0"/>
-          <w:color w:val="FF0000"/>
-          <w:sz w:val="24"/>
-        </w:rPr>
-        <w:t>American Diabetes Association Professional Practice Committee. Standards of Care in Diabetes—2025. Diabetes Care. 2025;48(Suppl 1):S1–S352.</w:t>
+      <w:r>
+        <w:rPr>
+          <w:rFonts w:ascii="Times New Roman" w:hAnsi="Times New Roman" w:eastAsia="Times New Roman"/>
+          <w:b w:val="0"/>
+          <w:strike/>
+          <w:color w:val="0000FF"/>
+          <w:sz w:val="24"/>
+        </w:rPr>
+        <w:t>8. McDonagh TA, Metra M, Adamo M, et al. 2021 ESC Guidelines for the diagnosis and treatment of acute and chronic heart failure. Eur Heart J. 2021;42(36):3599–3726.</w:t>
       </w:r>
     </w:p>
     <w:p>
-      <w:pPr>
-        <w:ind w:firstLine="720"/>
-      </w:pPr>
-      <w:r>
-        <w:rPr>
-          <w:rFonts w:ascii="Times New Roman" w:hAnsi="Times New Roman" w:eastAsia="Times New Roman"/>
-          <w:b w:val="0"/>
-          <w:i w:val="0"/>
-          <w:strike w:val="0"/>
-          <w:color w:val="000000"/>
-          <w:sz w:val="24"/>
-        </w:rPr>
-        <w:t xml:space="preserve">3. </w:t>
-      </w:r>
-      <w:r>
-        <w:rPr>
-          <w:rFonts w:ascii="Times New Roman" w:hAnsi="Times New Roman" w:eastAsia="Times New Roman"/>
-          <w:b w:val="0"/>
-          <w:i w:val="0"/>
-          <w:strike/>
-          <w:color w:val="0000FF"/>
-          <w:sz w:val="24"/>
-        </w:rPr>
-        <w:t>World Anti-Doping Agency. The 2026 Prohibited List International Standard. Montreal: WADA; 2025.</w:t>
-      </w:r>
-      <w:r>
-        <w:rPr>
-          <w:rFonts w:ascii="Times New Roman" w:hAnsi="Times New Roman" w:eastAsia="Times New Roman"/>
-          <w:b w:val="0"/>
-          <w:i w:val="0"/>
-          <w:strike w:val="0"/>
-          <w:color w:val="FF0000"/>
-          <w:sz w:val="24"/>
-        </w:rPr>
-        <w:t>Arksey H, O'Malley L. Scoping studies: towards a methodological framework. Int J Soc Res Methodol. 2005;8</w:t>
-      </w:r>
-      <w:r>
-        <w:rPr>
-          <w:rFonts w:ascii="Times New Roman" w:hAnsi="Times New Roman" w:eastAsia="Times New Roman"/>
-          <w:b w:val="0"/>
-          <w:i w:val="0"/>
-          <w:strike w:val="0"/>
-          <w:color w:val="FF0000"/>
-          <w:sz w:val="24"/>
-        </w:rPr>
-        <w:t>(</w:t>
-      </w:r>
-      <w:r>
-        <w:rPr>
-          <w:rFonts w:ascii="Times New Roman" w:hAnsi="Times New Roman" w:eastAsia="Times New Roman"/>
-          <w:b w:val="0"/>
-          <w:i w:val="0"/>
-          <w:strike w:val="0"/>
-          <w:color w:val="FF0000"/>
-          <w:sz w:val="24"/>
-          <w:vertAlign w:val="superscript"/>
-        </w:rPr>
-        <w:t>1</w:t>
-      </w:r>
-      <w:r>
-        <w:rPr>
-          <w:rFonts w:ascii="Times New Roman" w:hAnsi="Times New Roman" w:eastAsia="Times New Roman"/>
-          <w:b w:val="0"/>
-          <w:i w:val="0"/>
-          <w:strike w:val="0"/>
-          <w:color w:val="FF0000"/>
-          <w:sz w:val="24"/>
-        </w:rPr>
-        <w:t>)</w:t>
-      </w:r>
-      <w:r>
-        <w:rPr>
-          <w:rFonts w:ascii="Times New Roman" w:hAnsi="Times New Roman" w:eastAsia="Times New Roman"/>
-          <w:b w:val="0"/>
-          <w:i w:val="0"/>
-          <w:strike w:val="0"/>
-          <w:color w:val="FF0000"/>
-          <w:sz w:val="24"/>
-        </w:rPr>
-        <w:t>:19–32.</w:t>
+      <w:r>
+        <w:rPr>
+          <w:rFonts w:ascii="Times New Roman" w:hAnsi="Times New Roman" w:eastAsia="Times New Roman"/>
+          <w:b w:val="0"/>
+          <w:strike w:val="0"/>
+          <w:color w:val="FF0000"/>
+          <w:sz w:val="24"/>
+        </w:rPr>
+        <w:t>8. European Medicines Agency. Mounjaro: EPAR – summary for the public. 2022 Sep 15.</w:t>
       </w:r>
     </w:p>
     <w:p>
-      <w:pPr>
-        <w:ind w:firstLine="720"/>
-      </w:pPr>
-      <w:r>
-        <w:rPr>
-          <w:rFonts w:ascii="Times New Roman" w:hAnsi="Times New Roman" w:eastAsia="Times New Roman"/>
-          <w:b w:val="0"/>
-          <w:i w:val="0"/>
-          <w:strike w:val="0"/>
-          <w:color w:val="000000"/>
-          <w:sz w:val="24"/>
-        </w:rPr>
-        <w:t xml:space="preserve">4. </w:t>
-      </w:r>
-      <w:r>
-        <w:rPr>
-          <w:rFonts w:ascii="Times New Roman" w:hAnsi="Times New Roman" w:eastAsia="Times New Roman"/>
-          <w:b w:val="0"/>
-          <w:i w:val="0"/>
-          <w:strike/>
-          <w:color w:val="0000FF"/>
-          <w:sz w:val="24"/>
-        </w:rPr>
-        <w:t>World Anti-Doping Agency. TUE Physician Guidelines – Asthma. Version 9.3. Montreal: WADA; 2026.</w:t>
-      </w:r>
-      <w:r>
-        <w:rPr>
-          <w:rFonts w:ascii="Times New Roman" w:hAnsi="Times New Roman" w:eastAsia="Times New Roman"/>
-          <w:b w:val="0"/>
-          <w:i w:val="0"/>
-          <w:strike w:val="0"/>
-          <w:color w:val="FF0000"/>
-          <w:sz w:val="24"/>
-        </w:rPr>
-        <w:t>Australian ADHD Professionals Association. Australian Evidence-Based Clinical Practice Guideline for Attention Deficit Hyperactivity Disorder (ADHD). Melbourne: AADPA; 2022.</w:t>
+      <w:r>
+        <w:rPr>
+          <w:rFonts w:ascii="Times New Roman" w:hAnsi="Times New Roman" w:eastAsia="Times New Roman"/>
+          <w:b w:val="0"/>
+          <w:strike/>
+          <w:color w:val="0000FF"/>
+          <w:sz w:val="24"/>
+        </w:rPr>
+        <w:t>9. National Institute for Health and Care Excellence. Attention deficit hyperactivity disorder: diagnosis and management. NICE guideline [NG87]. London: NICE; 2024 (updated).</w:t>
       </w:r>
     </w:p>
     <w:p>
-      <w:pPr>
-        <w:ind w:firstLine="720"/>
-      </w:pPr>
-      <w:r>
-        <w:rPr>
-          <w:rFonts w:ascii="Times New Roman" w:hAnsi="Times New Roman" w:eastAsia="Times New Roman"/>
-          <w:b w:val="0"/>
-          <w:i w:val="0"/>
-          <w:strike w:val="0"/>
-          <w:color w:val="000000"/>
-          <w:sz w:val="24"/>
-        </w:rPr>
-        <w:t xml:space="preserve">5. </w:t>
-      </w:r>
-      <w:r>
-        <w:rPr>
-          <w:rFonts w:ascii="Times New Roman" w:hAnsi="Times New Roman" w:eastAsia="Times New Roman"/>
-          <w:b w:val="0"/>
-          <w:i w:val="0"/>
-          <w:strike/>
-          <w:color w:val="0000FF"/>
-          <w:sz w:val="24"/>
-        </w:rPr>
-        <w:t xml:space="preserve">American Diabetes Association Professional Practice Committee. Standards of Care </w:t>
-      </w:r>
-      <w:r>
-        <w:rPr>
-          <w:rFonts w:ascii="Times New Roman" w:hAnsi="Times New Roman" w:eastAsia="Times New Roman"/>
-          <w:b w:val="0"/>
-          <w:i w:val="0"/>
-          <w:strike w:val="0"/>
-          <w:color w:val="FF0000"/>
-          <w:sz w:val="24"/>
-        </w:rPr>
-        <w:t xml:space="preserve">Bhasin S, Brito JP, Cunningham GR, et al. Testosterone therapy </w:t>
-      </w:r>
-      <w:r>
-        <w:rPr>
-          <w:rFonts w:ascii="Times New Roman" w:hAnsi="Times New Roman" w:eastAsia="Times New Roman"/>
-          <w:b w:val="0"/>
-          <w:i w:val="0"/>
-          <w:strike w:val="0"/>
-          <w:color w:val="000000"/>
-          <w:sz w:val="24"/>
-        </w:rPr>
-        <w:t xml:space="preserve">in </w:t>
-      </w:r>
-      <w:r>
-        <w:rPr>
-          <w:rFonts w:ascii="Times New Roman" w:hAnsi="Times New Roman" w:eastAsia="Times New Roman"/>
-          <w:b w:val="0"/>
-          <w:i w:val="0"/>
-          <w:strike/>
-          <w:color w:val="0000FF"/>
-          <w:sz w:val="24"/>
-        </w:rPr>
-        <w:t>Diabetes—2025. Diabetes Care. 2025;48(Suppl 1):S1–S352.</w:t>
-      </w:r>
-      <w:r>
-        <w:rPr>
-          <w:rFonts w:ascii="Times New Roman" w:hAnsi="Times New Roman" w:eastAsia="Times New Roman"/>
-          <w:b w:val="0"/>
-          <w:i w:val="0"/>
-          <w:strike w:val="0"/>
-          <w:color w:val="FF0000"/>
-          <w:sz w:val="24"/>
-        </w:rPr>
-        <w:t>men with hypogonadism: an Endocrine Society clinical practice guideline. J Clin Endocrinol Metab. 2018;103</w:t>
-      </w:r>
-      <w:r>
-        <w:rPr>
-          <w:rFonts w:ascii="Times New Roman" w:hAnsi="Times New Roman" w:eastAsia="Times New Roman"/>
-          <w:b w:val="0"/>
-          <w:i w:val="0"/>
-          <w:strike w:val="0"/>
-          <w:color w:val="FF0000"/>
-          <w:sz w:val="24"/>
-        </w:rPr>
-        <w:t>(</w:t>
-      </w:r>
-      <w:r>
-        <w:rPr>
-          <w:rFonts w:ascii="Times New Roman" w:hAnsi="Times New Roman" w:eastAsia="Times New Roman"/>
-          <w:b w:val="0"/>
-          <w:i w:val="0"/>
-          <w:strike w:val="0"/>
-          <w:color w:val="FF0000"/>
-          <w:sz w:val="24"/>
-          <w:vertAlign w:val="superscript"/>
-        </w:rPr>
-        <w:t>5</w:t>
-      </w:r>
-      <w:r>
-        <w:rPr>
-          <w:rFonts w:ascii="Times New Roman" w:hAnsi="Times New Roman" w:eastAsia="Times New Roman"/>
-          <w:b w:val="0"/>
-          <w:i w:val="0"/>
-          <w:strike w:val="0"/>
-          <w:color w:val="FF0000"/>
-          <w:sz w:val="24"/>
-        </w:rPr>
-        <w:t>)</w:t>
-      </w:r>
-      <w:r>
-        <w:rPr>
-          <w:rFonts w:ascii="Times New Roman" w:hAnsi="Times New Roman" w:eastAsia="Times New Roman"/>
-          <w:b w:val="0"/>
-          <w:i w:val="0"/>
-          <w:strike w:val="0"/>
-          <w:color w:val="FF0000"/>
-          <w:sz w:val="24"/>
-        </w:rPr>
-        <w:t>:1715–1744.</w:t>
+      <w:r>
+        <w:rPr>
+          <w:rFonts w:ascii="Times New Roman" w:hAnsi="Times New Roman" w:eastAsia="Times New Roman"/>
+          <w:b w:val="0"/>
+          <w:strike w:val="0"/>
+          <w:color w:val="FF0000"/>
+          <w:sz w:val="24"/>
+        </w:rPr>
+        <w:t>9. European Medicines Agency. Ozempic: EPAR – summary for the public. 2018 Feb 8.</w:t>
       </w:r>
     </w:p>
     <w:p>
-      <w:pPr>
-        <w:ind w:firstLine="720"/>
-      </w:pPr>
-      <w:r>
-        <w:rPr>
-          <w:rFonts w:ascii="Times New Roman" w:hAnsi="Times New Roman" w:eastAsia="Times New Roman"/>
-          <w:b w:val="0"/>
-          <w:i w:val="0"/>
-          <w:strike w:val="0"/>
-          <w:color w:val="000000"/>
-          <w:sz w:val="24"/>
-        </w:rPr>
-        <w:t xml:space="preserve">6. </w:t>
-      </w:r>
-      <w:r>
-        <w:rPr>
-          <w:rFonts w:ascii="Times New Roman" w:hAnsi="Times New Roman" w:eastAsia="Times New Roman"/>
-          <w:b w:val="0"/>
-          <w:i w:val="0"/>
-          <w:strike/>
-          <w:color w:val="0000FF"/>
-          <w:sz w:val="24"/>
-        </w:rPr>
-        <w:t xml:space="preserve">Bhasin S, Brito JP, Cunningham GR, </w:t>
-      </w:r>
-      <w:r>
-        <w:rPr>
-          <w:rFonts w:ascii="Times New Roman" w:hAnsi="Times New Roman" w:eastAsia="Times New Roman"/>
-          <w:b w:val="0"/>
-          <w:i w:val="0"/>
-          <w:strike w:val="0"/>
-          <w:color w:val="FF0000"/>
-          <w:sz w:val="24"/>
-        </w:rPr>
-        <w:t xml:space="preserve">Di Luigi L, Sansone P, Sgrò P, </w:t>
-      </w:r>
-      <w:r>
-        <w:rPr>
-          <w:rFonts w:ascii="Times New Roman" w:hAnsi="Times New Roman" w:eastAsia="Times New Roman"/>
-          <w:b w:val="0"/>
-          <w:i w:val="0"/>
-          <w:strike w:val="0"/>
-          <w:color w:val="000000"/>
-          <w:sz w:val="24"/>
-        </w:rPr>
-        <w:t xml:space="preserve">et al. </w:t>
-      </w:r>
-      <w:r>
-        <w:rPr>
-          <w:rFonts w:ascii="Times New Roman" w:hAnsi="Times New Roman" w:eastAsia="Times New Roman"/>
-          <w:b w:val="0"/>
-          <w:i w:val="0"/>
-          <w:strike/>
-          <w:color w:val="0000FF"/>
-          <w:sz w:val="24"/>
-        </w:rPr>
-        <w:t xml:space="preserve">Testosterone therapy </w:t>
-      </w:r>
-      <w:r>
-        <w:rPr>
-          <w:rFonts w:ascii="Times New Roman" w:hAnsi="Times New Roman" w:eastAsia="Times New Roman"/>
-          <w:b w:val="0"/>
-          <w:i w:val="0"/>
-          <w:strike w:val="0"/>
-          <w:color w:val="FF0000"/>
-          <w:sz w:val="24"/>
-        </w:rPr>
-        <w:t xml:space="preserve">Prevalence of undiagnosed testosterone deficiency </w:t>
-      </w:r>
-      <w:r>
-        <w:rPr>
-          <w:rFonts w:ascii="Times New Roman" w:hAnsi="Times New Roman" w:eastAsia="Times New Roman"/>
-          <w:b w:val="0"/>
-          <w:i w:val="0"/>
-          <w:strike w:val="0"/>
-          <w:color w:val="000000"/>
-          <w:sz w:val="24"/>
-        </w:rPr>
-        <w:t xml:space="preserve">in </w:t>
-      </w:r>
-      <w:r>
-        <w:rPr>
-          <w:rFonts w:ascii="Times New Roman" w:hAnsi="Times New Roman" w:eastAsia="Times New Roman"/>
-          <w:b w:val="0"/>
-          <w:i w:val="0"/>
-          <w:strike/>
-          <w:color w:val="0000FF"/>
-          <w:sz w:val="24"/>
-        </w:rPr>
-        <w:t xml:space="preserve">men with hypogonadism: an Endocrine Society clinical practice guideline. </w:t>
-      </w:r>
-      <w:r>
-        <w:rPr>
-          <w:rFonts w:ascii="Times New Roman" w:hAnsi="Times New Roman" w:eastAsia="Times New Roman"/>
-          <w:b w:val="0"/>
-          <w:i w:val="0"/>
-          <w:strike w:val="0"/>
-          <w:color w:val="FF0000"/>
-          <w:sz w:val="24"/>
-        </w:rPr>
-        <w:t xml:space="preserve">aging athletes: does exercise training influence the symptoms of male hypogonadism? </w:t>
-      </w:r>
-      <w:r>
-        <w:rPr>
-          <w:rFonts w:ascii="Times New Roman" w:hAnsi="Times New Roman" w:eastAsia="Times New Roman"/>
-          <w:b w:val="0"/>
-          <w:i w:val="0"/>
-          <w:strike w:val="0"/>
-          <w:color w:val="000000"/>
-          <w:sz w:val="24"/>
-        </w:rPr>
-        <w:t xml:space="preserve">J </w:t>
-      </w:r>
-      <w:r>
-        <w:rPr>
-          <w:rFonts w:ascii="Times New Roman" w:hAnsi="Times New Roman" w:eastAsia="Times New Roman"/>
-          <w:b w:val="0"/>
-          <w:i w:val="0"/>
-          <w:strike/>
-          <w:color w:val="0000FF"/>
-          <w:sz w:val="24"/>
-        </w:rPr>
-        <w:t>Clin Endocrinol Metab. 2018;103</w:t>
-      </w:r>
-      <w:r>
-        <w:rPr>
-          <w:rFonts w:ascii="Times New Roman" w:hAnsi="Times New Roman" w:eastAsia="Times New Roman"/>
-          <w:b w:val="0"/>
-          <w:i w:val="0"/>
-          <w:strike/>
-          <w:color w:val="0000FF"/>
-          <w:sz w:val="24"/>
-        </w:rPr>
-        <w:t>(</w:t>
-      </w:r>
-      <w:r>
-        <w:rPr>
-          <w:rFonts w:ascii="Times New Roman" w:hAnsi="Times New Roman" w:eastAsia="Times New Roman"/>
-          <w:b w:val="0"/>
-          <w:i w:val="0"/>
-          <w:strike/>
-          <w:color w:val="0000FF"/>
-          <w:sz w:val="24"/>
-          <w:vertAlign w:val="superscript"/>
-        </w:rPr>
-        <w:t>5</w:t>
-      </w:r>
-      <w:r>
-        <w:rPr>
-          <w:rFonts w:ascii="Times New Roman" w:hAnsi="Times New Roman" w:eastAsia="Times New Roman"/>
-          <w:b w:val="0"/>
-          <w:i w:val="0"/>
-          <w:strike/>
-          <w:color w:val="0000FF"/>
-          <w:sz w:val="24"/>
-        </w:rPr>
-        <w:t>)</w:t>
-      </w:r>
-      <w:r>
-        <w:rPr>
-          <w:rFonts w:ascii="Times New Roman" w:hAnsi="Times New Roman" w:eastAsia="Times New Roman"/>
-          <w:b w:val="0"/>
-          <w:i w:val="0"/>
-          <w:strike/>
-          <w:color w:val="0000FF"/>
-          <w:sz w:val="24"/>
-        </w:rPr>
-        <w:t>:1715–1744.</w:t>
-      </w:r>
-      <w:r>
-        <w:rPr>
-          <w:rFonts w:ascii="Times New Roman" w:hAnsi="Times New Roman" w:eastAsia="Times New Roman"/>
-          <w:b w:val="0"/>
-          <w:i w:val="0"/>
-          <w:strike w:val="0"/>
-          <w:color w:val="FF0000"/>
-          <w:sz w:val="24"/>
-        </w:rPr>
-        <w:t>Sex Med. 2010;7(4 Pt 1):1361–1369.</w:t>
+      <w:r>
+        <w:rPr>
+          <w:rFonts w:ascii="Times New Roman" w:hAnsi="Times New Roman" w:eastAsia="Times New Roman"/>
+          <w:b w:val="0"/>
+          <w:strike/>
+          <w:color w:val="0000FF"/>
+          <w:sz w:val="24"/>
+        </w:rPr>
+        <w:t>10. Allen H, Backhouse SH, Hull JH, Price OJ. Anti-doping policy, therapeutic use exemption and medication use in athletes with asthma: a narrative review. Sports Med. 2019;49(5):659–668.</w:t>
       </w:r>
     </w:p>
     <w:p>
-      <w:pPr>
-        <w:ind w:firstLine="720"/>
-      </w:pPr>
-      <w:r>
-        <w:rPr>
-          <w:rFonts w:ascii="Times New Roman" w:hAnsi="Times New Roman" w:eastAsia="Times New Roman"/>
-          <w:b w:val="0"/>
-          <w:i w:val="0"/>
-          <w:strike w:val="0"/>
-          <w:color w:val="000000"/>
-          <w:sz w:val="24"/>
-        </w:rPr>
-        <w:t xml:space="preserve">7. </w:t>
-      </w:r>
-      <w:r>
-        <w:rPr>
-          <w:rFonts w:ascii="Times New Roman" w:hAnsi="Times New Roman" w:eastAsia="Times New Roman"/>
-          <w:b w:val="0"/>
-          <w:i w:val="0"/>
-          <w:strike/>
-          <w:color w:val="0000FF"/>
-          <w:sz w:val="24"/>
-        </w:rPr>
-        <w:t xml:space="preserve">Global Initiative for Asthma. Global Strategy for Asthma Management </w:t>
-      </w:r>
-      <w:r>
-        <w:rPr>
-          <w:rFonts w:ascii="Times New Roman" w:hAnsi="Times New Roman" w:eastAsia="Times New Roman"/>
-          <w:b w:val="0"/>
-          <w:i w:val="0"/>
-          <w:strike w:val="0"/>
-          <w:color w:val="FF0000"/>
-          <w:sz w:val="24"/>
-        </w:rPr>
-        <w:t xml:space="preserve">European Association of Urology. EAU Guidelines on Sexual </w:t>
-      </w:r>
-      <w:r>
-        <w:rPr>
-          <w:rFonts w:ascii="Times New Roman" w:hAnsi="Times New Roman" w:eastAsia="Times New Roman"/>
-          <w:b w:val="0"/>
-          <w:i w:val="0"/>
-          <w:strike w:val="0"/>
-          <w:color w:val="000000"/>
-          <w:sz w:val="24"/>
-        </w:rPr>
-        <w:t xml:space="preserve">and </w:t>
-      </w:r>
-      <w:r>
-        <w:rPr>
-          <w:rFonts w:ascii="Times New Roman" w:hAnsi="Times New Roman" w:eastAsia="Times New Roman"/>
-          <w:b w:val="0"/>
-          <w:i w:val="0"/>
-          <w:strike/>
-          <w:color w:val="0000FF"/>
-          <w:sz w:val="24"/>
-        </w:rPr>
-        <w:t>Prevention. Fontana, WI: GINA; 2025.</w:t>
-      </w:r>
-      <w:r>
-        <w:rPr>
-          <w:rFonts w:ascii="Times New Roman" w:hAnsi="Times New Roman" w:eastAsia="Times New Roman"/>
-          <w:b w:val="0"/>
-          <w:i w:val="0"/>
-          <w:strike w:val="0"/>
-          <w:color w:val="FF0000"/>
-          <w:sz w:val="24"/>
-        </w:rPr>
-        <w:t>Reproductive Health. Arnhem: EAU; 2024.</w:t>
+      <w:r>
+        <w:rPr>
+          <w:rFonts w:ascii="Times New Roman" w:hAnsi="Times New Roman" w:eastAsia="Times New Roman"/>
+          <w:b w:val="0"/>
+          <w:strike w:val="0"/>
+          <w:color w:val="FF0000"/>
+          <w:sz w:val="24"/>
+        </w:rPr>
+        <w:t>10. Gerrard D, Pipe A. Therapeutic use exemptions. Med Sport Sci. 2017;62:55–67.</w:t>
       </w:r>
     </w:p>
     <w:p>
-      <w:pPr>
-        <w:ind w:firstLine="720"/>
-      </w:pPr>
-      <w:r>
-        <w:rPr>
-          <w:rFonts w:ascii="Times New Roman" w:hAnsi="Times New Roman" w:eastAsia="Times New Roman"/>
-          <w:b w:val="0"/>
-          <w:i w:val="0"/>
-          <w:strike w:val="0"/>
-          <w:color w:val="000000"/>
-          <w:sz w:val="24"/>
-        </w:rPr>
-        <w:t xml:space="preserve">8. </w:t>
-      </w:r>
-      <w:r>
-        <w:rPr>
-          <w:rFonts w:ascii="Times New Roman" w:hAnsi="Times New Roman" w:eastAsia="Times New Roman"/>
-          <w:b w:val="0"/>
-          <w:i w:val="0"/>
-          <w:strike/>
-          <w:color w:val="0000FF"/>
-          <w:sz w:val="24"/>
-        </w:rPr>
-        <w:t xml:space="preserve">McDonagh TA, Metra M, Adamo M, et al. 2021 ESC Guidelines </w:t>
-      </w:r>
-      <w:r>
-        <w:rPr>
-          <w:rFonts w:ascii="Times New Roman" w:hAnsi="Times New Roman" w:eastAsia="Times New Roman"/>
-          <w:b w:val="0"/>
-          <w:i w:val="0"/>
-          <w:strike w:val="0"/>
-          <w:color w:val="FF0000"/>
-          <w:sz w:val="24"/>
-        </w:rPr>
-        <w:t xml:space="preserve">European Medicines Agency. Mounjaro: EPAR – summary </w:t>
-      </w:r>
-      <w:r>
-        <w:rPr>
-          <w:rFonts w:ascii="Times New Roman" w:hAnsi="Times New Roman" w:eastAsia="Times New Roman"/>
-          <w:b w:val="0"/>
-          <w:i w:val="0"/>
-          <w:strike w:val="0"/>
-          <w:color w:val="000000"/>
-          <w:sz w:val="24"/>
-        </w:rPr>
-        <w:t xml:space="preserve">for the </w:t>
-      </w:r>
-      <w:r>
-        <w:rPr>
-          <w:rFonts w:ascii="Times New Roman" w:hAnsi="Times New Roman" w:eastAsia="Times New Roman"/>
-          <w:b w:val="0"/>
-          <w:i w:val="0"/>
-          <w:strike/>
-          <w:color w:val="0000FF"/>
-          <w:sz w:val="24"/>
-        </w:rPr>
-        <w:t>diagnosis and treatment of acute and chronic heart failure. Eur Heart J. 2021;42</w:t>
-      </w:r>
-      <w:r>
-        <w:rPr>
-          <w:rFonts w:ascii="Times New Roman" w:hAnsi="Times New Roman" w:eastAsia="Times New Roman"/>
-          <w:b w:val="0"/>
-          <w:i w:val="0"/>
-          <w:strike/>
-          <w:color w:val="0000FF"/>
-          <w:sz w:val="24"/>
-        </w:rPr>
-        <w:t>(</w:t>
-      </w:r>
-      <w:r>
-        <w:rPr>
-          <w:rFonts w:ascii="Times New Roman" w:hAnsi="Times New Roman" w:eastAsia="Times New Roman"/>
-          <w:b w:val="0"/>
-          <w:i w:val="0"/>
-          <w:strike/>
-          <w:color w:val="0000FF"/>
-          <w:sz w:val="24"/>
-          <w:vertAlign w:val="superscript"/>
-        </w:rPr>
-        <w:t>36</w:t>
-      </w:r>
-      <w:r>
-        <w:rPr>
-          <w:rFonts w:ascii="Times New Roman" w:hAnsi="Times New Roman" w:eastAsia="Times New Roman"/>
-          <w:b w:val="0"/>
-          <w:i w:val="0"/>
-          <w:strike/>
-          <w:color w:val="0000FF"/>
-          <w:sz w:val="24"/>
-        </w:rPr>
-        <w:t>)</w:t>
-      </w:r>
-      <w:r>
-        <w:rPr>
-          <w:rFonts w:ascii="Times New Roman" w:hAnsi="Times New Roman" w:eastAsia="Times New Roman"/>
-          <w:b w:val="0"/>
-          <w:i w:val="0"/>
-          <w:strike/>
-          <w:color w:val="0000FF"/>
-          <w:sz w:val="24"/>
-        </w:rPr>
-        <w:t>:3599–3726.</w:t>
-      </w:r>
-      <w:r>
-        <w:rPr>
-          <w:rFonts w:ascii="Times New Roman" w:hAnsi="Times New Roman" w:eastAsia="Times New Roman"/>
-          <w:b w:val="0"/>
-          <w:i w:val="0"/>
-          <w:strike w:val="0"/>
-          <w:color w:val="FF0000"/>
-          <w:sz w:val="24"/>
-        </w:rPr>
-        <w:t>public. 2022 Sep 15.</w:t>
+      <w:r>
+        <w:rPr>
+          <w:rFonts w:ascii="Times New Roman" w:hAnsi="Times New Roman" w:eastAsia="Times New Roman"/>
+          <w:b w:val="0"/>
+          <w:strike/>
+          <w:color w:val="0000FF"/>
+          <w:sz w:val="24"/>
+        </w:rPr>
+        <w:t>11. Gerrard D, Pipe A. Therapeutic use exemptions. Med Sport Sci. 2017;62:55–67.</w:t>
       </w:r>
     </w:p>
     <w:p>
-      <w:pPr>
-        <w:ind w:firstLine="720"/>
-      </w:pPr>
-      <w:r>
-        <w:rPr>
-          <w:rFonts w:ascii="Times New Roman" w:hAnsi="Times New Roman" w:eastAsia="Times New Roman"/>
-          <w:b w:val="0"/>
-          <w:i w:val="0"/>
-          <w:strike w:val="0"/>
-          <w:color w:val="000000"/>
-          <w:sz w:val="24"/>
-        </w:rPr>
-        <w:t xml:space="preserve">9. </w:t>
-      </w:r>
-      <w:r>
-        <w:rPr>
-          <w:rFonts w:ascii="Times New Roman" w:hAnsi="Times New Roman" w:eastAsia="Times New Roman"/>
-          <w:b w:val="0"/>
-          <w:i w:val="0"/>
-          <w:strike/>
-          <w:color w:val="0000FF"/>
-          <w:sz w:val="24"/>
-        </w:rPr>
-        <w:t xml:space="preserve">National Institute </w:t>
-      </w:r>
-      <w:r>
-        <w:rPr>
-          <w:rFonts w:ascii="Times New Roman" w:hAnsi="Times New Roman" w:eastAsia="Times New Roman"/>
-          <w:b w:val="0"/>
-          <w:i w:val="0"/>
-          <w:strike w:val="0"/>
-          <w:color w:val="FF0000"/>
-          <w:sz w:val="24"/>
-        </w:rPr>
-        <w:t xml:space="preserve">European Medicines Agency. Ozempic: EPAR – summary </w:t>
-      </w:r>
-      <w:r>
-        <w:rPr>
-          <w:rFonts w:ascii="Times New Roman" w:hAnsi="Times New Roman" w:eastAsia="Times New Roman"/>
-          <w:b w:val="0"/>
-          <w:i w:val="0"/>
-          <w:strike w:val="0"/>
-          <w:color w:val="000000"/>
-          <w:sz w:val="24"/>
-        </w:rPr>
-        <w:t xml:space="preserve">for </w:t>
-      </w:r>
-      <w:r>
-        <w:rPr>
-          <w:rFonts w:ascii="Times New Roman" w:hAnsi="Times New Roman" w:eastAsia="Times New Roman"/>
-          <w:b w:val="0"/>
-          <w:i w:val="0"/>
-          <w:strike/>
-          <w:color w:val="0000FF"/>
-          <w:sz w:val="24"/>
-        </w:rPr>
-        <w:t>Health and Care Excellence. Attention deficit hyperactivity disorder: diagnosis and management. NICE guideline [NG87]. London: NICE; 2024 (updated).</w:t>
-      </w:r>
-      <w:r>
-        <w:rPr>
-          <w:rFonts w:ascii="Times New Roman" w:hAnsi="Times New Roman" w:eastAsia="Times New Roman"/>
-          <w:b w:val="0"/>
-          <w:i w:val="0"/>
-          <w:strike w:val="0"/>
-          <w:color w:val="FF0000"/>
-          <w:sz w:val="24"/>
-        </w:rPr>
-        <w:t>the public. 2018 Feb 8.</w:t>
+      <w:r>
+        <w:rPr>
+          <w:rFonts w:ascii="Times New Roman" w:hAnsi="Times New Roman" w:eastAsia="Times New Roman"/>
+          <w:b w:val="0"/>
+          <w:strike w:val="0"/>
+          <w:color w:val="FF0000"/>
+          <w:sz w:val="24"/>
+        </w:rPr>
+        <w:t>11. Global Initiative for Asthma. Global Strategy for Asthma Management and Prevention. Fontana, WI: GINA; 2025.</w:t>
       </w:r>
     </w:p>
     <w:p>
-      <w:pPr>
-        <w:ind w:firstLine="720"/>
-      </w:pPr>
-      <w:r>
-        <w:rPr>
-          <w:rFonts w:ascii="Times New Roman" w:hAnsi="Times New Roman" w:eastAsia="Times New Roman"/>
-          <w:b w:val="0"/>
-          <w:i w:val="0"/>
-          <w:strike w:val="0"/>
-          <w:color w:val="000000"/>
-          <w:sz w:val="24"/>
-        </w:rPr>
-        <w:t xml:space="preserve">10. </w:t>
-      </w:r>
-      <w:r>
-        <w:rPr>
-          <w:rFonts w:ascii="Times New Roman" w:hAnsi="Times New Roman" w:eastAsia="Times New Roman"/>
-          <w:b w:val="0"/>
-          <w:i w:val="0"/>
-          <w:strike/>
-          <w:color w:val="0000FF"/>
-          <w:sz w:val="24"/>
-        </w:rPr>
-        <w:t xml:space="preserve">Allen H, Backhouse SH, Hull JH, Price OJ. Anti-doping policy, therapeutic </w:t>
-      </w:r>
-      <w:r>
-        <w:rPr>
-          <w:rFonts w:ascii="Times New Roman" w:hAnsi="Times New Roman" w:eastAsia="Times New Roman"/>
-          <w:b w:val="0"/>
-          <w:i w:val="0"/>
-          <w:strike w:val="0"/>
-          <w:color w:val="FF0000"/>
-          <w:sz w:val="24"/>
-        </w:rPr>
-        <w:t xml:space="preserve">Gerrard D, Pipe A. Therapeutic </w:t>
-      </w:r>
-      <w:r>
-        <w:rPr>
-          <w:rFonts w:ascii="Times New Roman" w:hAnsi="Times New Roman" w:eastAsia="Times New Roman"/>
-          <w:b w:val="0"/>
-          <w:i w:val="0"/>
-          <w:strike w:val="0"/>
-          <w:color w:val="000000"/>
-          <w:sz w:val="24"/>
-        </w:rPr>
-        <w:t xml:space="preserve">use </w:t>
-      </w:r>
-      <w:r>
-        <w:rPr>
-          <w:rFonts w:ascii="Times New Roman" w:hAnsi="Times New Roman" w:eastAsia="Times New Roman"/>
-          <w:b w:val="0"/>
-          <w:i w:val="0"/>
-          <w:strike/>
-          <w:color w:val="0000FF"/>
-          <w:sz w:val="24"/>
-        </w:rPr>
-        <w:t>exemption and medication use in athletes with asthma: a narrative review. Sports Med. 2019;49</w:t>
-      </w:r>
-      <w:r>
-        <w:rPr>
-          <w:rFonts w:ascii="Times New Roman" w:hAnsi="Times New Roman" w:eastAsia="Times New Roman"/>
-          <w:b w:val="0"/>
-          <w:i w:val="0"/>
-          <w:strike/>
-          <w:color w:val="0000FF"/>
-          <w:sz w:val="24"/>
-        </w:rPr>
-        <w:t>(</w:t>
-      </w:r>
-      <w:r>
-        <w:rPr>
-          <w:rFonts w:ascii="Times New Roman" w:hAnsi="Times New Roman" w:eastAsia="Times New Roman"/>
-          <w:b w:val="0"/>
-          <w:i w:val="0"/>
-          <w:strike/>
-          <w:color w:val="0000FF"/>
-          <w:sz w:val="24"/>
-          <w:vertAlign w:val="superscript"/>
-        </w:rPr>
-        <w:t>5</w:t>
-      </w:r>
-      <w:r>
-        <w:rPr>
-          <w:rFonts w:ascii="Times New Roman" w:hAnsi="Times New Roman" w:eastAsia="Times New Roman"/>
-          <w:b w:val="0"/>
-          <w:i w:val="0"/>
-          <w:strike/>
-          <w:color w:val="0000FF"/>
-          <w:sz w:val="24"/>
-        </w:rPr>
-        <w:t>)</w:t>
-      </w:r>
-      <w:r>
-        <w:rPr>
-          <w:rFonts w:ascii="Times New Roman" w:hAnsi="Times New Roman" w:eastAsia="Times New Roman"/>
-          <w:b w:val="0"/>
-          <w:i w:val="0"/>
-          <w:strike/>
-          <w:color w:val="0000FF"/>
-          <w:sz w:val="24"/>
-        </w:rPr>
-        <w:t>:659–668.</w:t>
-      </w:r>
-      <w:r>
-        <w:rPr>
-          <w:rFonts w:ascii="Times New Roman" w:hAnsi="Times New Roman" w:eastAsia="Times New Roman"/>
-          <w:b w:val="0"/>
-          <w:i w:val="0"/>
-          <w:strike w:val="0"/>
-          <w:color w:val="FF0000"/>
-          <w:sz w:val="24"/>
-        </w:rPr>
-        <w:t>exemptions. Med Sport Sci. 2017;62:55–67.</w:t>
+      <w:r>
+        <w:rPr>
+          <w:rFonts w:ascii="Times New Roman" w:hAnsi="Times New Roman" w:eastAsia="Times New Roman"/>
+          <w:b w:val="0"/>
+          <w:strike/>
+          <w:color w:val="0000FF"/>
+          <w:sz w:val="24"/>
+        </w:rPr>
+        <w:t>12. Heuberger JAAC, Cohen AF. Review of WADA prohibited substances: limited evidence for performance-enhancing effects. Sports Med. 2019;49(4):525–539.</w:t>
       </w:r>
     </w:p>
     <w:p>
-      <w:pPr>
-        <w:ind w:firstLine="720"/>
-      </w:pPr>
-      <w:r>
-        <w:rPr>
-          <w:rFonts w:ascii="Times New Roman" w:hAnsi="Times New Roman" w:eastAsia="Times New Roman"/>
-          <w:b w:val="0"/>
-          <w:i w:val="0"/>
-          <w:strike w:val="0"/>
-          <w:color w:val="000000"/>
-          <w:sz w:val="24"/>
-        </w:rPr>
-        <w:t xml:space="preserve">11. </w:t>
-      </w:r>
-      <w:r>
-        <w:rPr>
-          <w:rFonts w:ascii="Times New Roman" w:hAnsi="Times New Roman" w:eastAsia="Times New Roman"/>
-          <w:b w:val="0"/>
-          <w:i w:val="0"/>
-          <w:strike/>
-          <w:color w:val="0000FF"/>
-          <w:sz w:val="24"/>
-        </w:rPr>
-        <w:t>Gerrard D, Pipe A. Therapeutic use exemptions. Med Sport Sci. 2017;62:55–67.</w:t>
-      </w:r>
-      <w:r>
-        <w:rPr>
-          <w:rFonts w:ascii="Times New Roman" w:hAnsi="Times New Roman" w:eastAsia="Times New Roman"/>
-          <w:b w:val="0"/>
-          <w:i w:val="0"/>
-          <w:strike w:val="0"/>
-          <w:color w:val="FF0000"/>
-          <w:sz w:val="24"/>
-        </w:rPr>
-        <w:t>Global Initiative for Asthma. Global Strategy for Asthma Management and Prevention. Fontana, WI: GINA; 2025.</w:t>
+      <w:r>
+        <w:rPr>
+          <w:rFonts w:ascii="Times New Roman" w:hAnsi="Times New Roman" w:eastAsia="Times New Roman"/>
+          <w:b w:val="0"/>
+          <w:strike w:val="0"/>
+          <w:color w:val="FF0000"/>
+          <w:sz w:val="24"/>
+        </w:rPr>
+        <w:t>12. Han DH, McDuff D, Thompson D, et al. Attention-deficit/hyperactivity disorder in elite athletes: a narrative review. Br J Sports Med. 2019;53(12):741–747.</w:t>
       </w:r>
     </w:p>
     <w:p>
-      <w:pPr>
-        <w:ind w:firstLine="720"/>
-      </w:pPr>
-      <w:r>
-        <w:rPr>
-          <w:rFonts w:ascii="Times New Roman" w:hAnsi="Times New Roman" w:eastAsia="Times New Roman"/>
-          <w:b w:val="0"/>
-          <w:i w:val="0"/>
-          <w:strike w:val="0"/>
-          <w:color w:val="000000"/>
-          <w:sz w:val="24"/>
-        </w:rPr>
-        <w:t xml:space="preserve">12. </w:t>
-      </w:r>
-      <w:r>
-        <w:rPr>
-          <w:rFonts w:ascii="Times New Roman" w:hAnsi="Times New Roman" w:eastAsia="Times New Roman"/>
-          <w:b w:val="0"/>
-          <w:i w:val="0"/>
-          <w:strike/>
-          <w:color w:val="0000FF"/>
-          <w:sz w:val="24"/>
-        </w:rPr>
-        <w:t xml:space="preserve">Heuberger JAAC, Cohen AF. Review of WADA prohibited substances: limited evidence for performance-enhancing effects. </w:t>
-      </w:r>
-      <w:r>
-        <w:rPr>
-          <w:rFonts w:ascii="Times New Roman" w:hAnsi="Times New Roman" w:eastAsia="Times New Roman"/>
-          <w:b w:val="0"/>
-          <w:i w:val="0"/>
-          <w:strike w:val="0"/>
-          <w:color w:val="FF0000"/>
-          <w:sz w:val="24"/>
-        </w:rPr>
-        <w:t xml:space="preserve">Han DH, McDuff D, Thompson D, et al. Attention-deficit/hyperactivity disorder in elite athletes: a narrative review. Br J </w:t>
-      </w:r>
-      <w:r>
-        <w:rPr>
-          <w:rFonts w:ascii="Times New Roman" w:hAnsi="Times New Roman" w:eastAsia="Times New Roman"/>
-          <w:b w:val="0"/>
-          <w:i w:val="0"/>
-          <w:strike w:val="0"/>
-          <w:color w:val="000000"/>
-          <w:sz w:val="24"/>
-        </w:rPr>
-        <w:t xml:space="preserve">Sports Med. </w:t>
-      </w:r>
-      <w:r>
-        <w:rPr>
-          <w:rFonts w:ascii="Times New Roman" w:hAnsi="Times New Roman" w:eastAsia="Times New Roman"/>
-          <w:b w:val="0"/>
-          <w:i w:val="0"/>
-          <w:strike/>
-          <w:color w:val="0000FF"/>
-          <w:sz w:val="24"/>
-        </w:rPr>
-        <w:t>2019;49</w:t>
-      </w:r>
-      <w:r>
-        <w:rPr>
-          <w:rFonts w:ascii="Times New Roman" w:hAnsi="Times New Roman" w:eastAsia="Times New Roman"/>
-          <w:b w:val="0"/>
-          <w:i w:val="0"/>
-          <w:strike/>
-          <w:color w:val="0000FF"/>
-          <w:sz w:val="24"/>
-        </w:rPr>
-        <w:t>(</w:t>
-      </w:r>
-      <w:r>
-        <w:rPr>
-          <w:rFonts w:ascii="Times New Roman" w:hAnsi="Times New Roman" w:eastAsia="Times New Roman"/>
-          <w:b w:val="0"/>
-          <w:i w:val="0"/>
-          <w:strike/>
-          <w:color w:val="0000FF"/>
-          <w:sz w:val="24"/>
-          <w:vertAlign w:val="superscript"/>
-        </w:rPr>
-        <w:t>4</w:t>
-      </w:r>
-      <w:r>
-        <w:rPr>
-          <w:rFonts w:ascii="Times New Roman" w:hAnsi="Times New Roman" w:eastAsia="Times New Roman"/>
-          <w:b w:val="0"/>
-          <w:i w:val="0"/>
-          <w:strike/>
-          <w:color w:val="0000FF"/>
-          <w:sz w:val="24"/>
-        </w:rPr>
-        <w:t>)</w:t>
-      </w:r>
-      <w:r>
-        <w:rPr>
-          <w:rFonts w:ascii="Times New Roman" w:hAnsi="Times New Roman" w:eastAsia="Times New Roman"/>
-          <w:b w:val="0"/>
-          <w:i w:val="0"/>
-          <w:strike/>
-          <w:color w:val="0000FF"/>
-          <w:sz w:val="24"/>
-        </w:rPr>
-        <w:t>:525–539.</w:t>
-      </w:r>
-      <w:r>
-        <w:rPr>
-          <w:rFonts w:ascii="Times New Roman" w:hAnsi="Times New Roman" w:eastAsia="Times New Roman"/>
-          <w:b w:val="0"/>
-          <w:i w:val="0"/>
-          <w:strike w:val="0"/>
-          <w:color w:val="FF0000"/>
-          <w:sz w:val="24"/>
-        </w:rPr>
-        <w:t>2019;53</w:t>
-      </w:r>
-      <w:r>
-        <w:rPr>
-          <w:rFonts w:ascii="Times New Roman" w:hAnsi="Times New Roman" w:eastAsia="Times New Roman"/>
-          <w:b w:val="0"/>
-          <w:i w:val="0"/>
-          <w:strike w:val="0"/>
-          <w:color w:val="FF0000"/>
-          <w:sz w:val="24"/>
-        </w:rPr>
-        <w:t>(</w:t>
-      </w:r>
-      <w:r>
-        <w:rPr>
-          <w:rFonts w:ascii="Times New Roman" w:hAnsi="Times New Roman" w:eastAsia="Times New Roman"/>
-          <w:b w:val="0"/>
-          <w:i w:val="0"/>
-          <w:strike w:val="0"/>
-          <w:color w:val="FF0000"/>
-          <w:sz w:val="24"/>
-          <w:vertAlign w:val="superscript"/>
-        </w:rPr>
-        <w:t>12</w:t>
-      </w:r>
-      <w:r>
-        <w:rPr>
-          <w:rFonts w:ascii="Times New Roman" w:hAnsi="Times New Roman" w:eastAsia="Times New Roman"/>
-          <w:b w:val="0"/>
-          <w:i w:val="0"/>
-          <w:strike w:val="0"/>
-          <w:color w:val="FF0000"/>
-          <w:sz w:val="24"/>
-        </w:rPr>
-        <w:t>)</w:t>
-      </w:r>
-      <w:r>
-        <w:rPr>
-          <w:rFonts w:ascii="Times New Roman" w:hAnsi="Times New Roman" w:eastAsia="Times New Roman"/>
-          <w:b w:val="0"/>
-          <w:i w:val="0"/>
-          <w:strike w:val="0"/>
-          <w:color w:val="FF0000"/>
-          <w:sz w:val="24"/>
-        </w:rPr>
-        <w:t>:741–747.</w:t>
+      <w:r>
+        <w:rPr>
+          <w:rFonts w:ascii="Times New Roman" w:hAnsi="Times New Roman" w:eastAsia="Times New Roman"/>
+          <w:b w:val="0"/>
+          <w:strike/>
+          <w:color w:val="0000FF"/>
+          <w:sz w:val="24"/>
+        </w:rPr>
+        <w:t>13. Overbye M, Wagner U. Between medical treatment and performance enhancement: an investigation of how elite athletes experience therapeutic use exemptions. Int J Drug Policy. 2013;24(6):579–588.</w:t>
       </w:r>
     </w:p>
     <w:p>
-      <w:pPr>
-        <w:ind w:firstLine="720"/>
-      </w:pPr>
-      <w:r>
-        <w:rPr>
-          <w:rFonts w:ascii="Times New Roman" w:hAnsi="Times New Roman" w:eastAsia="Times New Roman"/>
-          <w:b w:val="0"/>
-          <w:i w:val="0"/>
-          <w:strike w:val="0"/>
-          <w:color w:val="000000"/>
-          <w:sz w:val="24"/>
-        </w:rPr>
-        <w:t xml:space="preserve">13. </w:t>
-      </w:r>
-      <w:r>
-        <w:rPr>
-          <w:rFonts w:ascii="Times New Roman" w:hAnsi="Times New Roman" w:eastAsia="Times New Roman"/>
-          <w:b w:val="0"/>
-          <w:i w:val="0"/>
-          <w:strike/>
-          <w:color w:val="0000FF"/>
-          <w:sz w:val="24"/>
-        </w:rPr>
-        <w:t xml:space="preserve">Overbye M, Wagner U. Between medical treatment and performance enhancement: an investigation </w:t>
-      </w:r>
-      <w:r>
-        <w:rPr>
-          <w:rFonts w:ascii="Times New Roman" w:hAnsi="Times New Roman" w:eastAsia="Times New Roman"/>
-          <w:b w:val="0"/>
-          <w:i w:val="0"/>
-          <w:strike w:val="0"/>
-          <w:color w:val="FF0000"/>
-          <w:sz w:val="24"/>
-        </w:rPr>
-        <w:t xml:space="preserve">Heuberger JAAC, Cohen AF. Review </w:t>
-      </w:r>
-      <w:r>
-        <w:rPr>
-          <w:rFonts w:ascii="Times New Roman" w:hAnsi="Times New Roman" w:eastAsia="Times New Roman"/>
-          <w:b w:val="0"/>
-          <w:i w:val="0"/>
-          <w:strike w:val="0"/>
-          <w:color w:val="000000"/>
-          <w:sz w:val="24"/>
-        </w:rPr>
-        <w:t xml:space="preserve">of </w:t>
-      </w:r>
-      <w:r>
-        <w:rPr>
-          <w:rFonts w:ascii="Times New Roman" w:hAnsi="Times New Roman" w:eastAsia="Times New Roman"/>
-          <w:b w:val="0"/>
-          <w:i w:val="0"/>
-          <w:strike/>
-          <w:color w:val="0000FF"/>
-          <w:sz w:val="24"/>
-        </w:rPr>
-        <w:t>how elite athletes experience therapeutic use exemptions. Int J Drug Policy. 2013;24</w:t>
-      </w:r>
-      <w:r>
-        <w:rPr>
-          <w:rFonts w:ascii="Times New Roman" w:hAnsi="Times New Roman" w:eastAsia="Times New Roman"/>
-          <w:b w:val="0"/>
-          <w:i w:val="0"/>
-          <w:strike/>
-          <w:color w:val="0000FF"/>
-          <w:sz w:val="24"/>
-        </w:rPr>
-        <w:t>(</w:t>
-      </w:r>
-      <w:r>
-        <w:rPr>
-          <w:rFonts w:ascii="Times New Roman" w:hAnsi="Times New Roman" w:eastAsia="Times New Roman"/>
-          <w:b w:val="0"/>
-          <w:i w:val="0"/>
-          <w:strike/>
-          <w:color w:val="0000FF"/>
-          <w:sz w:val="24"/>
-          <w:vertAlign w:val="superscript"/>
-        </w:rPr>
-        <w:t>6</w:t>
-      </w:r>
-      <w:r>
-        <w:rPr>
-          <w:rFonts w:ascii="Times New Roman" w:hAnsi="Times New Roman" w:eastAsia="Times New Roman"/>
-          <w:b w:val="0"/>
-          <w:i w:val="0"/>
-          <w:strike/>
-          <w:color w:val="0000FF"/>
-          <w:sz w:val="24"/>
-        </w:rPr>
-        <w:t>)</w:t>
-      </w:r>
-      <w:r>
-        <w:rPr>
-          <w:rFonts w:ascii="Times New Roman" w:hAnsi="Times New Roman" w:eastAsia="Times New Roman"/>
-          <w:b w:val="0"/>
-          <w:i w:val="0"/>
-          <w:strike/>
-          <w:color w:val="0000FF"/>
-          <w:sz w:val="24"/>
-        </w:rPr>
-        <w:t>:579–588.</w:t>
-      </w:r>
-      <w:r>
-        <w:rPr>
-          <w:rFonts w:ascii="Times New Roman" w:hAnsi="Times New Roman" w:eastAsia="Times New Roman"/>
-          <w:b w:val="0"/>
-          <w:i w:val="0"/>
-          <w:strike w:val="0"/>
-          <w:color w:val="FF0000"/>
-          <w:sz w:val="24"/>
-        </w:rPr>
-        <w:t>WADA prohibited substances: limited evidence for performance-enhancing effects. Sports Med. 2019;49</w:t>
-      </w:r>
-      <w:r>
-        <w:rPr>
-          <w:rFonts w:ascii="Times New Roman" w:hAnsi="Times New Roman" w:eastAsia="Times New Roman"/>
-          <w:b w:val="0"/>
-          <w:i w:val="0"/>
-          <w:strike w:val="0"/>
-          <w:color w:val="FF0000"/>
-          <w:sz w:val="24"/>
-        </w:rPr>
-        <w:t>(</w:t>
-      </w:r>
-      <w:r>
-        <w:rPr>
-          <w:rFonts w:ascii="Times New Roman" w:hAnsi="Times New Roman" w:eastAsia="Times New Roman"/>
-          <w:b w:val="0"/>
-          <w:i w:val="0"/>
-          <w:strike w:val="0"/>
-          <w:color w:val="FF0000"/>
-          <w:sz w:val="24"/>
-          <w:vertAlign w:val="superscript"/>
-        </w:rPr>
-        <w:t>4</w:t>
-      </w:r>
-      <w:r>
-        <w:rPr>
-          <w:rFonts w:ascii="Times New Roman" w:hAnsi="Times New Roman" w:eastAsia="Times New Roman"/>
-          <w:b w:val="0"/>
-          <w:i w:val="0"/>
-          <w:strike w:val="0"/>
-          <w:color w:val="FF0000"/>
-          <w:sz w:val="24"/>
-        </w:rPr>
-        <w:t>)</w:t>
-      </w:r>
-      <w:r>
-        <w:rPr>
-          <w:rFonts w:ascii="Times New Roman" w:hAnsi="Times New Roman" w:eastAsia="Times New Roman"/>
-          <w:b w:val="0"/>
-          <w:i w:val="0"/>
-          <w:strike w:val="0"/>
-          <w:color w:val="FF0000"/>
-          <w:sz w:val="24"/>
-        </w:rPr>
-        <w:t>:525–539.</w:t>
+      <w:r>
+        <w:rPr>
+          <w:rFonts w:ascii="Times New Roman" w:hAnsi="Times New Roman" w:eastAsia="Times New Roman"/>
+          <w:b w:val="0"/>
+          <w:strike w:val="0"/>
+          <w:color w:val="FF0000"/>
+          <w:sz w:val="24"/>
+        </w:rPr>
+        <w:t>13. Heuberger JAAC, Cohen AF. Review of WADA prohibited substances: limited evidence for performance-enhancing effects. Sports Med. 2019;49(4):525–539.</w:t>
       </w:r>
     </w:p>
     <w:p>
-      <w:pPr>
-        <w:ind w:firstLine="720"/>
-      </w:pPr>
-      <w:r>
-        <w:rPr>
-          <w:rFonts w:ascii="Times New Roman" w:hAnsi="Times New Roman" w:eastAsia="Times New Roman"/>
-          <w:b w:val="0"/>
-          <w:i w:val="0"/>
-          <w:strike w:val="0"/>
-          <w:color w:val="000000"/>
-          <w:sz w:val="24"/>
-        </w:rPr>
-        <w:t xml:space="preserve">14. </w:t>
-      </w:r>
-      <w:r>
-        <w:rPr>
-          <w:rFonts w:ascii="Times New Roman" w:hAnsi="Times New Roman" w:eastAsia="Times New Roman"/>
-          <w:b w:val="0"/>
-          <w:i w:val="0"/>
-          <w:strike/>
-          <w:color w:val="0000FF"/>
-          <w:sz w:val="24"/>
-        </w:rPr>
-        <w:t xml:space="preserve">Vernec A, Healy D, Banon T, Petroczi A. Prevalence </w:t>
-      </w:r>
-      <w:r>
-        <w:rPr>
-          <w:rFonts w:ascii="Times New Roman" w:hAnsi="Times New Roman" w:eastAsia="Times New Roman"/>
-          <w:b w:val="0"/>
-          <w:i w:val="0"/>
-          <w:strike w:val="0"/>
-          <w:color w:val="FF0000"/>
-          <w:sz w:val="24"/>
-        </w:rPr>
-        <w:t xml:space="preserve">Hostrup M, Jacobson GA, Jessen S, Lemminger AK. Anabolic and lipolytic actions </w:t>
-      </w:r>
-      <w:r>
-        <w:rPr>
-          <w:rFonts w:ascii="Times New Roman" w:hAnsi="Times New Roman" w:eastAsia="Times New Roman"/>
-          <w:b w:val="0"/>
-          <w:i w:val="0"/>
-          <w:strike w:val="0"/>
-          <w:color w:val="000000"/>
-          <w:sz w:val="24"/>
-        </w:rPr>
-        <w:t xml:space="preserve">of </w:t>
-      </w:r>
-      <w:r>
-        <w:rPr>
-          <w:rFonts w:ascii="Times New Roman" w:hAnsi="Times New Roman" w:eastAsia="Times New Roman"/>
-          <w:b w:val="0"/>
-          <w:i w:val="0"/>
-          <w:strike/>
-          <w:color w:val="0000FF"/>
-          <w:sz w:val="24"/>
-        </w:rPr>
-        <w:t xml:space="preserve">therapeutic use exemptions at the Olympic Games </w:t>
-      </w:r>
-      <w:r>
-        <w:rPr>
-          <w:rFonts w:ascii="Times New Roman" w:hAnsi="Times New Roman" w:eastAsia="Times New Roman"/>
-          <w:b w:val="0"/>
-          <w:i w:val="0"/>
-          <w:strike w:val="0"/>
-          <w:color w:val="FF0000"/>
-          <w:sz w:val="24"/>
-        </w:rPr>
-        <w:t xml:space="preserve">beta2-agonists in humans </w:t>
-      </w:r>
-      <w:r>
-        <w:rPr>
-          <w:rFonts w:ascii="Times New Roman" w:hAnsi="Times New Roman" w:eastAsia="Times New Roman"/>
-          <w:b w:val="0"/>
-          <w:i w:val="0"/>
-          <w:strike w:val="0"/>
-          <w:color w:val="000000"/>
-          <w:sz w:val="24"/>
-        </w:rPr>
-        <w:t xml:space="preserve">and </w:t>
-      </w:r>
-      <w:r>
-        <w:rPr>
-          <w:rFonts w:ascii="Times New Roman" w:hAnsi="Times New Roman" w:eastAsia="Times New Roman"/>
-          <w:b w:val="0"/>
-          <w:i w:val="0"/>
-          <w:strike/>
-          <w:color w:val="0000FF"/>
-          <w:sz w:val="24"/>
-        </w:rPr>
-        <w:t>Paralympic Games: an analysis of data from 2016 to 2022. Br J Sports Med. 2024;58</w:t>
-      </w:r>
-      <w:r>
-        <w:rPr>
-          <w:rFonts w:ascii="Times New Roman" w:hAnsi="Times New Roman" w:eastAsia="Times New Roman"/>
-          <w:b w:val="0"/>
-          <w:i w:val="0"/>
-          <w:strike/>
-          <w:color w:val="0000FF"/>
-          <w:sz w:val="24"/>
-        </w:rPr>
-        <w:t>(</w:t>
-      </w:r>
-      <w:r>
-        <w:rPr>
-          <w:rFonts w:ascii="Times New Roman" w:hAnsi="Times New Roman" w:eastAsia="Times New Roman"/>
-          <w:b w:val="0"/>
-          <w:i w:val="0"/>
-          <w:strike/>
-          <w:color w:val="0000FF"/>
-          <w:sz w:val="24"/>
-          <w:vertAlign w:val="superscript"/>
-        </w:rPr>
-        <w:t>17</w:t>
-      </w:r>
-      <w:r>
-        <w:rPr>
-          <w:rFonts w:ascii="Times New Roman" w:hAnsi="Times New Roman" w:eastAsia="Times New Roman"/>
-          <w:b w:val="0"/>
-          <w:i w:val="0"/>
-          <w:strike/>
-          <w:color w:val="0000FF"/>
-          <w:sz w:val="24"/>
-        </w:rPr>
-        <w:t>)</w:t>
-      </w:r>
-      <w:r>
-        <w:rPr>
-          <w:rFonts w:ascii="Times New Roman" w:hAnsi="Times New Roman" w:eastAsia="Times New Roman"/>
-          <w:b w:val="0"/>
-          <w:i w:val="0"/>
-          <w:strike/>
-          <w:color w:val="0000FF"/>
-          <w:sz w:val="24"/>
-        </w:rPr>
-        <w:t>:966–972.</w:t>
-      </w:r>
-      <w:r>
-        <w:rPr>
-          <w:rFonts w:ascii="Times New Roman" w:hAnsi="Times New Roman" w:eastAsia="Times New Roman"/>
-          <w:b w:val="0"/>
-          <w:i w:val="0"/>
-          <w:strike w:val="0"/>
-          <w:color w:val="FF0000"/>
-          <w:sz w:val="24"/>
-        </w:rPr>
-        <w:t>antidoping challenges. Drug Test Anal. 2020;12</w:t>
-      </w:r>
-      <w:r>
-        <w:rPr>
-          <w:rFonts w:ascii="Times New Roman" w:hAnsi="Times New Roman" w:eastAsia="Times New Roman"/>
-          <w:b w:val="0"/>
-          <w:i w:val="0"/>
-          <w:strike w:val="0"/>
-          <w:color w:val="FF0000"/>
-          <w:sz w:val="24"/>
-        </w:rPr>
-        <w:t>(</w:t>
-      </w:r>
-      <w:r>
-        <w:rPr>
-          <w:rFonts w:ascii="Times New Roman" w:hAnsi="Times New Roman" w:eastAsia="Times New Roman"/>
-          <w:b w:val="0"/>
-          <w:i w:val="0"/>
-          <w:strike w:val="0"/>
-          <w:color w:val="FF0000"/>
-          <w:sz w:val="24"/>
-          <w:vertAlign w:val="superscript"/>
-        </w:rPr>
-        <w:t>5</w:t>
-      </w:r>
-      <w:r>
-        <w:rPr>
-          <w:rFonts w:ascii="Times New Roman" w:hAnsi="Times New Roman" w:eastAsia="Times New Roman"/>
-          <w:b w:val="0"/>
-          <w:i w:val="0"/>
-          <w:strike w:val="0"/>
-          <w:color w:val="FF0000"/>
-          <w:sz w:val="24"/>
-        </w:rPr>
-        <w:t>)</w:t>
-      </w:r>
-      <w:r>
-        <w:rPr>
-          <w:rFonts w:ascii="Times New Roman" w:hAnsi="Times New Roman" w:eastAsia="Times New Roman"/>
-          <w:b w:val="0"/>
-          <w:i w:val="0"/>
-          <w:strike w:val="0"/>
-          <w:color w:val="FF0000"/>
-          <w:sz w:val="24"/>
-        </w:rPr>
-        <w:t>:597–609.</w:t>
+      <w:r>
+        <w:rPr>
+          <w:rFonts w:ascii="Times New Roman" w:hAnsi="Times New Roman" w:eastAsia="Times New Roman"/>
+          <w:b w:val="0"/>
+          <w:strike/>
+          <w:color w:val="0000FF"/>
+          <w:sz w:val="24"/>
+        </w:rPr>
+        <w:t>14. Vernec A, Healy D, Banon T, Petroczi A. Prevalence of therapeutic use exemptions at the Olympic Games and Paralympic Games: an analysis of data from 2016 to 2022. Br J Sports Med. 2024;58(17):966–972.</w:t>
       </w:r>
     </w:p>
     <w:p>
-      <w:pPr>
-        <w:ind w:firstLine="720"/>
-      </w:pPr>
-      <w:r>
-        <w:rPr>
-          <w:rFonts w:ascii="Times New Roman" w:hAnsi="Times New Roman" w:eastAsia="Times New Roman"/>
-          <w:b w:val="0"/>
-          <w:i w:val="0"/>
-          <w:strike w:val="0"/>
-          <w:color w:val="000000"/>
-          <w:sz w:val="24"/>
-        </w:rPr>
-        <w:t xml:space="preserve">15. </w:t>
-      </w:r>
-      <w:r>
-        <w:rPr>
-          <w:rFonts w:ascii="Times New Roman" w:hAnsi="Times New Roman" w:eastAsia="Times New Roman"/>
-          <w:b w:val="0"/>
-          <w:i w:val="0"/>
-          <w:strike/>
-          <w:color w:val="0000FF"/>
-          <w:sz w:val="24"/>
-        </w:rPr>
-        <w:t>Tricco AC, Lillie E, Zarin W, et al. PRISMA extension for scoping reviews (PRISMA-ScR): checklist and explanation. Ann Intern Med. 2018;169</w:t>
-      </w:r>
-      <w:r>
-        <w:rPr>
-          <w:rFonts w:ascii="Times New Roman" w:hAnsi="Times New Roman" w:eastAsia="Times New Roman"/>
-          <w:b w:val="0"/>
-          <w:i w:val="0"/>
-          <w:strike/>
-          <w:color w:val="0000FF"/>
-          <w:sz w:val="24"/>
-        </w:rPr>
-        <w:t>(</w:t>
-      </w:r>
-      <w:r>
-        <w:rPr>
-          <w:rFonts w:ascii="Times New Roman" w:hAnsi="Times New Roman" w:eastAsia="Times New Roman"/>
-          <w:b w:val="0"/>
-          <w:i w:val="0"/>
-          <w:strike/>
-          <w:color w:val="0000FF"/>
-          <w:sz w:val="24"/>
-          <w:vertAlign w:val="superscript"/>
-        </w:rPr>
-        <w:t>7</w:t>
-      </w:r>
-      <w:r>
-        <w:rPr>
-          <w:rFonts w:ascii="Times New Roman" w:hAnsi="Times New Roman" w:eastAsia="Times New Roman"/>
-          <w:b w:val="0"/>
-          <w:i w:val="0"/>
-          <w:strike/>
-          <w:color w:val="0000FF"/>
-          <w:sz w:val="24"/>
-        </w:rPr>
-        <w:t>)</w:t>
-      </w:r>
-      <w:r>
-        <w:rPr>
-          <w:rFonts w:ascii="Times New Roman" w:hAnsi="Times New Roman" w:eastAsia="Times New Roman"/>
-          <w:b w:val="0"/>
-          <w:i w:val="0"/>
-          <w:strike/>
-          <w:color w:val="0000FF"/>
-          <w:sz w:val="24"/>
-        </w:rPr>
-        <w:t>:467–473.</w:t>
-      </w:r>
-      <w:r>
-        <w:rPr>
-          <w:rFonts w:ascii="Times New Roman" w:hAnsi="Times New Roman" w:eastAsia="Times New Roman"/>
-          <w:b w:val="0"/>
-          <w:i w:val="0"/>
-          <w:strike w:val="0"/>
-          <w:color w:val="FF0000"/>
-          <w:sz w:val="24"/>
-        </w:rPr>
-        <w:t>International Masters Games Association. Record registrations: already over 24,000 athletes joining World Masters Games. 2026.</w:t>
+      <w:r>
+        <w:rPr>
+          <w:rFonts w:ascii="Times New Roman" w:hAnsi="Times New Roman" w:eastAsia="Times New Roman"/>
+          <w:b w:val="0"/>
+          <w:strike w:val="0"/>
+          <w:color w:val="FF0000"/>
+          <w:sz w:val="24"/>
+        </w:rPr>
+        <w:t>14. Hostrup M, Jacobson GA, Jessen S, Lemminger AK. Anabolic and lipolytic actions of beta2-agonists in humans and antidoping challenges. Drug Test Anal. 2020;12(5):597–609.</w:t>
       </w:r>
     </w:p>
     <w:p>
-      <w:pPr>
-        <w:ind w:firstLine="720"/>
-      </w:pPr>
-      <w:r>
-        <w:rPr>
-          <w:rFonts w:ascii="Times New Roman" w:hAnsi="Times New Roman" w:eastAsia="Times New Roman"/>
-          <w:b w:val="0"/>
-          <w:i w:val="0"/>
-          <w:strike w:val="0"/>
-          <w:color w:val="000000"/>
-          <w:sz w:val="24"/>
-        </w:rPr>
-        <w:t xml:space="preserve">16. </w:t>
-      </w:r>
-      <w:r>
-        <w:rPr>
-          <w:rFonts w:ascii="Times New Roman" w:hAnsi="Times New Roman" w:eastAsia="Times New Roman"/>
-          <w:b w:val="0"/>
-          <w:i w:val="0"/>
-          <w:strike/>
-          <w:color w:val="0000FF"/>
-          <w:sz w:val="24"/>
-        </w:rPr>
-        <w:t>Arksey H, O'Malley L. Scoping studies: towards a methodological framework. Int J Soc Res Methodol. 2005;8</w:t>
-      </w:r>
-      <w:r>
-        <w:rPr>
-          <w:rFonts w:ascii="Times New Roman" w:hAnsi="Times New Roman" w:eastAsia="Times New Roman"/>
-          <w:b w:val="0"/>
-          <w:i w:val="0"/>
-          <w:strike/>
-          <w:color w:val="0000FF"/>
-          <w:sz w:val="24"/>
-        </w:rPr>
-        <w:t>(</w:t>
-      </w:r>
-      <w:r>
-        <w:rPr>
-          <w:rFonts w:ascii="Times New Roman" w:hAnsi="Times New Roman" w:eastAsia="Times New Roman"/>
-          <w:b w:val="0"/>
-          <w:i w:val="0"/>
-          <w:strike/>
-          <w:color w:val="0000FF"/>
-          <w:sz w:val="24"/>
-          <w:vertAlign w:val="superscript"/>
-        </w:rPr>
-        <w:t>1</w:t>
-      </w:r>
-      <w:r>
-        <w:rPr>
-          <w:rFonts w:ascii="Times New Roman" w:hAnsi="Times New Roman" w:eastAsia="Times New Roman"/>
-          <w:b w:val="0"/>
-          <w:i w:val="0"/>
-          <w:strike/>
-          <w:color w:val="0000FF"/>
-          <w:sz w:val="24"/>
-        </w:rPr>
-        <w:t>)</w:t>
-      </w:r>
-      <w:r>
-        <w:rPr>
-          <w:rFonts w:ascii="Times New Roman" w:hAnsi="Times New Roman" w:eastAsia="Times New Roman"/>
-          <w:b w:val="0"/>
-          <w:i w:val="0"/>
-          <w:strike/>
-          <w:color w:val="0000FF"/>
-          <w:sz w:val="24"/>
-        </w:rPr>
-        <w:t>:19–32.</w:t>
-      </w:r>
-      <w:r>
-        <w:rPr>
-          <w:rFonts w:ascii="Times New Roman" w:hAnsi="Times New Roman" w:eastAsia="Times New Roman"/>
-          <w:b w:val="0"/>
-          <w:i w:val="0"/>
-          <w:strike w:val="0"/>
-          <w:color w:val="FF0000"/>
-          <w:sz w:val="24"/>
-        </w:rPr>
-        <w:t>International Testing Agency. Behind the numbers: ITA publishes TUE dashboard to strengthen transparency in the global fight against doping in sport. 2026 Mar 17. Available at: https://ita.sport/news/behind-the-numbers-ita-publishes-tue-dashboard-to-strengthen-transparency-in-the-global-fight-against-doping-in-sport/</w:t>
+      <w:r>
+        <w:rPr>
+          <w:rFonts w:ascii="Times New Roman" w:hAnsi="Times New Roman" w:eastAsia="Times New Roman"/>
+          <w:b w:val="0"/>
+          <w:strike/>
+          <w:color w:val="0000FF"/>
+          <w:sz w:val="24"/>
+        </w:rPr>
+        <w:t>15. Tricco AC, Lillie E, Zarin W, et al. PRISMA extension for scoping reviews (PRISMA-ScR): checklist and explanation. Ann Intern Med. 2018;169(7):467–473.</w:t>
       </w:r>
     </w:p>
     <w:p>
-      <w:pPr>
-        <w:ind w:firstLine="720"/>
-      </w:pPr>
-      <w:r>
-        <w:rPr>
-          <w:rFonts w:ascii="Times New Roman" w:hAnsi="Times New Roman" w:eastAsia="Times New Roman"/>
-          <w:b w:val="0"/>
-          <w:i w:val="0"/>
-          <w:strike w:val="0"/>
-          <w:color w:val="000000"/>
-          <w:sz w:val="24"/>
-        </w:rPr>
-        <w:t>17. Levac D, Colquhoun H, O'Brien KK. Scoping studies: advancing the methodology. Implement Sci. 2010;5:69.</w:t>
+      <w:r>
+        <w:rPr>
+          <w:rFonts w:ascii="Times New Roman" w:hAnsi="Times New Roman" w:eastAsia="Times New Roman"/>
+          <w:b w:val="0"/>
+          <w:strike w:val="0"/>
+          <w:color w:val="FF0000"/>
+          <w:sz w:val="24"/>
+        </w:rPr>
+        <w:t>15. International Masters Games Association. Record registrations: already over 24,000 athletes joining World Masters Games. 2026.</w:t>
       </w:r>
     </w:p>
     <w:p>
-      <w:pPr>
-        <w:ind w:firstLine="720"/>
-      </w:pPr>
-      <w:r>
-        <w:rPr>
-          <w:rFonts w:ascii="Times New Roman" w:hAnsi="Times New Roman" w:eastAsia="Times New Roman"/>
-          <w:b w:val="0"/>
-          <w:i w:val="0"/>
-          <w:strike w:val="0"/>
-          <w:color w:val="000000"/>
-          <w:sz w:val="24"/>
-        </w:rPr>
-        <w:t xml:space="preserve">18. </w:t>
-      </w:r>
-      <w:r>
-        <w:rPr>
-          <w:rFonts w:ascii="Times New Roman" w:hAnsi="Times New Roman" w:eastAsia="Times New Roman"/>
-          <w:b w:val="0"/>
-          <w:i w:val="0"/>
-          <w:strike/>
-          <w:color w:val="0000FF"/>
-          <w:sz w:val="24"/>
-        </w:rPr>
-        <w:t>Munn Z, Peters MDJ, Stern C, Tufanaru C, McArthur A, Aromataris E. Systematic review or scoping review? Guidance for authors when choosing between a systematic or scoping review approach. BMC Med Res Methodol. 2018;18</w:t>
-      </w:r>
-      <w:r>
-        <w:rPr>
-          <w:rFonts w:ascii="Times New Roman" w:hAnsi="Times New Roman" w:eastAsia="Times New Roman"/>
-          <w:b w:val="0"/>
-          <w:i w:val="0"/>
-          <w:strike/>
-          <w:color w:val="0000FF"/>
-          <w:sz w:val="24"/>
-        </w:rPr>
-        <w:t>(</w:t>
-      </w:r>
-      <w:r>
-        <w:rPr>
-          <w:rFonts w:ascii="Times New Roman" w:hAnsi="Times New Roman" w:eastAsia="Times New Roman"/>
-          <w:b w:val="0"/>
-          <w:i w:val="0"/>
-          <w:strike/>
-          <w:color w:val="0000FF"/>
-          <w:sz w:val="24"/>
-          <w:vertAlign w:val="superscript"/>
-        </w:rPr>
-        <w:t>1</w:t>
-      </w:r>
-      <w:r>
-        <w:rPr>
-          <w:rFonts w:ascii="Times New Roman" w:hAnsi="Times New Roman" w:eastAsia="Times New Roman"/>
-          <w:b w:val="0"/>
-          <w:i w:val="0"/>
-          <w:strike/>
-          <w:color w:val="0000FF"/>
-          <w:sz w:val="24"/>
-        </w:rPr>
-        <w:t>)</w:t>
-      </w:r>
-      <w:r>
-        <w:rPr>
-          <w:rFonts w:ascii="Times New Roman" w:hAnsi="Times New Roman" w:eastAsia="Times New Roman"/>
-          <w:b w:val="0"/>
-          <w:i w:val="0"/>
-          <w:strike/>
-          <w:color w:val="0000FF"/>
-          <w:sz w:val="24"/>
-        </w:rPr>
-        <w:t>:143.</w:t>
-      </w:r>
-      <w:r>
-        <w:rPr>
-          <w:rFonts w:ascii="Times New Roman" w:hAnsi="Times New Roman" w:eastAsia="Times New Roman"/>
-          <w:b w:val="0"/>
-          <w:i w:val="0"/>
-          <w:strike w:val="0"/>
-          <w:color w:val="FF0000"/>
-          <w:sz w:val="24"/>
-        </w:rPr>
-        <w:t>Lincoff AM, Bhasin S, Flevaris P, et al. Cardiovascular safety of testosterone-replacement therapy. N Engl J Med. 2023;389</w:t>
-      </w:r>
-      <w:r>
-        <w:rPr>
-          <w:rFonts w:ascii="Times New Roman" w:hAnsi="Times New Roman" w:eastAsia="Times New Roman"/>
-          <w:b w:val="0"/>
-          <w:i w:val="0"/>
-          <w:strike w:val="0"/>
-          <w:color w:val="FF0000"/>
-          <w:sz w:val="24"/>
-        </w:rPr>
-        <w:t>(</w:t>
-      </w:r>
-      <w:r>
-        <w:rPr>
-          <w:rFonts w:ascii="Times New Roman" w:hAnsi="Times New Roman" w:eastAsia="Times New Roman"/>
-          <w:b w:val="0"/>
-          <w:i w:val="0"/>
-          <w:strike w:val="0"/>
-          <w:color w:val="FF0000"/>
-          <w:sz w:val="24"/>
-          <w:vertAlign w:val="superscript"/>
-        </w:rPr>
-        <w:t>2</w:t>
-      </w:r>
-      <w:r>
-        <w:rPr>
-          <w:rFonts w:ascii="Times New Roman" w:hAnsi="Times New Roman" w:eastAsia="Times New Roman"/>
-          <w:b w:val="0"/>
-          <w:i w:val="0"/>
-          <w:strike w:val="0"/>
-          <w:color w:val="FF0000"/>
-          <w:sz w:val="24"/>
-        </w:rPr>
-        <w:t>)</w:t>
-      </w:r>
-      <w:r>
-        <w:rPr>
-          <w:rFonts w:ascii="Times New Roman" w:hAnsi="Times New Roman" w:eastAsia="Times New Roman"/>
-          <w:b w:val="0"/>
-          <w:i w:val="0"/>
-          <w:strike w:val="0"/>
-          <w:color w:val="FF0000"/>
-          <w:sz w:val="24"/>
-        </w:rPr>
-        <w:t>:107–117.</w:t>
+      <w:r>
+        <w:rPr>
+          <w:rFonts w:ascii="Times New Roman" w:hAnsi="Times New Roman" w:eastAsia="Times New Roman"/>
+          <w:b w:val="0"/>
+          <w:strike/>
+          <w:color w:val="0000FF"/>
+          <w:sz w:val="24"/>
+        </w:rPr>
+        <w:t>16. Arksey H, O'Malley L. Scoping studies: towards a methodological framework. Int J Soc Res Methodol. 2005;8(1):19–32.</w:t>
       </w:r>
     </w:p>
     <w:p>
-      <w:pPr>
-        <w:ind w:firstLine="720"/>
-      </w:pPr>
-      <w:r>
-        <w:rPr>
-          <w:rFonts w:ascii="Times New Roman" w:hAnsi="Times New Roman" w:eastAsia="Times New Roman"/>
-          <w:b w:val="0"/>
-          <w:i w:val="0"/>
-          <w:strike w:val="0"/>
-          <w:color w:val="000000"/>
-          <w:sz w:val="24"/>
-        </w:rPr>
-        <w:t xml:space="preserve">19. </w:t>
-      </w:r>
-      <w:r>
-        <w:rPr>
-          <w:rFonts w:ascii="Times New Roman" w:hAnsi="Times New Roman" w:eastAsia="Times New Roman"/>
-          <w:b w:val="0"/>
-          <w:i w:val="0"/>
-          <w:strike/>
-          <w:color w:val="0000FF"/>
-          <w:sz w:val="24"/>
-        </w:rPr>
-        <w:t xml:space="preserve">World Anti-Doping Agency. </w:t>
-      </w:r>
-      <w:r>
-        <w:rPr>
-          <w:rFonts w:ascii="Times New Roman" w:hAnsi="Times New Roman" w:eastAsia="Times New Roman"/>
-          <w:b w:val="0"/>
-          <w:i w:val="0"/>
-          <w:strike w:val="0"/>
-          <w:color w:val="FF0000"/>
-          <w:sz w:val="24"/>
-        </w:rPr>
-        <w:t xml:space="preserve">Mancia G, Kreutz R, Brunstrom M, et al. </w:t>
-      </w:r>
-      <w:r>
-        <w:rPr>
-          <w:rFonts w:ascii="Times New Roman" w:hAnsi="Times New Roman" w:eastAsia="Times New Roman"/>
-          <w:b w:val="0"/>
-          <w:i w:val="0"/>
-          <w:strike w:val="0"/>
-          <w:color w:val="000000"/>
-          <w:sz w:val="24"/>
-        </w:rPr>
-        <w:t xml:space="preserve">2023 </w:t>
-      </w:r>
-      <w:r>
-        <w:rPr>
-          <w:rFonts w:ascii="Times New Roman" w:hAnsi="Times New Roman" w:eastAsia="Times New Roman"/>
-          <w:b w:val="0"/>
-          <w:i w:val="0"/>
-          <w:strike/>
-          <w:color w:val="0000FF"/>
-          <w:sz w:val="24"/>
-        </w:rPr>
-        <w:t>Anti-Doping Testing Figures Report. Montreal: WADA; 2025.</w:t>
-      </w:r>
-      <w:r>
-        <w:rPr>
-          <w:rFonts w:ascii="Times New Roman" w:hAnsi="Times New Roman" w:eastAsia="Times New Roman"/>
-          <w:b w:val="0"/>
-          <w:i w:val="0"/>
-          <w:strike w:val="0"/>
-          <w:color w:val="FF0000"/>
-          <w:sz w:val="24"/>
-        </w:rPr>
-        <w:t>ESH Guidelines for the management of arterial hypertension. J Hypertens. 2023;41</w:t>
-      </w:r>
-      <w:r>
-        <w:rPr>
-          <w:rFonts w:ascii="Times New Roman" w:hAnsi="Times New Roman" w:eastAsia="Times New Roman"/>
-          <w:b w:val="0"/>
-          <w:i w:val="0"/>
-          <w:strike w:val="0"/>
-          <w:color w:val="FF0000"/>
-          <w:sz w:val="24"/>
-        </w:rPr>
-        <w:t>(</w:t>
-      </w:r>
-      <w:r>
-        <w:rPr>
-          <w:rFonts w:ascii="Times New Roman" w:hAnsi="Times New Roman" w:eastAsia="Times New Roman"/>
-          <w:b w:val="0"/>
-          <w:i w:val="0"/>
-          <w:strike w:val="0"/>
-          <w:color w:val="FF0000"/>
-          <w:sz w:val="24"/>
-          <w:vertAlign w:val="superscript"/>
-        </w:rPr>
-        <w:t>12</w:t>
-      </w:r>
-      <w:r>
-        <w:rPr>
-          <w:rFonts w:ascii="Times New Roman" w:hAnsi="Times New Roman" w:eastAsia="Times New Roman"/>
-          <w:b w:val="0"/>
-          <w:i w:val="0"/>
-          <w:strike w:val="0"/>
-          <w:color w:val="FF0000"/>
-          <w:sz w:val="24"/>
-        </w:rPr>
-        <w:t>)</w:t>
-      </w:r>
-      <w:r>
-        <w:rPr>
-          <w:rFonts w:ascii="Times New Roman" w:hAnsi="Times New Roman" w:eastAsia="Times New Roman"/>
-          <w:b w:val="0"/>
-          <w:i w:val="0"/>
-          <w:strike w:val="0"/>
-          <w:color w:val="FF0000"/>
-          <w:sz w:val="24"/>
-        </w:rPr>
-        <w:t>:1874–2071.</w:t>
+      <w:r>
+        <w:rPr>
+          <w:rFonts w:ascii="Times New Roman" w:hAnsi="Times New Roman" w:eastAsia="Times New Roman"/>
+          <w:b w:val="0"/>
+          <w:strike w:val="0"/>
+          <w:color w:val="FF0000"/>
+          <w:sz w:val="24"/>
+        </w:rPr>
+        <w:t>16. International Testing Agency. Behind the numbers: ITA publishes TUE dashboard to strengthen transparency in the global fight against doping in sport. 2026 Mar 17. Available at: https://ita.sport/news/behind-the-numbers-ita-publishes-tue-dashboard-to-strengthen-transparency-in-the-global-fight-against-doping-in-sport/</w:t>
       </w:r>
     </w:p>
     <w:p>
-      <w:pPr>
-        <w:ind w:firstLine="720"/>
-      </w:pPr>
-      <w:r>
-        <w:rPr>
-          <w:rFonts w:ascii="Times New Roman" w:hAnsi="Times New Roman" w:eastAsia="Times New Roman"/>
-          <w:b w:val="0"/>
-          <w:i w:val="0"/>
+      <w:r>
+        <w:rPr>
+          <w:rFonts w:ascii="Times New Roman" w:hAnsi="Times New Roman" w:eastAsia="Times New Roman"/>
+          <w:b w:val="0"/>
           <w:strike w:val="0"/>
           <w:color w:val="000000"/>
           <w:sz w:val="24"/>
         </w:rPr>
-        <w:t xml:space="preserve">20. </w:t>
-      </w:r>
-      <w:r>
-        <w:rPr>
-          <w:rFonts w:ascii="Times New Roman" w:hAnsi="Times New Roman" w:eastAsia="Times New Roman"/>
-          <w:b w:val="0"/>
-          <w:i w:val="0"/>
-          <w:strike/>
-          <w:color w:val="0000FF"/>
-          <w:sz w:val="24"/>
-        </w:rPr>
-        <w:t xml:space="preserve">Price OJ, Sewry N, Schwellnus </w:t>
-      </w:r>
-      <w:r>
-        <w:rPr>
-          <w:rFonts w:ascii="Times New Roman" w:hAnsi="Times New Roman" w:eastAsia="Times New Roman"/>
-          <w:b w:val="0"/>
-          <w:i w:val="0"/>
-          <w:strike w:val="0"/>
-          <w:color w:val="FF0000"/>
-          <w:sz w:val="24"/>
-        </w:rPr>
-        <w:t xml:space="preserve">McDonagh TA, Metra M, Adamo </w:t>
-      </w:r>
-      <w:r>
-        <w:rPr>
-          <w:rFonts w:ascii="Times New Roman" w:hAnsi="Times New Roman" w:eastAsia="Times New Roman"/>
-          <w:b w:val="0"/>
-          <w:i w:val="0"/>
-          <w:strike w:val="0"/>
-          <w:color w:val="000000"/>
-          <w:sz w:val="24"/>
-        </w:rPr>
-        <w:t xml:space="preserve">M, et al. </w:t>
-      </w:r>
-      <w:r>
-        <w:rPr>
-          <w:rFonts w:ascii="Times New Roman" w:hAnsi="Times New Roman" w:eastAsia="Times New Roman"/>
-          <w:b w:val="0"/>
-          <w:i w:val="0"/>
-          <w:strike/>
-          <w:color w:val="0000FF"/>
-          <w:sz w:val="24"/>
-        </w:rPr>
-        <w:t xml:space="preserve">Prevalence </w:t>
-      </w:r>
-      <w:r>
-        <w:rPr>
-          <w:rFonts w:ascii="Times New Roman" w:hAnsi="Times New Roman" w:eastAsia="Times New Roman"/>
-          <w:b w:val="0"/>
-          <w:i w:val="0"/>
-          <w:strike w:val="0"/>
-          <w:color w:val="FF0000"/>
-          <w:sz w:val="24"/>
-        </w:rPr>
-        <w:t xml:space="preserve">2021 ESC Guidelines for the diagnosis and treatment </w:t>
-      </w:r>
-      <w:r>
-        <w:rPr>
-          <w:rFonts w:ascii="Times New Roman" w:hAnsi="Times New Roman" w:eastAsia="Times New Roman"/>
-          <w:b w:val="0"/>
-          <w:i w:val="0"/>
-          <w:strike w:val="0"/>
-          <w:color w:val="000000"/>
-          <w:sz w:val="24"/>
-        </w:rPr>
-        <w:t xml:space="preserve">of </w:t>
-      </w:r>
-      <w:r>
-        <w:rPr>
-          <w:rFonts w:ascii="Times New Roman" w:hAnsi="Times New Roman" w:eastAsia="Times New Roman"/>
-          <w:b w:val="0"/>
-          <w:i w:val="0"/>
-          <w:strike/>
-          <w:color w:val="0000FF"/>
-          <w:sz w:val="24"/>
-        </w:rPr>
-        <w:t xml:space="preserve">lower airway dysfunction in athletes: a systematic review </w:t>
-      </w:r>
-      <w:r>
-        <w:rPr>
-          <w:rFonts w:ascii="Times New Roman" w:hAnsi="Times New Roman" w:eastAsia="Times New Roman"/>
-          <w:b w:val="0"/>
-          <w:i w:val="0"/>
-          <w:strike w:val="0"/>
-          <w:color w:val="FF0000"/>
-          <w:sz w:val="24"/>
-        </w:rPr>
-        <w:t xml:space="preserve">acute </w:t>
-      </w:r>
-      <w:r>
-        <w:rPr>
-          <w:rFonts w:ascii="Times New Roman" w:hAnsi="Times New Roman" w:eastAsia="Times New Roman"/>
-          <w:b w:val="0"/>
-          <w:i w:val="0"/>
-          <w:strike w:val="0"/>
-          <w:color w:val="000000"/>
-          <w:sz w:val="24"/>
-        </w:rPr>
-        <w:t xml:space="preserve">and </w:t>
-      </w:r>
-      <w:r>
-        <w:rPr>
-          <w:rFonts w:ascii="Times New Roman" w:hAnsi="Times New Roman" w:eastAsia="Times New Roman"/>
-          <w:b w:val="0"/>
-          <w:i w:val="0"/>
-          <w:strike/>
-          <w:color w:val="0000FF"/>
-          <w:sz w:val="24"/>
-        </w:rPr>
-        <w:t>meta-analysis. Br J Sports Med. 2022;56</w:t>
-      </w:r>
-      <w:r>
-        <w:rPr>
-          <w:rFonts w:ascii="Times New Roman" w:hAnsi="Times New Roman" w:eastAsia="Times New Roman"/>
-          <w:b w:val="0"/>
-          <w:i w:val="0"/>
-          <w:strike/>
-          <w:color w:val="0000FF"/>
-          <w:sz w:val="24"/>
-        </w:rPr>
-        <w:t>(</w:t>
-      </w:r>
-      <w:r>
-        <w:rPr>
-          <w:rFonts w:ascii="Times New Roman" w:hAnsi="Times New Roman" w:eastAsia="Times New Roman"/>
-          <w:b w:val="0"/>
-          <w:i w:val="0"/>
-          <w:strike/>
-          <w:color w:val="0000FF"/>
-          <w:sz w:val="24"/>
-          <w:vertAlign w:val="superscript"/>
-        </w:rPr>
-        <w:t>4</w:t>
-      </w:r>
-      <w:r>
-        <w:rPr>
-          <w:rFonts w:ascii="Times New Roman" w:hAnsi="Times New Roman" w:eastAsia="Times New Roman"/>
-          <w:b w:val="0"/>
-          <w:i w:val="0"/>
-          <w:strike/>
-          <w:color w:val="0000FF"/>
-          <w:sz w:val="24"/>
-        </w:rPr>
-        <w:t>)</w:t>
-      </w:r>
-      <w:r>
-        <w:rPr>
-          <w:rFonts w:ascii="Times New Roman" w:hAnsi="Times New Roman" w:eastAsia="Times New Roman"/>
-          <w:b w:val="0"/>
-          <w:i w:val="0"/>
-          <w:strike/>
-          <w:color w:val="0000FF"/>
-          <w:sz w:val="24"/>
-        </w:rPr>
-        <w:t>:213–222.</w:t>
-      </w:r>
-      <w:r>
-        <w:rPr>
-          <w:rFonts w:ascii="Times New Roman" w:hAnsi="Times New Roman" w:eastAsia="Times New Roman"/>
-          <w:b w:val="0"/>
-          <w:i w:val="0"/>
-          <w:strike w:val="0"/>
-          <w:color w:val="FF0000"/>
-          <w:sz w:val="24"/>
-        </w:rPr>
-        <w:t>chronic heart failure. Eur Heart J. 2021;42</w:t>
-      </w:r>
-      <w:r>
-        <w:rPr>
-          <w:rFonts w:ascii="Times New Roman" w:hAnsi="Times New Roman" w:eastAsia="Times New Roman"/>
-          <w:b w:val="0"/>
-          <w:i w:val="0"/>
-          <w:strike w:val="0"/>
-          <w:color w:val="FF0000"/>
-          <w:sz w:val="24"/>
-        </w:rPr>
-        <w:t>(</w:t>
-      </w:r>
-      <w:r>
-        <w:rPr>
-          <w:rFonts w:ascii="Times New Roman" w:hAnsi="Times New Roman" w:eastAsia="Times New Roman"/>
-          <w:b w:val="0"/>
-          <w:i w:val="0"/>
-          <w:strike w:val="0"/>
-          <w:color w:val="FF0000"/>
-          <w:sz w:val="24"/>
-          <w:vertAlign w:val="superscript"/>
-        </w:rPr>
-        <w:t>36</w:t>
-      </w:r>
-      <w:r>
-        <w:rPr>
-          <w:rFonts w:ascii="Times New Roman" w:hAnsi="Times New Roman" w:eastAsia="Times New Roman"/>
-          <w:b w:val="0"/>
-          <w:i w:val="0"/>
-          <w:strike w:val="0"/>
-          <w:color w:val="FF0000"/>
-          <w:sz w:val="24"/>
-        </w:rPr>
-        <w:t>)</w:t>
-      </w:r>
-      <w:r>
-        <w:rPr>
-          <w:rFonts w:ascii="Times New Roman" w:hAnsi="Times New Roman" w:eastAsia="Times New Roman"/>
-          <w:b w:val="0"/>
-          <w:i w:val="0"/>
-          <w:strike w:val="0"/>
-          <w:color w:val="FF0000"/>
-          <w:sz w:val="24"/>
-        </w:rPr>
-        <w:t>:3599–3726.</w:t>
+        <w:t>17. Levac D, Colquhoun H, O'Brien KK. Scoping studies: advancing the methodology. Implement Sci. 2010;5:69.</w:t>
       </w:r>
     </w:p>
     <w:p>
-      <w:pPr>
-        <w:ind w:firstLine="720"/>
-      </w:pPr>
-      <w:r>
-        <w:rPr>
-          <w:rFonts w:ascii="Times New Roman" w:hAnsi="Times New Roman" w:eastAsia="Times New Roman"/>
-          <w:b w:val="0"/>
-          <w:i w:val="0"/>
-          <w:strike w:val="0"/>
-          <w:color w:val="000000"/>
-          <w:sz w:val="24"/>
-        </w:rPr>
-        <w:t xml:space="preserve">21. </w:t>
-      </w:r>
-      <w:r>
-        <w:rPr>
-          <w:rFonts w:ascii="Times New Roman" w:hAnsi="Times New Roman" w:eastAsia="Times New Roman"/>
-          <w:b w:val="0"/>
-          <w:i w:val="0"/>
-          <w:strike/>
-          <w:color w:val="0000FF"/>
-          <w:sz w:val="24"/>
-        </w:rPr>
-        <w:t xml:space="preserve">Han DH, McDuff D, Thompson D, et al. Attention-deficit/hyperactivity disorder in elite athletes: </w:t>
-      </w:r>
-      <w:r>
-        <w:rPr>
-          <w:rFonts w:ascii="Times New Roman" w:hAnsi="Times New Roman" w:eastAsia="Times New Roman"/>
-          <w:b w:val="0"/>
-          <w:i w:val="0"/>
-          <w:strike w:val="0"/>
-          <w:color w:val="FF0000"/>
-          <w:sz w:val="24"/>
-        </w:rPr>
-        <w:t xml:space="preserve">Munn Z, Peters MDJ, Stern C, Tufanaru C, McArthur A, Aromataris E. Systematic review or scoping review? Guidance for authors when choosing between </w:t>
-      </w:r>
-      <w:r>
-        <w:rPr>
-          <w:rFonts w:ascii="Times New Roman" w:hAnsi="Times New Roman" w:eastAsia="Times New Roman"/>
-          <w:b w:val="0"/>
-          <w:i w:val="0"/>
-          <w:strike w:val="0"/>
-          <w:color w:val="000000"/>
-          <w:sz w:val="24"/>
-        </w:rPr>
-        <w:t xml:space="preserve">a </w:t>
-      </w:r>
-      <w:r>
-        <w:rPr>
-          <w:rFonts w:ascii="Times New Roman" w:hAnsi="Times New Roman" w:eastAsia="Times New Roman"/>
-          <w:b w:val="0"/>
-          <w:i w:val="0"/>
-          <w:strike/>
-          <w:color w:val="0000FF"/>
-          <w:sz w:val="24"/>
-        </w:rPr>
-        <w:t>narrative review. Br J Sports Med. 2019;53</w:t>
-      </w:r>
-      <w:r>
-        <w:rPr>
-          <w:rFonts w:ascii="Times New Roman" w:hAnsi="Times New Roman" w:eastAsia="Times New Roman"/>
-          <w:b w:val="0"/>
-          <w:i w:val="0"/>
-          <w:strike/>
-          <w:color w:val="0000FF"/>
-          <w:sz w:val="24"/>
-        </w:rPr>
-        <w:t>(</w:t>
-      </w:r>
-      <w:r>
-        <w:rPr>
-          <w:rFonts w:ascii="Times New Roman" w:hAnsi="Times New Roman" w:eastAsia="Times New Roman"/>
-          <w:b w:val="0"/>
-          <w:i w:val="0"/>
-          <w:strike/>
-          <w:color w:val="0000FF"/>
-          <w:sz w:val="24"/>
-          <w:vertAlign w:val="superscript"/>
-        </w:rPr>
-        <w:t>12</w:t>
-      </w:r>
-      <w:r>
-        <w:rPr>
-          <w:rFonts w:ascii="Times New Roman" w:hAnsi="Times New Roman" w:eastAsia="Times New Roman"/>
-          <w:b w:val="0"/>
-          <w:i w:val="0"/>
-          <w:strike/>
-          <w:color w:val="0000FF"/>
-          <w:sz w:val="24"/>
-        </w:rPr>
-        <w:t>)</w:t>
-      </w:r>
-      <w:r>
-        <w:rPr>
-          <w:rFonts w:ascii="Times New Roman" w:hAnsi="Times New Roman" w:eastAsia="Times New Roman"/>
-          <w:b w:val="0"/>
-          <w:i w:val="0"/>
-          <w:strike/>
-          <w:color w:val="0000FF"/>
-          <w:sz w:val="24"/>
-        </w:rPr>
-        <w:t>:741–747.</w:t>
-      </w:r>
-      <w:r>
-        <w:rPr>
-          <w:rFonts w:ascii="Times New Roman" w:hAnsi="Times New Roman" w:eastAsia="Times New Roman"/>
-          <w:b w:val="0"/>
-          <w:i w:val="0"/>
-          <w:strike w:val="0"/>
-          <w:color w:val="FF0000"/>
-          <w:sz w:val="24"/>
-        </w:rPr>
-        <w:t>systematic or scoping review approach. BMC Med Res Methodol. 2018;18</w:t>
-      </w:r>
-      <w:r>
-        <w:rPr>
-          <w:rFonts w:ascii="Times New Roman" w:hAnsi="Times New Roman" w:eastAsia="Times New Roman"/>
-          <w:b w:val="0"/>
-          <w:i w:val="0"/>
-          <w:strike w:val="0"/>
-          <w:color w:val="FF0000"/>
-          <w:sz w:val="24"/>
-        </w:rPr>
-        <w:t>(</w:t>
-      </w:r>
-      <w:r>
-        <w:rPr>
-          <w:rFonts w:ascii="Times New Roman" w:hAnsi="Times New Roman" w:eastAsia="Times New Roman"/>
-          <w:b w:val="0"/>
-          <w:i w:val="0"/>
-          <w:strike w:val="0"/>
-          <w:color w:val="FF0000"/>
-          <w:sz w:val="24"/>
-          <w:vertAlign w:val="superscript"/>
-        </w:rPr>
-        <w:t>1</w:t>
-      </w:r>
-      <w:r>
-        <w:rPr>
-          <w:rFonts w:ascii="Times New Roman" w:hAnsi="Times New Roman" w:eastAsia="Times New Roman"/>
-          <w:b w:val="0"/>
-          <w:i w:val="0"/>
-          <w:strike w:val="0"/>
-          <w:color w:val="FF0000"/>
-          <w:sz w:val="24"/>
-        </w:rPr>
-        <w:t>)</w:t>
-      </w:r>
-      <w:r>
-        <w:rPr>
-          <w:rFonts w:ascii="Times New Roman" w:hAnsi="Times New Roman" w:eastAsia="Times New Roman"/>
-          <w:b w:val="0"/>
-          <w:i w:val="0"/>
-          <w:strike w:val="0"/>
-          <w:color w:val="FF0000"/>
-          <w:sz w:val="24"/>
-        </w:rPr>
-        <w:t>:143.</w:t>
+      <w:r>
+        <w:rPr>
+          <w:rFonts w:ascii="Times New Roman" w:hAnsi="Times New Roman" w:eastAsia="Times New Roman"/>
+          <w:b w:val="0"/>
+          <w:strike/>
+          <w:color w:val="0000FF"/>
+          <w:sz w:val="24"/>
+        </w:rPr>
+        <w:t>18. Munn Z, Peters MDJ, Stern C, Tufanaru C, McArthur A, Aromataris E. Systematic review or scoping review? Guidance for authors when choosing between a systematic or scoping review approach. BMC Med Res Methodol. 2018;18(1):143.</w:t>
       </w:r>
     </w:p>
     <w:p>
-      <w:pPr>
-        <w:ind w:firstLine="720"/>
-      </w:pPr>
-      <w:r>
-        <w:rPr>
-          <w:rFonts w:ascii="Times New Roman" w:hAnsi="Times New Roman" w:eastAsia="Times New Roman"/>
-          <w:b w:val="0"/>
-          <w:i w:val="0"/>
-          <w:strike w:val="0"/>
-          <w:color w:val="000000"/>
-          <w:sz w:val="24"/>
-        </w:rPr>
-        <w:t xml:space="preserve">22. </w:t>
-      </w:r>
-      <w:r>
-        <w:rPr>
-          <w:rFonts w:ascii="Times New Roman" w:hAnsi="Times New Roman" w:eastAsia="Times New Roman"/>
-          <w:b w:val="0"/>
-          <w:i w:val="0"/>
-          <w:strike/>
-          <w:color w:val="0000FF"/>
-          <w:sz w:val="24"/>
-        </w:rPr>
-        <w:t xml:space="preserve">World Masters Athletics. </w:t>
-      </w:r>
-      <w:r>
-        <w:rPr>
-          <w:rFonts w:ascii="Times New Roman" w:hAnsi="Times New Roman" w:eastAsia="Times New Roman"/>
-          <w:b w:val="0"/>
-          <w:i w:val="0"/>
-          <w:strike w:val="0"/>
-          <w:color w:val="FF0000"/>
-          <w:sz w:val="24"/>
-        </w:rPr>
-        <w:t xml:space="preserve">National Institute for Health and Care Excellence. Attention deficit hyperactivity disorder: diagnosis and management. NICE guideline [NG87]. London: NICE; </w:t>
-      </w:r>
-      <w:r>
-        <w:rPr>
-          <w:rFonts w:ascii="Times New Roman" w:hAnsi="Times New Roman" w:eastAsia="Times New Roman"/>
-          <w:b w:val="0"/>
-          <w:i w:val="0"/>
-          <w:strike w:val="0"/>
-          <w:color w:val="000000"/>
-          <w:sz w:val="24"/>
-        </w:rPr>
-        <w:t xml:space="preserve">2024 </w:t>
-      </w:r>
-      <w:r>
-        <w:rPr>
-          <w:rFonts w:ascii="Times New Roman" w:hAnsi="Times New Roman" w:eastAsia="Times New Roman"/>
-          <w:b w:val="0"/>
-          <w:i w:val="0"/>
-          <w:strike/>
-          <w:color w:val="0000FF"/>
-          <w:sz w:val="24"/>
-        </w:rPr>
-        <w:t>WMA Annual Report. 2024.</w:t>
-      </w:r>
-      <w:r>
-        <w:rPr>
-          <w:rFonts w:ascii="Times New Roman" w:hAnsi="Times New Roman" w:eastAsia="Times New Roman"/>
-          <w:b w:val="0"/>
-          <w:i w:val="0"/>
-          <w:strike w:val="0"/>
-          <w:color w:val="FF0000"/>
-          <w:sz w:val="24"/>
-        </w:rPr>
-        <w:t>(updated).</w:t>
+      <w:r>
+        <w:rPr>
+          <w:rFonts w:ascii="Times New Roman" w:hAnsi="Times New Roman" w:eastAsia="Times New Roman"/>
+          <w:b w:val="0"/>
+          <w:strike w:val="0"/>
+          <w:color w:val="FF0000"/>
+          <w:sz w:val="24"/>
+        </w:rPr>
+        <w:t>18. Lincoff AM, Bhasin S, Flevaris P, et al. Cardiovascular safety of testosterone-replacement therapy. N Engl J Med. 2023;389(2):107–117.</w:t>
       </w:r>
     </w:p>
     <w:p>
-      <w:pPr>
-        <w:ind w:firstLine="720"/>
-      </w:pPr>
-      <w:r>
-        <w:rPr>
-          <w:rFonts w:ascii="Times New Roman" w:hAnsi="Times New Roman" w:eastAsia="Times New Roman"/>
-          <w:b w:val="0"/>
-          <w:i w:val="0"/>
-          <w:strike w:val="0"/>
-          <w:color w:val="000000"/>
-          <w:sz w:val="24"/>
-        </w:rPr>
-        <w:t xml:space="preserve">23. </w:t>
-      </w:r>
-      <w:r>
-        <w:rPr>
-          <w:rFonts w:ascii="Times New Roman" w:hAnsi="Times New Roman" w:eastAsia="Times New Roman"/>
-          <w:b w:val="0"/>
-          <w:i w:val="0"/>
-          <w:strike/>
-          <w:color w:val="0000FF"/>
-          <w:sz w:val="24"/>
-        </w:rPr>
-        <w:t xml:space="preserve">International Masters Games Association. Record registrations: already over 24,000 </w:t>
-      </w:r>
-      <w:r>
-        <w:rPr>
-          <w:rFonts w:ascii="Times New Roman" w:hAnsi="Times New Roman" w:eastAsia="Times New Roman"/>
-          <w:b w:val="0"/>
-          <w:i w:val="0"/>
-          <w:strike w:val="0"/>
-          <w:color w:val="FF0000"/>
-          <w:sz w:val="24"/>
-        </w:rPr>
-        <w:t xml:space="preserve">Overbye M, Wagner U. Between medical treatment and performance enhancement: an investigation of how elite </w:t>
-      </w:r>
-      <w:r>
-        <w:rPr>
-          <w:rFonts w:ascii="Times New Roman" w:hAnsi="Times New Roman" w:eastAsia="Times New Roman"/>
-          <w:b w:val="0"/>
-          <w:i w:val="0"/>
-          <w:strike w:val="0"/>
-          <w:color w:val="000000"/>
-          <w:sz w:val="24"/>
-        </w:rPr>
-        <w:t xml:space="preserve">athletes </w:t>
-      </w:r>
-      <w:r>
-        <w:rPr>
-          <w:rFonts w:ascii="Times New Roman" w:hAnsi="Times New Roman" w:eastAsia="Times New Roman"/>
-          <w:b w:val="0"/>
-          <w:i w:val="0"/>
-          <w:strike/>
-          <w:color w:val="0000FF"/>
-          <w:sz w:val="24"/>
-        </w:rPr>
-        <w:t>joining World Masters Games. 2026.</w:t>
-      </w:r>
-      <w:r>
-        <w:rPr>
-          <w:rFonts w:ascii="Times New Roman" w:hAnsi="Times New Roman" w:eastAsia="Times New Roman"/>
-          <w:b w:val="0"/>
-          <w:i w:val="0"/>
-          <w:strike w:val="0"/>
-          <w:color w:val="FF0000"/>
-          <w:sz w:val="24"/>
-        </w:rPr>
-        <w:t>experience therapeutic use exemptions. Int J Drug Policy. 2013;24</w:t>
-      </w:r>
-      <w:r>
-        <w:rPr>
-          <w:rFonts w:ascii="Times New Roman" w:hAnsi="Times New Roman" w:eastAsia="Times New Roman"/>
-          <w:b w:val="0"/>
-          <w:i w:val="0"/>
-          <w:strike w:val="0"/>
-          <w:color w:val="FF0000"/>
-          <w:sz w:val="24"/>
-        </w:rPr>
-        <w:t>(</w:t>
-      </w:r>
-      <w:r>
-        <w:rPr>
-          <w:rFonts w:ascii="Times New Roman" w:hAnsi="Times New Roman" w:eastAsia="Times New Roman"/>
-          <w:b w:val="0"/>
-          <w:i w:val="0"/>
-          <w:strike w:val="0"/>
-          <w:color w:val="FF0000"/>
-          <w:sz w:val="24"/>
-          <w:vertAlign w:val="superscript"/>
-        </w:rPr>
-        <w:t>6</w:t>
-      </w:r>
-      <w:r>
-        <w:rPr>
-          <w:rFonts w:ascii="Times New Roman" w:hAnsi="Times New Roman" w:eastAsia="Times New Roman"/>
-          <w:b w:val="0"/>
-          <w:i w:val="0"/>
-          <w:strike w:val="0"/>
-          <w:color w:val="FF0000"/>
-          <w:sz w:val="24"/>
-        </w:rPr>
-        <w:t>)</w:t>
-      </w:r>
-      <w:r>
-        <w:rPr>
-          <w:rFonts w:ascii="Times New Roman" w:hAnsi="Times New Roman" w:eastAsia="Times New Roman"/>
-          <w:b w:val="0"/>
-          <w:i w:val="0"/>
-          <w:strike w:val="0"/>
-          <w:color w:val="FF0000"/>
-          <w:sz w:val="24"/>
-        </w:rPr>
-        <w:t>:579–588.</w:t>
+      <w:r>
+        <w:rPr>
+          <w:rFonts w:ascii="Times New Roman" w:hAnsi="Times New Roman" w:eastAsia="Times New Roman"/>
+          <w:b w:val="0"/>
+          <w:strike/>
+          <w:color w:val="0000FF"/>
+          <w:sz w:val="24"/>
+        </w:rPr>
+        <w:t>19. World Anti-Doping Agency. 2023 Anti-Doping Testing Figures Report. Montreal: WADA; 2025.</w:t>
       </w:r>
     </w:p>
     <w:p>
-      <w:pPr>
-        <w:ind w:firstLine="720"/>
-      </w:pPr>
-      <w:r>
-        <w:rPr>
-          <w:rFonts w:ascii="Times New Roman" w:hAnsi="Times New Roman" w:eastAsia="Times New Roman"/>
-          <w:b w:val="0"/>
-          <w:i w:val="0"/>
-          <w:strike w:val="0"/>
-          <w:color w:val="000000"/>
-          <w:sz w:val="24"/>
-        </w:rPr>
-        <w:t xml:space="preserve">24. </w:t>
-      </w:r>
-      <w:r>
-        <w:rPr>
-          <w:rFonts w:ascii="Times New Roman" w:hAnsi="Times New Roman" w:eastAsia="Times New Roman"/>
-          <w:b w:val="0"/>
-          <w:i w:val="0"/>
-          <w:strike/>
-          <w:color w:val="0000FF"/>
-          <w:sz w:val="24"/>
-        </w:rPr>
-        <w:t xml:space="preserve">Hostrup M, Jacobson GA, Jessen S, Lemminger AK. Anabolic </w:t>
-      </w:r>
-      <w:r>
-        <w:rPr>
-          <w:rFonts w:ascii="Times New Roman" w:hAnsi="Times New Roman" w:eastAsia="Times New Roman"/>
-          <w:b w:val="0"/>
-          <w:i w:val="0"/>
-          <w:strike w:val="0"/>
-          <w:color w:val="FF0000"/>
-          <w:sz w:val="24"/>
-        </w:rPr>
-        <w:t xml:space="preserve">Pharmaceuticals </w:t>
-      </w:r>
-      <w:r>
-        <w:rPr>
-          <w:rFonts w:ascii="Times New Roman" w:hAnsi="Times New Roman" w:eastAsia="Times New Roman"/>
-          <w:b w:val="0"/>
-          <w:i w:val="0"/>
-          <w:strike w:val="0"/>
-          <w:color w:val="000000"/>
-          <w:sz w:val="24"/>
-        </w:rPr>
-        <w:t xml:space="preserve">and </w:t>
-      </w:r>
-      <w:r>
-        <w:rPr>
-          <w:rFonts w:ascii="Times New Roman" w:hAnsi="Times New Roman" w:eastAsia="Times New Roman"/>
-          <w:b w:val="0"/>
-          <w:i w:val="0"/>
-          <w:strike/>
-          <w:color w:val="0000FF"/>
-          <w:sz w:val="24"/>
-        </w:rPr>
-        <w:t xml:space="preserve">lipolytic actions </w:t>
-      </w:r>
-      <w:r>
-        <w:rPr>
-          <w:rFonts w:ascii="Times New Roman" w:hAnsi="Times New Roman" w:eastAsia="Times New Roman"/>
-          <w:b w:val="0"/>
-          <w:i w:val="0"/>
-          <w:strike w:val="0"/>
-          <w:color w:val="FF0000"/>
-          <w:sz w:val="24"/>
-        </w:rPr>
-        <w:t xml:space="preserve">Medical Devices Agency. Approval </w:t>
-      </w:r>
-      <w:r>
-        <w:rPr>
-          <w:rFonts w:ascii="Times New Roman" w:hAnsi="Times New Roman" w:eastAsia="Times New Roman"/>
-          <w:b w:val="0"/>
-          <w:i w:val="0"/>
-          <w:strike w:val="0"/>
-          <w:color w:val="000000"/>
-          <w:sz w:val="24"/>
-        </w:rPr>
-        <w:t xml:space="preserve">of </w:t>
-      </w:r>
-      <w:r>
-        <w:rPr>
-          <w:rFonts w:ascii="Times New Roman" w:hAnsi="Times New Roman" w:eastAsia="Times New Roman"/>
-          <w:b w:val="0"/>
-          <w:i w:val="0"/>
-          <w:strike/>
-          <w:color w:val="0000FF"/>
-          <w:sz w:val="24"/>
-        </w:rPr>
-        <w:t>beta2-agonists in humans and antidoping challenges. Drug Test Anal. 2020;12</w:t>
-      </w:r>
-      <w:r>
-        <w:rPr>
-          <w:rFonts w:ascii="Times New Roman" w:hAnsi="Times New Roman" w:eastAsia="Times New Roman"/>
-          <w:b w:val="0"/>
-          <w:i w:val="0"/>
-          <w:strike/>
-          <w:color w:val="0000FF"/>
-          <w:sz w:val="24"/>
-        </w:rPr>
-        <w:t>(</w:t>
-      </w:r>
-      <w:r>
-        <w:rPr>
-          <w:rFonts w:ascii="Times New Roman" w:hAnsi="Times New Roman" w:eastAsia="Times New Roman"/>
-          <w:b w:val="0"/>
-          <w:i w:val="0"/>
-          <w:strike/>
-          <w:color w:val="0000FF"/>
-          <w:sz w:val="24"/>
-          <w:vertAlign w:val="superscript"/>
-        </w:rPr>
-        <w:t>5</w:t>
-      </w:r>
-      <w:r>
-        <w:rPr>
-          <w:rFonts w:ascii="Times New Roman" w:hAnsi="Times New Roman" w:eastAsia="Times New Roman"/>
-          <w:b w:val="0"/>
-          <w:i w:val="0"/>
-          <w:strike/>
-          <w:color w:val="0000FF"/>
-          <w:sz w:val="24"/>
-        </w:rPr>
-        <w:t>)</w:t>
-      </w:r>
-      <w:r>
-        <w:rPr>
-          <w:rFonts w:ascii="Times New Roman" w:hAnsi="Times New Roman" w:eastAsia="Times New Roman"/>
-          <w:b w:val="0"/>
-          <w:i w:val="0"/>
-          <w:strike/>
-          <w:color w:val="0000FF"/>
-          <w:sz w:val="24"/>
-        </w:rPr>
-        <w:t>:597–609.</w:t>
-      </w:r>
-      <w:r>
-        <w:rPr>
-          <w:rFonts w:ascii="Times New Roman" w:hAnsi="Times New Roman" w:eastAsia="Times New Roman"/>
-          <w:b w:val="0"/>
-          <w:i w:val="0"/>
-          <w:strike w:val="0"/>
-          <w:color w:val="FF0000"/>
-          <w:sz w:val="24"/>
-        </w:rPr>
-        <w:t>Mounjaro subcutaneous injection. 2023 Apr.</w:t>
+      <w:r>
+        <w:rPr>
+          <w:rFonts w:ascii="Times New Roman" w:hAnsi="Times New Roman" w:eastAsia="Times New Roman"/>
+          <w:b w:val="0"/>
+          <w:strike w:val="0"/>
+          <w:color w:val="FF0000"/>
+          <w:sz w:val="24"/>
+        </w:rPr>
+        <w:t>19. Mancia G, Kreutz R, Brunstrom M, et al. 2023 ESH Guidelines for the management of arterial hypertension. J Hypertens. 2023;41(12):1874–2071.</w:t>
       </w:r>
     </w:p>
     <w:p>
-      <w:pPr>
-        <w:ind w:firstLine="720"/>
-      </w:pPr>
-      <w:r>
-        <w:rPr>
-          <w:rFonts w:ascii="Times New Roman" w:hAnsi="Times New Roman" w:eastAsia="Times New Roman"/>
-          <w:b w:val="0"/>
-          <w:i w:val="0"/>
-          <w:strike w:val="0"/>
-          <w:color w:val="000000"/>
-          <w:sz w:val="24"/>
-        </w:rPr>
-        <w:t xml:space="preserve">25. </w:t>
-      </w:r>
-      <w:r>
-        <w:rPr>
-          <w:rFonts w:ascii="Times New Roman" w:hAnsi="Times New Roman" w:eastAsia="Times New Roman"/>
-          <w:b w:val="0"/>
-          <w:i w:val="0"/>
-          <w:strike/>
-          <w:color w:val="0000FF"/>
-          <w:sz w:val="24"/>
-        </w:rPr>
-        <w:t>Australian ADHD Professionals Association. Australian Evidence-Based Clinical Practice Guideline for Attention Deficit Hyperactivity Disorder (ADHD). Melbourne: AADPA; 2022.</w:t>
-      </w:r>
-      <w:r>
-        <w:rPr>
-          <w:rFonts w:ascii="Times New Roman" w:hAnsi="Times New Roman" w:eastAsia="Times New Roman"/>
-          <w:b w:val="0"/>
-          <w:i w:val="0"/>
-          <w:strike w:val="0"/>
-          <w:color w:val="FF0000"/>
-          <w:sz w:val="24"/>
-        </w:rPr>
-        <w:t>Pharmaceuticals and Medical Devices Agency. Approval of Ozempic subcutaneous injection. 2018 Mar 20.</w:t>
+      <w:r>
+        <w:rPr>
+          <w:rFonts w:ascii="Times New Roman" w:hAnsi="Times New Roman" w:eastAsia="Times New Roman"/>
+          <w:b w:val="0"/>
+          <w:strike/>
+          <w:color w:val="0000FF"/>
+          <w:sz w:val="24"/>
+        </w:rPr>
+        <w:t>20. Price OJ, Sewry N, Schwellnus M, et al. Prevalence of lower airway dysfunction in athletes: a systematic review and meta-analysis. Br J Sports Med. 2022;56(4):213–222.</w:t>
       </w:r>
     </w:p>
     <w:p>
-      <w:pPr>
-        <w:ind w:firstLine="720"/>
-      </w:pPr>
-      <w:r>
-        <w:rPr>
-          <w:rFonts w:ascii="Times New Roman" w:hAnsi="Times New Roman" w:eastAsia="Times New Roman"/>
-          <w:b w:val="0"/>
-          <w:i w:val="0"/>
-          <w:strike w:val="0"/>
-          <w:color w:val="000000"/>
-          <w:sz w:val="24"/>
-        </w:rPr>
-        <w:t xml:space="preserve">26. </w:t>
-      </w:r>
-      <w:r>
-        <w:rPr>
-          <w:rFonts w:ascii="Times New Roman" w:hAnsi="Times New Roman" w:eastAsia="Times New Roman"/>
-          <w:b w:val="0"/>
-          <w:i w:val="0"/>
-          <w:strike/>
-          <w:color w:val="0000FF"/>
-          <w:sz w:val="24"/>
-        </w:rPr>
-        <w:t>World Anti-Doping Agency. TUE Physician Guidelines – Attention Deficit Hyperactivity Disorder (ADHD). Version 8.0. Montreal: WADA; 2026.</w:t>
-      </w:r>
-      <w:r>
-        <w:rPr>
-          <w:rFonts w:ascii="Times New Roman" w:hAnsi="Times New Roman" w:eastAsia="Times New Roman"/>
-          <w:b w:val="0"/>
-          <w:i w:val="0"/>
-          <w:strike w:val="0"/>
-          <w:color w:val="FF0000"/>
-          <w:sz w:val="24"/>
-        </w:rPr>
-        <w:t>Price OJ, Sewry N, Schwellnus M, et al. Prevalence of lower airway dysfunction in athletes: a systematic review and meta-analysis. Br J Sports Med. 2022;56</w:t>
-      </w:r>
-      <w:r>
-        <w:rPr>
-          <w:rFonts w:ascii="Times New Roman" w:hAnsi="Times New Roman" w:eastAsia="Times New Roman"/>
-          <w:b w:val="0"/>
-          <w:i w:val="0"/>
-          <w:strike w:val="0"/>
-          <w:color w:val="FF0000"/>
-          <w:sz w:val="24"/>
-        </w:rPr>
-        <w:t>(</w:t>
-      </w:r>
-      <w:r>
-        <w:rPr>
-          <w:rFonts w:ascii="Times New Roman" w:hAnsi="Times New Roman" w:eastAsia="Times New Roman"/>
-          <w:b w:val="0"/>
-          <w:i w:val="0"/>
-          <w:strike w:val="0"/>
-          <w:color w:val="FF0000"/>
-          <w:sz w:val="24"/>
-          <w:vertAlign w:val="superscript"/>
-        </w:rPr>
-        <w:t>4</w:t>
-      </w:r>
-      <w:r>
-        <w:rPr>
-          <w:rFonts w:ascii="Times New Roman" w:hAnsi="Times New Roman" w:eastAsia="Times New Roman"/>
-          <w:b w:val="0"/>
-          <w:i w:val="0"/>
-          <w:strike w:val="0"/>
-          <w:color w:val="FF0000"/>
-          <w:sz w:val="24"/>
-        </w:rPr>
-        <w:t>)</w:t>
-      </w:r>
-      <w:r>
-        <w:rPr>
-          <w:rFonts w:ascii="Times New Roman" w:hAnsi="Times New Roman" w:eastAsia="Times New Roman"/>
-          <w:b w:val="0"/>
-          <w:i w:val="0"/>
-          <w:strike w:val="0"/>
-          <w:color w:val="FF0000"/>
-          <w:sz w:val="24"/>
-        </w:rPr>
-        <w:t>:213–222.</w:t>
+      <w:r>
+        <w:rPr>
+          <w:rFonts w:ascii="Times New Roman" w:hAnsi="Times New Roman" w:eastAsia="Times New Roman"/>
+          <w:b w:val="0"/>
+          <w:strike w:val="0"/>
+          <w:color w:val="FF0000"/>
+          <w:sz w:val="24"/>
+        </w:rPr>
+        <w:t>20. McDonagh TA, Metra M, Adamo M, et al. 2021 ESC Guidelines for the diagnosis and treatment of acute and chronic heart failure. Eur Heart J. 2021;42(36):3599–3726.</w:t>
       </w:r>
     </w:p>
     <w:p>
-      <w:pPr>
-        <w:ind w:firstLine="720"/>
-      </w:pPr>
-      <w:r>
-        <w:rPr>
-          <w:rFonts w:ascii="Times New Roman" w:hAnsi="Times New Roman" w:eastAsia="Times New Roman"/>
-          <w:b w:val="0"/>
-          <w:i w:val="0"/>
-          <w:strike w:val="0"/>
-          <w:color w:val="000000"/>
-          <w:sz w:val="24"/>
-        </w:rPr>
-        <w:t xml:space="preserve">27. </w:t>
-      </w:r>
-      <w:r>
-        <w:rPr>
-          <w:rFonts w:ascii="Times New Roman" w:hAnsi="Times New Roman" w:eastAsia="Times New Roman"/>
-          <w:b w:val="0"/>
-          <w:i w:val="0"/>
-          <w:strike/>
-          <w:color w:val="0000FF"/>
-          <w:sz w:val="24"/>
-        </w:rPr>
-        <w:t xml:space="preserve">European Medicines Agency. Ozempic: EPAR – summary </w:t>
-      </w:r>
-      <w:r>
-        <w:rPr>
-          <w:rFonts w:ascii="Times New Roman" w:hAnsi="Times New Roman" w:eastAsia="Times New Roman"/>
-          <w:b w:val="0"/>
-          <w:i w:val="0"/>
-          <w:strike w:val="0"/>
-          <w:color w:val="FF0000"/>
-          <w:sz w:val="24"/>
-        </w:rPr>
-        <w:t xml:space="preserve">Teede HJ, Azziz R, Balen AH, et al. Polyendocrine metabolic ovarian syndrome: a proposal </w:t>
-      </w:r>
-      <w:r>
-        <w:rPr>
-          <w:rFonts w:ascii="Times New Roman" w:hAnsi="Times New Roman" w:eastAsia="Times New Roman"/>
-          <w:b w:val="0"/>
-          <w:i w:val="0"/>
-          <w:strike w:val="0"/>
-          <w:color w:val="000000"/>
-          <w:sz w:val="24"/>
-        </w:rPr>
-        <w:t xml:space="preserve">for the </w:t>
-      </w:r>
-      <w:r>
-        <w:rPr>
-          <w:rFonts w:ascii="Times New Roman" w:hAnsi="Times New Roman" w:eastAsia="Times New Roman"/>
-          <w:b w:val="0"/>
-          <w:i w:val="0"/>
-          <w:strike/>
-          <w:color w:val="0000FF"/>
-          <w:sz w:val="24"/>
-        </w:rPr>
-        <w:t>public. 2018 Feb 8.</w:t>
-      </w:r>
-      <w:r>
-        <w:rPr>
-          <w:rFonts w:ascii="Times New Roman" w:hAnsi="Times New Roman" w:eastAsia="Times New Roman"/>
-          <w:b w:val="0"/>
-          <w:i w:val="0"/>
-          <w:strike w:val="0"/>
-          <w:color w:val="FF0000"/>
-          <w:sz w:val="24"/>
-        </w:rPr>
-        <w:t>renaming of polycystic ovary syndrome. Lancet. 2026; published online May 13, 2026.</w:t>
+      <w:r>
+        <w:rPr>
+          <w:rFonts w:ascii="Times New Roman" w:hAnsi="Times New Roman" w:eastAsia="Times New Roman"/>
+          <w:b w:val="0"/>
+          <w:strike/>
+          <w:color w:val="0000FF"/>
+          <w:sz w:val="24"/>
+        </w:rPr>
+        <w:t>21. Han DH, McDuff D, Thompson D, et al. Attention-deficit/hyperactivity disorder in elite athletes: a narrative review. Br J Sports Med. 2019;53(12):741–747.</w:t>
       </w:r>
     </w:p>
     <w:p>
-      <w:pPr>
-        <w:ind w:firstLine="720"/>
-      </w:pPr>
-      <w:r>
-        <w:rPr>
-          <w:rFonts w:ascii="Times New Roman" w:hAnsi="Times New Roman" w:eastAsia="Times New Roman"/>
-          <w:b w:val="0"/>
-          <w:i w:val="0"/>
-          <w:strike w:val="0"/>
-          <w:color w:val="000000"/>
-          <w:sz w:val="24"/>
-        </w:rPr>
-        <w:t xml:space="preserve">28. </w:t>
-      </w:r>
-      <w:r>
-        <w:rPr>
-          <w:rFonts w:ascii="Times New Roman" w:hAnsi="Times New Roman" w:eastAsia="Times New Roman"/>
-          <w:b w:val="0"/>
-          <w:i w:val="0"/>
-          <w:strike/>
-          <w:color w:val="0000FF"/>
-          <w:sz w:val="24"/>
-        </w:rPr>
-        <w:t xml:space="preserve">Pharmaceuticals </w:t>
-      </w:r>
-      <w:r>
-        <w:rPr>
-          <w:rFonts w:ascii="Times New Roman" w:hAnsi="Times New Roman" w:eastAsia="Times New Roman"/>
-          <w:b w:val="0"/>
-          <w:i w:val="0"/>
-          <w:strike w:val="0"/>
-          <w:color w:val="FF0000"/>
-          <w:sz w:val="24"/>
-        </w:rPr>
-        <w:t xml:space="preserve">Teede HJ, Tay CT, Laven JJE, et al. Recommendations from the 2023 international evidence-based guideline for the assessment </w:t>
-      </w:r>
-      <w:r>
-        <w:rPr>
-          <w:rFonts w:ascii="Times New Roman" w:hAnsi="Times New Roman" w:eastAsia="Times New Roman"/>
-          <w:b w:val="0"/>
-          <w:i w:val="0"/>
-          <w:strike w:val="0"/>
-          <w:color w:val="000000"/>
-          <w:sz w:val="24"/>
-        </w:rPr>
-        <w:t xml:space="preserve">and </w:t>
-      </w:r>
-      <w:r>
-        <w:rPr>
-          <w:rFonts w:ascii="Times New Roman" w:hAnsi="Times New Roman" w:eastAsia="Times New Roman"/>
-          <w:b w:val="0"/>
-          <w:i w:val="0"/>
-          <w:strike/>
-          <w:color w:val="0000FF"/>
-          <w:sz w:val="24"/>
-        </w:rPr>
-        <w:t xml:space="preserve">Medical Devices Agency. Approval </w:t>
-      </w:r>
-      <w:r>
-        <w:rPr>
-          <w:rFonts w:ascii="Times New Roman" w:hAnsi="Times New Roman" w:eastAsia="Times New Roman"/>
-          <w:b w:val="0"/>
-          <w:i w:val="0"/>
-          <w:strike w:val="0"/>
-          <w:color w:val="FF0000"/>
-          <w:sz w:val="24"/>
-        </w:rPr>
-        <w:t xml:space="preserve">management </w:t>
-      </w:r>
-      <w:r>
-        <w:rPr>
-          <w:rFonts w:ascii="Times New Roman" w:hAnsi="Times New Roman" w:eastAsia="Times New Roman"/>
-          <w:b w:val="0"/>
-          <w:i w:val="0"/>
-          <w:strike w:val="0"/>
-          <w:color w:val="000000"/>
-          <w:sz w:val="24"/>
-        </w:rPr>
-        <w:t xml:space="preserve">of </w:t>
-      </w:r>
-      <w:r>
-        <w:rPr>
-          <w:rFonts w:ascii="Times New Roman" w:hAnsi="Times New Roman" w:eastAsia="Times New Roman"/>
-          <w:b w:val="0"/>
-          <w:i w:val="0"/>
-          <w:strike/>
-          <w:color w:val="0000FF"/>
-          <w:sz w:val="24"/>
-        </w:rPr>
-        <w:t>Ozempic subcutaneous injection. 2018 Mar 20.</w:t>
-      </w:r>
-      <w:r>
-        <w:rPr>
-          <w:rFonts w:ascii="Times New Roman" w:hAnsi="Times New Roman" w:eastAsia="Times New Roman"/>
-          <w:b w:val="0"/>
-          <w:i w:val="0"/>
-          <w:strike w:val="0"/>
-          <w:color w:val="FF0000"/>
-          <w:sz w:val="24"/>
-        </w:rPr>
-        <w:t>polycystic ovary syndrome. J Clin Endocrinol Metab. 2023;108</w:t>
-      </w:r>
-      <w:r>
-        <w:rPr>
-          <w:rFonts w:ascii="Times New Roman" w:hAnsi="Times New Roman" w:eastAsia="Times New Roman"/>
-          <w:b w:val="0"/>
-          <w:i w:val="0"/>
-          <w:strike w:val="0"/>
-          <w:color w:val="FF0000"/>
-          <w:sz w:val="24"/>
-        </w:rPr>
-        <w:t>(</w:t>
-      </w:r>
-      <w:r>
-        <w:rPr>
-          <w:rFonts w:ascii="Times New Roman" w:hAnsi="Times New Roman" w:eastAsia="Times New Roman"/>
-          <w:b w:val="0"/>
-          <w:i w:val="0"/>
-          <w:strike w:val="0"/>
-          <w:color w:val="FF0000"/>
-          <w:sz w:val="24"/>
-          <w:vertAlign w:val="superscript"/>
-        </w:rPr>
-        <w:t>10</w:t>
-      </w:r>
-      <w:r>
-        <w:rPr>
-          <w:rFonts w:ascii="Times New Roman" w:hAnsi="Times New Roman" w:eastAsia="Times New Roman"/>
-          <w:b w:val="0"/>
-          <w:i w:val="0"/>
-          <w:strike w:val="0"/>
-          <w:color w:val="FF0000"/>
-          <w:sz w:val="24"/>
-        </w:rPr>
-        <w:t>)</w:t>
-      </w:r>
-      <w:r>
-        <w:rPr>
-          <w:rFonts w:ascii="Times New Roman" w:hAnsi="Times New Roman" w:eastAsia="Times New Roman"/>
-          <w:b w:val="0"/>
-          <w:i w:val="0"/>
-          <w:strike w:val="0"/>
-          <w:color w:val="FF0000"/>
-          <w:sz w:val="24"/>
-        </w:rPr>
-        <w:t>:2447–2469.</w:t>
+      <w:r>
+        <w:rPr>
+          <w:rFonts w:ascii="Times New Roman" w:hAnsi="Times New Roman" w:eastAsia="Times New Roman"/>
+          <w:b w:val="0"/>
+          <w:strike w:val="0"/>
+          <w:color w:val="FF0000"/>
+          <w:sz w:val="24"/>
+        </w:rPr>
+        <w:t>21. Munn Z, Peters MDJ, Stern C, Tufanaru C, McArthur A, Aromataris E. Systematic review or scoping review? Guidance for authors when choosing between a systematic or scoping review approach. BMC Med Res Methodol. 2018;18(1):143.</w:t>
       </w:r>
     </w:p>
     <w:p>
-      <w:pPr>
-        <w:ind w:firstLine="720"/>
-      </w:pPr>
-      <w:r>
-        <w:rPr>
-          <w:rFonts w:ascii="Times New Roman" w:hAnsi="Times New Roman" w:eastAsia="Times New Roman"/>
-          <w:b w:val="0"/>
-          <w:i w:val="0"/>
-          <w:strike w:val="0"/>
-          <w:color w:val="000000"/>
-          <w:sz w:val="24"/>
-        </w:rPr>
-        <w:t xml:space="preserve">29. </w:t>
-      </w:r>
-      <w:r>
-        <w:rPr>
-          <w:rFonts w:ascii="Times New Roman" w:hAnsi="Times New Roman" w:eastAsia="Times New Roman"/>
-          <w:b w:val="0"/>
-          <w:i w:val="0"/>
-          <w:strike/>
-          <w:color w:val="0000FF"/>
-          <w:sz w:val="24"/>
-        </w:rPr>
-        <w:t xml:space="preserve">US Food </w:t>
-      </w:r>
-      <w:r>
-        <w:rPr>
-          <w:rFonts w:ascii="Times New Roman" w:hAnsi="Times New Roman" w:eastAsia="Times New Roman"/>
-          <w:b w:val="0"/>
-          <w:i w:val="0"/>
-          <w:strike w:val="0"/>
-          <w:color w:val="FF0000"/>
-          <w:sz w:val="24"/>
-        </w:rPr>
-        <w:t xml:space="preserve">Tricco AC, Lillie E, Zarin W, et al. PRISMA extension for scoping reviews (PRISMA-ScR): checklist </w:t>
-      </w:r>
-      <w:r>
-        <w:rPr>
-          <w:rFonts w:ascii="Times New Roman" w:hAnsi="Times New Roman" w:eastAsia="Times New Roman"/>
-          <w:b w:val="0"/>
-          <w:i w:val="0"/>
-          <w:strike w:val="0"/>
-          <w:color w:val="000000"/>
-          <w:sz w:val="24"/>
-        </w:rPr>
-        <w:t xml:space="preserve">and </w:t>
-      </w:r>
-      <w:r>
-        <w:rPr>
-          <w:rFonts w:ascii="Times New Roman" w:hAnsi="Times New Roman" w:eastAsia="Times New Roman"/>
-          <w:b w:val="0"/>
-          <w:i w:val="0"/>
-          <w:strike/>
-          <w:color w:val="0000FF"/>
-          <w:sz w:val="24"/>
-        </w:rPr>
-        <w:t>Drug Administration. FDA approves Ozempic to improve glycemic control in adults with type 2 diabetes. Press release. 2017 Dec 4.</w:t>
-      </w:r>
-      <w:r>
-        <w:rPr>
-          <w:rFonts w:ascii="Times New Roman" w:hAnsi="Times New Roman" w:eastAsia="Times New Roman"/>
-          <w:b w:val="0"/>
-          <w:i w:val="0"/>
-          <w:strike w:val="0"/>
-          <w:color w:val="FF0000"/>
-          <w:sz w:val="24"/>
-        </w:rPr>
-        <w:t>explanation. Ann Intern Med. 2018;169</w:t>
-      </w:r>
-      <w:r>
-        <w:rPr>
-          <w:rFonts w:ascii="Times New Roman" w:hAnsi="Times New Roman" w:eastAsia="Times New Roman"/>
-          <w:b w:val="0"/>
-          <w:i w:val="0"/>
-          <w:strike w:val="0"/>
-          <w:color w:val="FF0000"/>
-          <w:sz w:val="24"/>
-        </w:rPr>
-        <w:t>(</w:t>
-      </w:r>
-      <w:r>
-        <w:rPr>
-          <w:rFonts w:ascii="Times New Roman" w:hAnsi="Times New Roman" w:eastAsia="Times New Roman"/>
-          <w:b w:val="0"/>
-          <w:i w:val="0"/>
-          <w:strike w:val="0"/>
-          <w:color w:val="FF0000"/>
-          <w:sz w:val="24"/>
-          <w:vertAlign w:val="superscript"/>
-        </w:rPr>
-        <w:t>7</w:t>
-      </w:r>
-      <w:r>
-        <w:rPr>
-          <w:rFonts w:ascii="Times New Roman" w:hAnsi="Times New Roman" w:eastAsia="Times New Roman"/>
-          <w:b w:val="0"/>
-          <w:i w:val="0"/>
-          <w:strike w:val="0"/>
-          <w:color w:val="FF0000"/>
-          <w:sz w:val="24"/>
-        </w:rPr>
-        <w:t>)</w:t>
-      </w:r>
-      <w:r>
-        <w:rPr>
-          <w:rFonts w:ascii="Times New Roman" w:hAnsi="Times New Roman" w:eastAsia="Times New Roman"/>
-          <w:b w:val="0"/>
-          <w:i w:val="0"/>
-          <w:strike w:val="0"/>
-          <w:color w:val="FF0000"/>
-          <w:sz w:val="24"/>
-        </w:rPr>
-        <w:t>:467–473.</w:t>
+      <w:r>
+        <w:rPr>
+          <w:rFonts w:ascii="Times New Roman" w:hAnsi="Times New Roman" w:eastAsia="Times New Roman"/>
+          <w:b w:val="0"/>
+          <w:strike/>
+          <w:color w:val="0000FF"/>
+          <w:sz w:val="24"/>
+        </w:rPr>
+        <w:t>22. World Masters Athletics. 2024 WMA Annual Report. 2024.</w:t>
       </w:r>
     </w:p>
     <w:p>
-      <w:pPr>
-        <w:ind w:firstLine="720"/>
-      </w:pPr>
-      <w:r>
-        <w:rPr>
-          <w:rFonts w:ascii="Times New Roman" w:hAnsi="Times New Roman" w:eastAsia="Times New Roman"/>
-          <w:b w:val="0"/>
-          <w:i w:val="0"/>
-          <w:strike w:val="0"/>
-          <w:color w:val="000000"/>
-          <w:sz w:val="24"/>
-        </w:rPr>
-        <w:t xml:space="preserve">30. </w:t>
-      </w:r>
-      <w:r>
-        <w:rPr>
-          <w:rFonts w:ascii="Times New Roman" w:hAnsi="Times New Roman" w:eastAsia="Times New Roman"/>
-          <w:b w:val="0"/>
-          <w:i w:val="0"/>
-          <w:strike/>
-          <w:color w:val="0000FF"/>
-          <w:sz w:val="24"/>
-        </w:rPr>
-        <w:t xml:space="preserve">European Medicines Agency. Mounjaro: EPAR – summary </w:t>
-      </w:r>
-      <w:r>
-        <w:rPr>
-          <w:rFonts w:ascii="Times New Roman" w:hAnsi="Times New Roman" w:eastAsia="Times New Roman"/>
-          <w:b w:val="0"/>
-          <w:i w:val="0"/>
-          <w:strike w:val="0"/>
-          <w:color w:val="FF0000"/>
-          <w:sz w:val="24"/>
-        </w:rPr>
-        <w:t xml:space="preserve">US Food and Drug Administration. FDA approves Mounjaro (tirzepatide) injection </w:t>
-      </w:r>
-      <w:r>
-        <w:rPr>
-          <w:rFonts w:ascii="Times New Roman" w:hAnsi="Times New Roman" w:eastAsia="Times New Roman"/>
-          <w:b w:val="0"/>
-          <w:i w:val="0"/>
-          <w:strike w:val="0"/>
-          <w:color w:val="000000"/>
-          <w:sz w:val="24"/>
-        </w:rPr>
-        <w:t xml:space="preserve">for </w:t>
-      </w:r>
-      <w:r>
-        <w:rPr>
-          <w:rFonts w:ascii="Times New Roman" w:hAnsi="Times New Roman" w:eastAsia="Times New Roman"/>
-          <w:b w:val="0"/>
-          <w:i w:val="0"/>
-          <w:strike/>
-          <w:color w:val="0000FF"/>
-          <w:sz w:val="24"/>
-        </w:rPr>
-        <w:t xml:space="preserve">the public. </w:t>
-      </w:r>
-      <w:r>
-        <w:rPr>
-          <w:rFonts w:ascii="Times New Roman" w:hAnsi="Times New Roman" w:eastAsia="Times New Roman"/>
-          <w:b w:val="0"/>
-          <w:i w:val="0"/>
-          <w:strike w:val="0"/>
-          <w:color w:val="FF0000"/>
-          <w:sz w:val="24"/>
-        </w:rPr>
-        <w:t xml:space="preserve">type 2 diabetes. Press release. </w:t>
-      </w:r>
-      <w:r>
-        <w:rPr>
-          <w:rFonts w:ascii="Times New Roman" w:hAnsi="Times New Roman" w:eastAsia="Times New Roman"/>
-          <w:b w:val="0"/>
-          <w:i w:val="0"/>
-          <w:strike w:val="0"/>
-          <w:color w:val="000000"/>
-          <w:sz w:val="24"/>
-        </w:rPr>
-        <w:t xml:space="preserve">2022 </w:t>
-      </w:r>
-      <w:r>
-        <w:rPr>
-          <w:rFonts w:ascii="Times New Roman" w:hAnsi="Times New Roman" w:eastAsia="Times New Roman"/>
-          <w:b w:val="0"/>
-          <w:i w:val="0"/>
-          <w:strike/>
-          <w:color w:val="0000FF"/>
-          <w:sz w:val="24"/>
-        </w:rPr>
-        <w:t>Sep 15.</w:t>
-      </w:r>
-      <w:r>
-        <w:rPr>
-          <w:rFonts w:ascii="Times New Roman" w:hAnsi="Times New Roman" w:eastAsia="Times New Roman"/>
-          <w:b w:val="0"/>
-          <w:i w:val="0"/>
-          <w:strike w:val="0"/>
-          <w:color w:val="FF0000"/>
-          <w:sz w:val="24"/>
-        </w:rPr>
-        <w:t>May 13.</w:t>
+      <w:r>
+        <w:rPr>
+          <w:rFonts w:ascii="Times New Roman" w:hAnsi="Times New Roman" w:eastAsia="Times New Roman"/>
+          <w:b w:val="0"/>
+          <w:strike w:val="0"/>
+          <w:color w:val="FF0000"/>
+          <w:sz w:val="24"/>
+        </w:rPr>
+        <w:t>22. National Institute for Health and Care Excellence. Attention deficit hyperactivity disorder: diagnosis and management. NICE guideline [NG87]. London: NICE; 2024 (updated).</w:t>
       </w:r>
     </w:p>
     <w:p>
-      <w:pPr>
-        <w:ind w:firstLine="720"/>
-      </w:pPr>
-      <w:r>
-        <w:rPr>
-          <w:rFonts w:ascii="Times New Roman" w:hAnsi="Times New Roman" w:eastAsia="Times New Roman"/>
-          <w:b w:val="0"/>
-          <w:i w:val="0"/>
-          <w:strike w:val="0"/>
-          <w:color w:val="000000"/>
-          <w:sz w:val="24"/>
-        </w:rPr>
-        <w:t xml:space="preserve">31. </w:t>
-      </w:r>
-      <w:r>
-        <w:rPr>
-          <w:rFonts w:ascii="Times New Roman" w:hAnsi="Times New Roman" w:eastAsia="Times New Roman"/>
-          <w:b w:val="0"/>
-          <w:i w:val="0"/>
-          <w:strike/>
-          <w:color w:val="0000FF"/>
-          <w:sz w:val="24"/>
-        </w:rPr>
-        <w:t xml:space="preserve">Pharmaceuticals </w:t>
-      </w:r>
-      <w:r>
-        <w:rPr>
-          <w:rFonts w:ascii="Times New Roman" w:hAnsi="Times New Roman" w:eastAsia="Times New Roman"/>
-          <w:b w:val="0"/>
-          <w:i w:val="0"/>
-          <w:strike w:val="0"/>
-          <w:color w:val="FF0000"/>
-          <w:sz w:val="24"/>
-        </w:rPr>
-        <w:t xml:space="preserve">US Food </w:t>
-      </w:r>
-      <w:r>
-        <w:rPr>
-          <w:rFonts w:ascii="Times New Roman" w:hAnsi="Times New Roman" w:eastAsia="Times New Roman"/>
-          <w:b w:val="0"/>
-          <w:i w:val="0"/>
-          <w:strike w:val="0"/>
-          <w:color w:val="000000"/>
-          <w:sz w:val="24"/>
-        </w:rPr>
-        <w:t xml:space="preserve">and </w:t>
-      </w:r>
-      <w:r>
-        <w:rPr>
-          <w:rFonts w:ascii="Times New Roman" w:hAnsi="Times New Roman" w:eastAsia="Times New Roman"/>
-          <w:b w:val="0"/>
-          <w:i w:val="0"/>
-          <w:strike/>
-          <w:color w:val="0000FF"/>
-          <w:sz w:val="24"/>
-        </w:rPr>
-        <w:t>Medical Devices Agency. Approval of Mounjaro subcutaneous injection. 2023 Apr.</w:t>
-      </w:r>
-      <w:r>
-        <w:rPr>
-          <w:rFonts w:ascii="Times New Roman" w:hAnsi="Times New Roman" w:eastAsia="Times New Roman"/>
-          <w:b w:val="0"/>
-          <w:i w:val="0"/>
-          <w:strike w:val="0"/>
-          <w:color w:val="FF0000"/>
-          <w:sz w:val="24"/>
-        </w:rPr>
-        <w:t>Drug Administration. FDA approves Ozempic to improve glycemic control in adults with type 2 diabetes. Press release. 2017 Dec 4.</w:t>
+      <w:r>
+        <w:rPr>
+          <w:rFonts w:ascii="Times New Roman" w:hAnsi="Times New Roman" w:eastAsia="Times New Roman"/>
+          <w:b w:val="0"/>
+          <w:strike/>
+          <w:color w:val="0000FF"/>
+          <w:sz w:val="24"/>
+        </w:rPr>
+        <w:t>23. International Masters Games Association. Record registrations: already over 24,000 athletes joining World Masters Games. 2026.</w:t>
       </w:r>
     </w:p>
     <w:p>
-      <w:pPr>
-        <w:ind w:firstLine="720"/>
-      </w:pPr>
-      <w:r>
-        <w:rPr>
-          <w:rFonts w:ascii="Times New Roman" w:hAnsi="Times New Roman" w:eastAsia="Times New Roman"/>
-          <w:b w:val="0"/>
-          <w:i w:val="0"/>
-          <w:strike w:val="0"/>
-          <w:color w:val="000000"/>
-          <w:sz w:val="24"/>
-        </w:rPr>
-        <w:t xml:space="preserve">32. </w:t>
-      </w:r>
-      <w:r>
-        <w:rPr>
-          <w:rFonts w:ascii="Times New Roman" w:hAnsi="Times New Roman" w:eastAsia="Times New Roman"/>
-          <w:b w:val="0"/>
-          <w:i w:val="0"/>
-          <w:strike/>
-          <w:color w:val="0000FF"/>
-          <w:sz w:val="24"/>
-        </w:rPr>
-        <w:t xml:space="preserve">US Food </w:t>
-      </w:r>
-      <w:r>
-        <w:rPr>
-          <w:rFonts w:ascii="Times New Roman" w:hAnsi="Times New Roman" w:eastAsia="Times New Roman"/>
-          <w:b w:val="0"/>
-          <w:i w:val="0"/>
-          <w:strike w:val="0"/>
-          <w:color w:val="FF0000"/>
-          <w:sz w:val="24"/>
-        </w:rPr>
-        <w:t xml:space="preserve">Vernec A, Healy D, Banon T, Petroczi A. Prevalence of therapeutic use exemptions at the Olympic Games </w:t>
-      </w:r>
-      <w:r>
-        <w:rPr>
-          <w:rFonts w:ascii="Times New Roman" w:hAnsi="Times New Roman" w:eastAsia="Times New Roman"/>
-          <w:b w:val="0"/>
-          <w:i w:val="0"/>
-          <w:strike w:val="0"/>
-          <w:color w:val="000000"/>
-          <w:sz w:val="24"/>
-        </w:rPr>
-        <w:t xml:space="preserve">and </w:t>
-      </w:r>
-      <w:r>
-        <w:rPr>
-          <w:rFonts w:ascii="Times New Roman" w:hAnsi="Times New Roman" w:eastAsia="Times New Roman"/>
-          <w:b w:val="0"/>
-          <w:i w:val="0"/>
-          <w:strike/>
-          <w:color w:val="0000FF"/>
-          <w:sz w:val="24"/>
-        </w:rPr>
-        <w:t>Drug Administration. FDA approves Mounjaro (tirzepatide) injection for type 2 diabetes. Press release. 2022 May 13.</w:t>
-      </w:r>
-      <w:r>
-        <w:rPr>
-          <w:rFonts w:ascii="Times New Roman" w:hAnsi="Times New Roman" w:eastAsia="Times New Roman"/>
-          <w:b w:val="0"/>
-          <w:i w:val="0"/>
-          <w:strike w:val="0"/>
-          <w:color w:val="FF0000"/>
-          <w:sz w:val="24"/>
-        </w:rPr>
-        <w:t>Paralympic Games: an analysis of data from 2016 to 2022. Br J Sports Med. 2024;58</w:t>
-      </w:r>
-      <w:r>
-        <w:rPr>
-          <w:rFonts w:ascii="Times New Roman" w:hAnsi="Times New Roman" w:eastAsia="Times New Roman"/>
-          <w:b w:val="0"/>
-          <w:i w:val="0"/>
-          <w:strike w:val="0"/>
-          <w:color w:val="FF0000"/>
-          <w:sz w:val="24"/>
-        </w:rPr>
-        <w:t>(</w:t>
-      </w:r>
-      <w:r>
-        <w:rPr>
-          <w:rFonts w:ascii="Times New Roman" w:hAnsi="Times New Roman" w:eastAsia="Times New Roman"/>
-          <w:b w:val="0"/>
-          <w:i w:val="0"/>
-          <w:strike w:val="0"/>
-          <w:color w:val="FF0000"/>
-          <w:sz w:val="24"/>
-          <w:vertAlign w:val="superscript"/>
-        </w:rPr>
-        <w:t>17</w:t>
-      </w:r>
-      <w:r>
-        <w:rPr>
-          <w:rFonts w:ascii="Times New Roman" w:hAnsi="Times New Roman" w:eastAsia="Times New Roman"/>
-          <w:b w:val="0"/>
-          <w:i w:val="0"/>
-          <w:strike w:val="0"/>
-          <w:color w:val="FF0000"/>
-          <w:sz w:val="24"/>
-        </w:rPr>
-        <w:t>)</w:t>
-      </w:r>
-      <w:r>
-        <w:rPr>
-          <w:rFonts w:ascii="Times New Roman" w:hAnsi="Times New Roman" w:eastAsia="Times New Roman"/>
-          <w:b w:val="0"/>
-          <w:i w:val="0"/>
-          <w:strike w:val="0"/>
-          <w:color w:val="FF0000"/>
-          <w:sz w:val="24"/>
-        </w:rPr>
-        <w:t>:966–972.</w:t>
+      <w:r>
+        <w:rPr>
+          <w:rFonts w:ascii="Times New Roman" w:hAnsi="Times New Roman" w:eastAsia="Times New Roman"/>
+          <w:b w:val="0"/>
+          <w:strike w:val="0"/>
+          <w:color w:val="FF0000"/>
+          <w:sz w:val="24"/>
+        </w:rPr>
+        <w:t>23. Overbye M, Wagner U. Between medical treatment and performance enhancement: an investigation of how elite athletes experience therapeutic use exemptions. Int J Drug Policy. 2013;24(6):579–588.</w:t>
       </w:r>
     </w:p>
     <w:p>
-      <w:pPr>
-        <w:ind w:firstLine="720"/>
-      </w:pPr>
-      <w:r>
-        <w:rPr>
-          <w:rFonts w:ascii="Times New Roman" w:hAnsi="Times New Roman" w:eastAsia="Times New Roman"/>
-          <w:b w:val="0"/>
-          <w:i w:val="0"/>
-          <w:strike w:val="0"/>
-          <w:color w:val="000000"/>
-          <w:sz w:val="24"/>
-        </w:rPr>
-        <w:t xml:space="preserve">33. World Anti-Doping Agency. </w:t>
-      </w:r>
-      <w:r>
-        <w:rPr>
-          <w:rFonts w:ascii="Times New Roman" w:hAnsi="Times New Roman" w:eastAsia="Times New Roman"/>
-          <w:b w:val="0"/>
-          <w:i w:val="0"/>
-          <w:strike/>
-          <w:color w:val="0000FF"/>
-          <w:sz w:val="24"/>
-        </w:rPr>
-        <w:t xml:space="preserve">2026 Monitoring Program. </w:t>
-      </w:r>
-      <w:r>
-        <w:rPr>
-          <w:rFonts w:ascii="Times New Roman" w:hAnsi="Times New Roman" w:eastAsia="Times New Roman"/>
-          <w:b w:val="0"/>
-          <w:i w:val="0"/>
-          <w:strike w:val="0"/>
-          <w:color w:val="FF0000"/>
-          <w:sz w:val="24"/>
-        </w:rPr>
-        <w:t xml:space="preserve">2023 Anti-Doping Testing Figures Report. </w:t>
-      </w:r>
-      <w:r>
-        <w:rPr>
-          <w:rFonts w:ascii="Times New Roman" w:hAnsi="Times New Roman" w:eastAsia="Times New Roman"/>
-          <w:b w:val="0"/>
-          <w:i w:val="0"/>
-          <w:strike w:val="0"/>
-          <w:color w:val="000000"/>
-          <w:sz w:val="24"/>
-        </w:rPr>
-        <w:t>Montreal: WADA; 2025.</w:t>
+      <w:r>
+        <w:rPr>
+          <w:rFonts w:ascii="Times New Roman" w:hAnsi="Times New Roman" w:eastAsia="Times New Roman"/>
+          <w:b w:val="0"/>
+          <w:strike/>
+          <w:color w:val="0000FF"/>
+          <w:sz w:val="24"/>
+        </w:rPr>
+        <w:t>24. Hostrup M, Jacobson GA, Jessen S, Lemminger AK. Anabolic and lipolytic actions of beta2-agonists in humans and antidoping challenges. Drug Test Anal. 2020;12(5):597–609.</w:t>
       </w:r>
     </w:p>
     <w:p>
-      <w:pPr>
-        <w:ind w:firstLine="720"/>
-      </w:pPr>
-      <w:r>
-        <w:rPr>
-          <w:rFonts w:ascii="Times New Roman" w:hAnsi="Times New Roman" w:eastAsia="Times New Roman"/>
-          <w:b w:val="0"/>
-          <w:i w:val="0"/>
-          <w:strike w:val="0"/>
-          <w:color w:val="000000"/>
-          <w:sz w:val="24"/>
-        </w:rPr>
-        <w:t xml:space="preserve">34. </w:t>
-      </w:r>
-      <w:r>
-        <w:rPr>
-          <w:rFonts w:ascii="Times New Roman" w:hAnsi="Times New Roman" w:eastAsia="Times New Roman"/>
-          <w:b w:val="0"/>
-          <w:i w:val="0"/>
-          <w:strike/>
-          <w:color w:val="0000FF"/>
-          <w:sz w:val="24"/>
-        </w:rPr>
-        <w:t>European Association of Urology. EAU Guidelines on Sexual and Reproductive Health. Arnhem: EAU; 2024.</w:t>
-      </w:r>
-      <w:r>
-        <w:rPr>
-          <w:rFonts w:ascii="Times New Roman" w:hAnsi="Times New Roman" w:eastAsia="Times New Roman"/>
-          <w:b w:val="0"/>
-          <w:i w:val="0"/>
-          <w:strike w:val="0"/>
-          <w:color w:val="FF0000"/>
-          <w:sz w:val="24"/>
-        </w:rPr>
-        <w:t>World Anti-Doping Agency. 2026 Monitoring Program. Montreal: WADA; 2025.</w:t>
+      <w:r>
+        <w:rPr>
+          <w:rFonts w:ascii="Times New Roman" w:hAnsi="Times New Roman" w:eastAsia="Times New Roman"/>
+          <w:b w:val="0"/>
+          <w:strike w:val="0"/>
+          <w:color w:val="FF0000"/>
+          <w:sz w:val="24"/>
+        </w:rPr>
+        <w:t>24. Pharmaceuticals and Medical Devices Agency. Approval of Mounjaro subcutaneous injection. 2023 Apr.</w:t>
       </w:r>
     </w:p>
     <w:p>
-      <w:pPr>
-        <w:ind w:firstLine="720"/>
-      </w:pPr>
-      <w:r>
-        <w:rPr>
-          <w:rFonts w:ascii="Times New Roman" w:hAnsi="Times New Roman" w:eastAsia="Times New Roman"/>
-          <w:b w:val="0"/>
-          <w:i w:val="0"/>
-          <w:strike w:val="0"/>
-          <w:color w:val="000000"/>
-          <w:sz w:val="24"/>
-        </w:rPr>
-        <w:t xml:space="preserve">35. </w:t>
-      </w:r>
-      <w:r>
-        <w:rPr>
-          <w:rFonts w:ascii="Times New Roman" w:hAnsi="Times New Roman" w:eastAsia="Times New Roman"/>
-          <w:b w:val="0"/>
-          <w:i w:val="0"/>
-          <w:strike/>
-          <w:color w:val="0000FF"/>
-          <w:sz w:val="24"/>
-        </w:rPr>
-        <w:t>Lincoff AM, Bhasin S, Flevaris P, et al. Cardiovascular safety of testosterone-replacement therapy. N Engl J Med. 2023;389</w:t>
-      </w:r>
-      <w:r>
-        <w:rPr>
-          <w:rFonts w:ascii="Times New Roman" w:hAnsi="Times New Roman" w:eastAsia="Times New Roman"/>
-          <w:b w:val="0"/>
-          <w:i w:val="0"/>
-          <w:strike/>
-          <w:color w:val="0000FF"/>
-          <w:sz w:val="24"/>
-        </w:rPr>
-        <w:t>(</w:t>
-      </w:r>
-      <w:r>
-        <w:rPr>
-          <w:rFonts w:ascii="Times New Roman" w:hAnsi="Times New Roman" w:eastAsia="Times New Roman"/>
-          <w:b w:val="0"/>
-          <w:i w:val="0"/>
-          <w:strike/>
-          <w:color w:val="0000FF"/>
-          <w:sz w:val="24"/>
-          <w:vertAlign w:val="superscript"/>
-        </w:rPr>
-        <w:t>2</w:t>
-      </w:r>
-      <w:r>
-        <w:rPr>
-          <w:rFonts w:ascii="Times New Roman" w:hAnsi="Times New Roman" w:eastAsia="Times New Roman"/>
-          <w:b w:val="0"/>
-          <w:i w:val="0"/>
-          <w:strike/>
-          <w:color w:val="0000FF"/>
-          <w:sz w:val="24"/>
-        </w:rPr>
-        <w:t>)</w:t>
-      </w:r>
-      <w:r>
-        <w:rPr>
-          <w:rFonts w:ascii="Times New Roman" w:hAnsi="Times New Roman" w:eastAsia="Times New Roman"/>
-          <w:b w:val="0"/>
-          <w:i w:val="0"/>
-          <w:strike/>
-          <w:color w:val="0000FF"/>
-          <w:sz w:val="24"/>
-        </w:rPr>
-        <w:t>:107–117.</w:t>
-      </w:r>
-      <w:r>
-        <w:rPr>
-          <w:rFonts w:ascii="Times New Roman" w:hAnsi="Times New Roman" w:eastAsia="Times New Roman"/>
-          <w:b w:val="0"/>
-          <w:i w:val="0"/>
-          <w:strike w:val="0"/>
-          <w:color w:val="FF0000"/>
-          <w:sz w:val="24"/>
-        </w:rPr>
-        <w:t>World Anti-Doping Agency. Anti-Doping Administration and Management System (ADAMS). Montreal: WADA; 2024.</w:t>
+      <w:r>
+        <w:rPr>
+          <w:rFonts w:ascii="Times New Roman" w:hAnsi="Times New Roman" w:eastAsia="Times New Roman"/>
+          <w:b w:val="0"/>
+          <w:strike/>
+          <w:color w:val="0000FF"/>
+          <w:sz w:val="24"/>
+        </w:rPr>
+        <w:t>25. Australian ADHD Professionals Association. Australian Evidence-Based Clinical Practice Guideline for Attention Deficit Hyperactivity Disorder (ADHD). Melbourne: AADPA; 2022.</w:t>
       </w:r>
     </w:p>
     <w:p>
-      <w:pPr>
-        <w:ind w:firstLine="720"/>
-      </w:pPr>
-      <w:r>
-        <w:rPr>
-          <w:rFonts w:ascii="Times New Roman" w:hAnsi="Times New Roman" w:eastAsia="Times New Roman"/>
-          <w:b w:val="0"/>
-          <w:i w:val="0"/>
-          <w:strike w:val="0"/>
-          <w:color w:val="000000"/>
-          <w:sz w:val="24"/>
-        </w:rPr>
-        <w:t xml:space="preserve">36. </w:t>
-      </w:r>
-      <w:r>
-        <w:rPr>
-          <w:rFonts w:ascii="Times New Roman" w:hAnsi="Times New Roman" w:eastAsia="Times New Roman"/>
-          <w:b w:val="0"/>
-          <w:i w:val="0"/>
-          <w:strike/>
-          <w:color w:val="0000FF"/>
-          <w:sz w:val="24"/>
-        </w:rPr>
-        <w:t>Di Luigi L, Sansone P, Sgrò P, et al. Prevalence of undiagnosed testosterone deficiency in aging athletes: does exercise training influence the symptoms of male hypogonadism? J Sex Med. 2010;7(4 Pt 1):1361–1369.</w:t>
-      </w:r>
-      <w:r>
-        <w:rPr>
-          <w:rFonts w:ascii="Times New Roman" w:hAnsi="Times New Roman" w:eastAsia="Times New Roman"/>
-          <w:b w:val="0"/>
-          <w:i w:val="0"/>
-          <w:strike w:val="0"/>
-          <w:color w:val="FF0000"/>
-          <w:sz w:val="24"/>
-        </w:rPr>
-        <w:t>World Anti-Doping Agency. Athlete Biological Passport Operating Guidelines. Version 9.0. Montreal: WADA; 2023.</w:t>
+      <w:r>
+        <w:rPr>
+          <w:rFonts w:ascii="Times New Roman" w:hAnsi="Times New Roman" w:eastAsia="Times New Roman"/>
+          <w:b w:val="0"/>
+          <w:strike w:val="0"/>
+          <w:color w:val="FF0000"/>
+          <w:sz w:val="24"/>
+        </w:rPr>
+        <w:t>25. Pharmaceuticals and Medical Devices Agency. Approval of Ozempic subcutaneous injection. 2018 Mar 20.</w:t>
       </w:r>
     </w:p>
     <w:p>
-      <w:pPr>
-        <w:ind w:firstLine="720"/>
-      </w:pPr>
-      <w:r>
-        <w:rPr>
-          <w:rFonts w:ascii="Times New Roman" w:hAnsi="Times New Roman" w:eastAsia="Times New Roman"/>
-          <w:b w:val="0"/>
-          <w:i w:val="0"/>
-          <w:strike w:val="0"/>
-          <w:color w:val="000000"/>
-          <w:sz w:val="24"/>
-        </w:rPr>
-        <w:t>37. World Anti-Doping Agency. Glucocorticoids and Therapeutic Use Exemptions Guidelines. Montreal: WADA; 2025.</w:t>
+      <w:r>
+        <w:rPr>
+          <w:rFonts w:ascii="Times New Roman" w:hAnsi="Times New Roman" w:eastAsia="Times New Roman"/>
+          <w:b w:val="0"/>
+          <w:strike/>
+          <w:color w:val="0000FF"/>
+          <w:sz w:val="24"/>
+        </w:rPr>
+        <w:t>26. World Anti-Doping Agency. TUE Physician Guidelines – Attention Deficit Hyperactivity Disorder (ADHD). Version 8.0. Montreal: WADA; 2026.</w:t>
       </w:r>
     </w:p>
     <w:p>
-      <w:pPr>
-        <w:ind w:firstLine="720"/>
-      </w:pPr>
-      <w:r>
-        <w:rPr>
-          <w:rFonts w:ascii="Times New Roman" w:hAnsi="Times New Roman" w:eastAsia="Times New Roman"/>
-          <w:b w:val="0"/>
-          <w:i w:val="0"/>
-          <w:strike w:val="0"/>
-          <w:color w:val="000000"/>
-          <w:sz w:val="24"/>
-        </w:rPr>
-        <w:t>38. World Anti-Doping Agency. Glucocorticoids washout table—2026. Montreal: WADA; 2025.</w:t>
+      <w:r>
+        <w:rPr>
+          <w:rFonts w:ascii="Times New Roman" w:hAnsi="Times New Roman" w:eastAsia="Times New Roman"/>
+          <w:b w:val="0"/>
+          <w:strike w:val="0"/>
+          <w:color w:val="FF0000"/>
+          <w:sz w:val="24"/>
+        </w:rPr>
+        <w:t>26. Price OJ, Sewry N, Schwellnus M, et al. Prevalence of lower airway dysfunction in athletes: a systematic review and meta-analysis. Br J Sports Med. 2022;56(4):213–222.</w:t>
       </w:r>
     </w:p>
     <w:p>
-      <w:pPr>
-        <w:ind w:firstLine="720"/>
-      </w:pPr>
-      <w:r>
-        <w:rPr>
-          <w:rFonts w:ascii="Times New Roman" w:hAnsi="Times New Roman" w:eastAsia="Times New Roman"/>
-          <w:b w:val="0"/>
-          <w:i w:val="0"/>
-          <w:strike w:val="0"/>
-          <w:color w:val="000000"/>
-          <w:sz w:val="24"/>
-        </w:rPr>
-        <w:t xml:space="preserve">39. </w:t>
-      </w:r>
-      <w:r>
-        <w:rPr>
-          <w:rFonts w:ascii="Times New Roman" w:hAnsi="Times New Roman" w:eastAsia="Times New Roman"/>
-          <w:b w:val="0"/>
-          <w:i w:val="0"/>
-          <w:strike/>
-          <w:color w:val="0000FF"/>
-          <w:sz w:val="24"/>
-        </w:rPr>
-        <w:t>Mancia G, Kreutz R, Brunstrom M, et al. 2023 ESH Guidelines for the management of arterial hypertension. J Hypertens. 2023;41</w:t>
-      </w:r>
-      <w:r>
-        <w:rPr>
-          <w:rFonts w:ascii="Times New Roman" w:hAnsi="Times New Roman" w:eastAsia="Times New Roman"/>
-          <w:b w:val="0"/>
-          <w:i w:val="0"/>
-          <w:strike/>
-          <w:color w:val="0000FF"/>
-          <w:sz w:val="24"/>
-        </w:rPr>
-        <w:t>(</w:t>
-      </w:r>
-      <w:r>
-        <w:rPr>
-          <w:rFonts w:ascii="Times New Roman" w:hAnsi="Times New Roman" w:eastAsia="Times New Roman"/>
-          <w:b w:val="0"/>
-          <w:i w:val="0"/>
-          <w:strike/>
-          <w:color w:val="0000FF"/>
-          <w:sz w:val="24"/>
-          <w:vertAlign w:val="superscript"/>
-        </w:rPr>
-        <w:t>12</w:t>
-      </w:r>
-      <w:r>
-        <w:rPr>
-          <w:rFonts w:ascii="Times New Roman" w:hAnsi="Times New Roman" w:eastAsia="Times New Roman"/>
-          <w:b w:val="0"/>
-          <w:i w:val="0"/>
-          <w:strike/>
-          <w:color w:val="0000FF"/>
-          <w:sz w:val="24"/>
-        </w:rPr>
-        <w:t>)</w:t>
-      </w:r>
-      <w:r>
-        <w:rPr>
-          <w:rFonts w:ascii="Times New Roman" w:hAnsi="Times New Roman" w:eastAsia="Times New Roman"/>
-          <w:b w:val="0"/>
-          <w:i w:val="0"/>
-          <w:strike/>
-          <w:color w:val="0000FF"/>
-          <w:sz w:val="24"/>
-        </w:rPr>
-        <w:t>:1874–2071.</w:t>
-      </w:r>
-      <w:r>
-        <w:rPr>
-          <w:rFonts w:ascii="Times New Roman" w:hAnsi="Times New Roman" w:eastAsia="Times New Roman"/>
-          <w:b w:val="0"/>
-          <w:i w:val="0"/>
-          <w:strike w:val="0"/>
-          <w:color w:val="FF0000"/>
-          <w:sz w:val="24"/>
-        </w:rPr>
-        <w:t>World Anti-Doping Agency. The 2026 Prohibited List International Standard. Montreal: WADA; 2025.</w:t>
+      <w:r>
+        <w:rPr>
+          <w:rFonts w:ascii="Times New Roman" w:hAnsi="Times New Roman" w:eastAsia="Times New Roman"/>
+          <w:b w:val="0"/>
+          <w:strike/>
+          <w:color w:val="0000FF"/>
+          <w:sz w:val="24"/>
+        </w:rPr>
+        <w:t>27. European Medicines Agency. Ozempic: EPAR – summary for the public. 2018 Feb 8.</w:t>
       </w:r>
     </w:p>
     <w:p>
-      <w:pPr>
-        <w:ind w:firstLine="720"/>
-      </w:pPr>
-      <w:r>
-        <w:rPr>
-          <w:rFonts w:ascii="Times New Roman" w:hAnsi="Times New Roman" w:eastAsia="Times New Roman"/>
-          <w:b w:val="0"/>
-          <w:i w:val="0"/>
-          <w:strike w:val="0"/>
-          <w:color w:val="000000"/>
-          <w:sz w:val="24"/>
-        </w:rPr>
-        <w:t xml:space="preserve">40. </w:t>
-      </w:r>
-      <w:r>
-        <w:rPr>
-          <w:rFonts w:ascii="Times New Roman" w:hAnsi="Times New Roman" w:eastAsia="Times New Roman"/>
-          <w:b w:val="0"/>
-          <w:i w:val="0"/>
-          <w:strike/>
-          <w:color w:val="0000FF"/>
-          <w:sz w:val="24"/>
-        </w:rPr>
-        <w:t xml:space="preserve">Teede HJ, Azziz R, Balen AH, et al. Polyendocrine metabolic ovarian syndrome: a proposal for the renaming of polycystic ovary syndrome. Lancet. 2026; published online May 13, </w:t>
-      </w:r>
-      <w:r>
-        <w:rPr>
-          <w:rFonts w:ascii="Times New Roman" w:hAnsi="Times New Roman" w:eastAsia="Times New Roman"/>
-          <w:b w:val="0"/>
-          <w:i w:val="0"/>
-          <w:strike w:val="0"/>
-          <w:color w:val="FF0000"/>
-          <w:sz w:val="24"/>
-        </w:rPr>
-        <w:t xml:space="preserve">World Anti-Doping Agency. TUE Physician Guidelines – Asthma. Version 9.3. Montreal: WADA; </w:t>
-      </w:r>
-      <w:r>
-        <w:rPr>
-          <w:rFonts w:ascii="Times New Roman" w:hAnsi="Times New Roman" w:eastAsia="Times New Roman"/>
-          <w:b w:val="0"/>
-          <w:i w:val="0"/>
-          <w:strike w:val="0"/>
-          <w:color w:val="000000"/>
-          <w:sz w:val="24"/>
-        </w:rPr>
-        <w:t>2026.</w:t>
+      <w:r>
+        <w:rPr>
+          <w:rFonts w:ascii="Times New Roman" w:hAnsi="Times New Roman" w:eastAsia="Times New Roman"/>
+          <w:b w:val="0"/>
+          <w:strike w:val="0"/>
+          <w:color w:val="FF0000"/>
+          <w:sz w:val="24"/>
+        </w:rPr>
+        <w:t>27. Teede HJ, Azziz R, Balen AH, et al. Polyendocrine metabolic ovarian syndrome: a proposal for the renaming of polycystic ovary syndrome. Lancet. 2026; published online May 13, 2026.</w:t>
       </w:r>
     </w:p>
     <w:p>
-      <w:pPr>
-        <w:ind w:firstLine="720"/>
-      </w:pPr>
-      <w:r>
-        <w:rPr>
-          <w:rFonts w:ascii="Times New Roman" w:hAnsi="Times New Roman" w:eastAsia="Times New Roman"/>
-          <w:b w:val="0"/>
-          <w:i w:val="0"/>
-          <w:strike w:val="0"/>
-          <w:color w:val="000000"/>
-          <w:sz w:val="24"/>
-        </w:rPr>
-        <w:t xml:space="preserve">41. </w:t>
-      </w:r>
-      <w:r>
-        <w:rPr>
-          <w:rFonts w:ascii="Times New Roman" w:hAnsi="Times New Roman" w:eastAsia="Times New Roman"/>
-          <w:b w:val="0"/>
-          <w:i w:val="0"/>
-          <w:strike/>
-          <w:color w:val="0000FF"/>
-          <w:sz w:val="24"/>
-        </w:rPr>
-        <w:t>Teede HJ, Tay CT, Laven JJE, et al. Recommendations from the 2023 international evidence-based guideline for the assessment and management of polycystic ovary syndrome. J Clin Endocrinol Metab. 2023;108</w:t>
-      </w:r>
-      <w:r>
-        <w:rPr>
-          <w:rFonts w:ascii="Times New Roman" w:hAnsi="Times New Roman" w:eastAsia="Times New Roman"/>
-          <w:b w:val="0"/>
-          <w:i w:val="0"/>
-          <w:strike/>
-          <w:color w:val="0000FF"/>
-          <w:sz w:val="24"/>
-        </w:rPr>
-        <w:t>(</w:t>
-      </w:r>
-      <w:r>
-        <w:rPr>
-          <w:rFonts w:ascii="Times New Roman" w:hAnsi="Times New Roman" w:eastAsia="Times New Roman"/>
-          <w:b w:val="0"/>
-          <w:i w:val="0"/>
-          <w:strike/>
-          <w:color w:val="0000FF"/>
-          <w:sz w:val="24"/>
-          <w:vertAlign w:val="superscript"/>
-        </w:rPr>
-        <w:t>10</w:t>
-      </w:r>
-      <w:r>
-        <w:rPr>
-          <w:rFonts w:ascii="Times New Roman" w:hAnsi="Times New Roman" w:eastAsia="Times New Roman"/>
-          <w:b w:val="0"/>
-          <w:i w:val="0"/>
-          <w:strike/>
-          <w:color w:val="0000FF"/>
-          <w:sz w:val="24"/>
-        </w:rPr>
-        <w:t>)</w:t>
-      </w:r>
-      <w:r>
-        <w:rPr>
-          <w:rFonts w:ascii="Times New Roman" w:hAnsi="Times New Roman" w:eastAsia="Times New Roman"/>
-          <w:b w:val="0"/>
-          <w:i w:val="0"/>
-          <w:strike/>
-          <w:color w:val="0000FF"/>
-          <w:sz w:val="24"/>
-        </w:rPr>
-        <w:t>:2447–2469.</w:t>
-      </w:r>
-      <w:r>
-        <w:rPr>
-          <w:rFonts w:ascii="Times New Roman" w:hAnsi="Times New Roman" w:eastAsia="Times New Roman"/>
-          <w:b w:val="0"/>
-          <w:i w:val="0"/>
-          <w:strike w:val="0"/>
-          <w:color w:val="FF0000"/>
-          <w:sz w:val="24"/>
-        </w:rPr>
-        <w:t>World Anti-Doping Agency. TUE Physician Guidelines – Attention Deficit Hyperactivity Disorder (ADHD). Version 8.0. Montreal: WADA; 2026.</w:t>
+      <w:r>
+        <w:rPr>
+          <w:rFonts w:ascii="Times New Roman" w:hAnsi="Times New Roman" w:eastAsia="Times New Roman"/>
+          <w:b w:val="0"/>
+          <w:strike/>
+          <w:color w:val="0000FF"/>
+          <w:sz w:val="24"/>
+        </w:rPr>
+        <w:t>28. Pharmaceuticals and Medical Devices Agency. Approval of Ozempic subcutaneous injection. 2018 Mar 20.</w:t>
       </w:r>
     </w:p>
     <w:p>
-      <w:pPr>
-        <w:ind w:firstLine="720"/>
-      </w:pPr>
-      <w:r>
-        <w:rPr>
-          <w:rFonts w:ascii="Times New Roman" w:hAnsi="Times New Roman" w:eastAsia="Times New Roman"/>
-          <w:b w:val="0"/>
-          <w:i w:val="0"/>
-          <w:strike w:val="0"/>
-          <w:color w:val="000000"/>
-          <w:sz w:val="24"/>
-        </w:rPr>
-        <w:t xml:space="preserve">42. World Anti-Doping Agency. </w:t>
-      </w:r>
-      <w:r>
-        <w:rPr>
-          <w:rFonts w:ascii="Times New Roman" w:hAnsi="Times New Roman" w:eastAsia="Times New Roman"/>
-          <w:b w:val="0"/>
-          <w:i w:val="0"/>
-          <w:strike/>
-          <w:color w:val="0000FF"/>
-          <w:sz w:val="24"/>
-        </w:rPr>
-        <w:t xml:space="preserve">Athlete Biological Passport Operating Guidelines. Version 9.0. </w:t>
-      </w:r>
-      <w:r>
-        <w:rPr>
-          <w:rFonts w:ascii="Times New Roman" w:hAnsi="Times New Roman" w:eastAsia="Times New Roman"/>
-          <w:b w:val="0"/>
-          <w:i w:val="0"/>
-          <w:strike w:val="0"/>
-          <w:color w:val="FF0000"/>
-          <w:sz w:val="24"/>
-        </w:rPr>
-        <w:t xml:space="preserve">World Anti-Doping Code 2021. </w:t>
-      </w:r>
-      <w:r>
-        <w:rPr>
-          <w:rFonts w:ascii="Times New Roman" w:hAnsi="Times New Roman" w:eastAsia="Times New Roman"/>
-          <w:b w:val="0"/>
-          <w:i w:val="0"/>
-          <w:strike w:val="0"/>
-          <w:color w:val="000000"/>
-          <w:sz w:val="24"/>
-        </w:rPr>
-        <w:t xml:space="preserve">Montreal: WADA; </w:t>
-      </w:r>
-      <w:r>
-        <w:rPr>
-          <w:rFonts w:ascii="Times New Roman" w:hAnsi="Times New Roman" w:eastAsia="Times New Roman"/>
-          <w:b w:val="0"/>
-          <w:i w:val="0"/>
-          <w:strike/>
-          <w:color w:val="0000FF"/>
-          <w:sz w:val="24"/>
-        </w:rPr>
-        <w:t>2023.</w:t>
-      </w:r>
-      <w:r>
-        <w:rPr>
-          <w:rFonts w:ascii="Times New Roman" w:hAnsi="Times New Roman" w:eastAsia="Times New Roman"/>
-          <w:b w:val="0"/>
-          <w:i w:val="0"/>
-          <w:strike w:val="0"/>
-          <w:color w:val="FF0000"/>
-          <w:sz w:val="24"/>
-        </w:rPr>
-        <w:t>2021.</w:t>
+      <w:r>
+        <w:rPr>
+          <w:rFonts w:ascii="Times New Roman" w:hAnsi="Times New Roman" w:eastAsia="Times New Roman"/>
+          <w:b w:val="0"/>
+          <w:strike w:val="0"/>
+          <w:color w:val="FF0000"/>
+          <w:sz w:val="24"/>
+        </w:rPr>
+        <w:t>28. Teede HJ, Tay CT, Laven JJE, et al. Recommendations from the 2023 international evidence-based guideline for the assessment and management of polycystic ovary syndrome. J Clin Endocrinol Metab. 2023;108(10):2447–2469.</w:t>
       </w:r>
     </w:p>
     <w:p>
-      <w:pPr>
-        <w:ind w:firstLine="720"/>
-      </w:pPr>
-      <w:r>
-        <w:rPr>
-          <w:rFonts w:ascii="Times New Roman" w:hAnsi="Times New Roman" w:eastAsia="Times New Roman"/>
-          <w:b w:val="0"/>
-          <w:i w:val="0"/>
-          <w:strike w:val="0"/>
-          <w:color w:val="000000"/>
-          <w:sz w:val="24"/>
-        </w:rPr>
-        <w:t xml:space="preserve">43. World Anti-Doping Agency. </w:t>
-      </w:r>
-      <w:r>
-        <w:rPr>
-          <w:rFonts w:ascii="Times New Roman" w:hAnsi="Times New Roman" w:eastAsia="Times New Roman"/>
-          <w:b w:val="0"/>
-          <w:i w:val="0"/>
-          <w:strike w:val="0"/>
-          <w:color w:val="FF0000"/>
-          <w:sz w:val="24"/>
-        </w:rPr>
-        <w:t xml:space="preserve">World </w:t>
-      </w:r>
-      <w:r>
-        <w:rPr>
-          <w:rFonts w:ascii="Times New Roman" w:hAnsi="Times New Roman" w:eastAsia="Times New Roman"/>
-          <w:b w:val="0"/>
-          <w:i w:val="0"/>
-          <w:strike w:val="0"/>
-          <w:color w:val="000000"/>
-          <w:sz w:val="24"/>
-        </w:rPr>
-        <w:t xml:space="preserve">Anti-Doping </w:t>
-      </w:r>
-      <w:r>
-        <w:rPr>
-          <w:rFonts w:ascii="Times New Roman" w:hAnsi="Times New Roman" w:eastAsia="Times New Roman"/>
-          <w:b w:val="0"/>
-          <w:i w:val="0"/>
-          <w:strike/>
-          <w:color w:val="0000FF"/>
-          <w:sz w:val="24"/>
-        </w:rPr>
-        <w:t xml:space="preserve">Administration and Management System (ADAMS). </w:t>
-      </w:r>
-      <w:r>
-        <w:rPr>
-          <w:rFonts w:ascii="Times New Roman" w:hAnsi="Times New Roman" w:eastAsia="Times New Roman"/>
-          <w:b w:val="0"/>
-          <w:i w:val="0"/>
-          <w:strike w:val="0"/>
-          <w:color w:val="FF0000"/>
-          <w:sz w:val="24"/>
-        </w:rPr>
-        <w:t xml:space="preserve">Code International Standard for Therapeutic Use Exemptions (ISTUE). </w:t>
-      </w:r>
-      <w:r>
-        <w:rPr>
-          <w:rFonts w:ascii="Times New Roman" w:hAnsi="Times New Roman" w:eastAsia="Times New Roman"/>
-          <w:b w:val="0"/>
-          <w:i w:val="0"/>
-          <w:strike w:val="0"/>
-          <w:color w:val="000000"/>
-          <w:sz w:val="24"/>
-        </w:rPr>
-        <w:t xml:space="preserve">Montreal: WADA; </w:t>
-      </w:r>
-      <w:r>
-        <w:rPr>
-          <w:rFonts w:ascii="Times New Roman" w:hAnsi="Times New Roman" w:eastAsia="Times New Roman"/>
-          <w:b w:val="0"/>
-          <w:i w:val="0"/>
-          <w:strike/>
-          <w:color w:val="0000FF"/>
-          <w:sz w:val="24"/>
-        </w:rPr>
-        <w:t>2024.</w:t>
-      </w:r>
-      <w:r>
-        <w:rPr>
-          <w:rFonts w:ascii="Times New Roman" w:hAnsi="Times New Roman" w:eastAsia="Times New Roman"/>
-          <w:b w:val="0"/>
-          <w:i w:val="0"/>
-          <w:strike w:val="0"/>
-          <w:color w:val="FF0000"/>
-          <w:sz w:val="24"/>
-        </w:rPr>
-        <w:t>2021.</w:t>
+      <w:r>
+        <w:rPr>
+          <w:rFonts w:ascii="Times New Roman" w:hAnsi="Times New Roman" w:eastAsia="Times New Roman"/>
+          <w:b w:val="0"/>
+          <w:strike/>
+          <w:color w:val="0000FF"/>
+          <w:sz w:val="24"/>
+        </w:rPr>
+        <w:t>29. US Food and Drug Administration. FDA approves Ozempic to improve glycemic control in adults with type 2 diabetes. Press release. 2017 Dec 4.</w:t>
       </w:r>
     </w:p>
     <w:p>
-      <w:pPr>
-        <w:ind w:firstLine="720"/>
-      </w:pPr>
-      <w:r>
-        <w:rPr>
-          <w:rFonts w:ascii="Times New Roman" w:hAnsi="Times New Roman" w:eastAsia="Times New Roman"/>
-          <w:b w:val="0"/>
-          <w:i w:val="0"/>
+      <w:r>
+        <w:rPr>
+          <w:rFonts w:ascii="Times New Roman" w:hAnsi="Times New Roman" w:eastAsia="Times New Roman"/>
+          <w:b w:val="0"/>
+          <w:strike w:val="0"/>
+          <w:color w:val="FF0000"/>
+          <w:sz w:val="24"/>
+        </w:rPr>
+        <w:t>29. Tricco AC, Lillie E, Zarin W, et al. PRISMA extension for scoping reviews (PRISMA-ScR): checklist and explanation. Ann Intern Med. 2018;169(7):467–473.</w:t>
+      </w:r>
+    </w:p>
+    <w:p>
+      <w:r>
+        <w:rPr>
+          <w:rFonts w:ascii="Times New Roman" w:hAnsi="Times New Roman" w:eastAsia="Times New Roman"/>
+          <w:b w:val="0"/>
+          <w:strike/>
+          <w:color w:val="0000FF"/>
+          <w:sz w:val="24"/>
+        </w:rPr>
+        <w:t>30. European Medicines Agency. Mounjaro: EPAR – summary for the public. 2022 Sep 15.</w:t>
+      </w:r>
+    </w:p>
+    <w:p>
+      <w:r>
+        <w:rPr>
+          <w:rFonts w:ascii="Times New Roman" w:hAnsi="Times New Roman" w:eastAsia="Times New Roman"/>
+          <w:b w:val="0"/>
+          <w:strike w:val="0"/>
+          <w:color w:val="FF0000"/>
+          <w:sz w:val="24"/>
+        </w:rPr>
+        <w:t>30. US Food and Drug Administration. FDA approves Mounjaro (tirzepatide) injection for type 2 diabetes. Press release. 2022 May 13.</w:t>
+      </w:r>
+    </w:p>
+    <w:p>
+      <w:r>
+        <w:rPr>
+          <w:rFonts w:ascii="Times New Roman" w:hAnsi="Times New Roman" w:eastAsia="Times New Roman"/>
+          <w:b w:val="0"/>
+          <w:strike/>
+          <w:color w:val="0000FF"/>
+          <w:sz w:val="24"/>
+        </w:rPr>
+        <w:t>31. Pharmaceuticals and Medical Devices Agency. Approval of Mounjaro subcutaneous injection. 2023 Apr.</w:t>
+      </w:r>
+    </w:p>
+    <w:p>
+      <w:r>
+        <w:rPr>
+          <w:rFonts w:ascii="Times New Roman" w:hAnsi="Times New Roman" w:eastAsia="Times New Roman"/>
+          <w:b w:val="0"/>
+          <w:strike w:val="0"/>
+          <w:color w:val="FF0000"/>
+          <w:sz w:val="24"/>
+        </w:rPr>
+        <w:t>31. US Food and Drug Administration. FDA approves Ozempic to improve glycemic control in adults with type 2 diabetes. Press release. 2017 Dec 4.</w:t>
+      </w:r>
+    </w:p>
+    <w:p>
+      <w:r>
+        <w:rPr>
+          <w:rFonts w:ascii="Times New Roman" w:hAnsi="Times New Roman" w:eastAsia="Times New Roman"/>
+          <w:b w:val="0"/>
+          <w:strike/>
+          <w:color w:val="0000FF"/>
+          <w:sz w:val="24"/>
+        </w:rPr>
+        <w:t>32. US Food and Drug Administration. FDA approves Mounjaro (tirzepatide) injection for type 2 diabetes. Press release. 2022 May 13.</w:t>
+      </w:r>
+    </w:p>
+    <w:p>
+      <w:r>
+        <w:rPr>
+          <w:rFonts w:ascii="Times New Roman" w:hAnsi="Times New Roman" w:eastAsia="Times New Roman"/>
+          <w:b w:val="0"/>
+          <w:strike w:val="0"/>
+          <w:color w:val="FF0000"/>
+          <w:sz w:val="24"/>
+        </w:rPr>
+        <w:t>32. Vernec A, Healy D, Banon T, Petroczi A. Prevalence of therapeutic use exemptions at the Olympic Games and Paralympic Games: an analysis of data from 2016 to 2022. Br J Sports Med. 2024;58(17):966–972.</w:t>
+      </w:r>
+    </w:p>
+    <w:p>
+      <w:r>
+        <w:rPr>
+          <w:rFonts w:ascii="Times New Roman" w:hAnsi="Times New Roman" w:eastAsia="Times New Roman"/>
+          <w:b w:val="0"/>
+          <w:strike/>
+          <w:color w:val="0000FF"/>
+          <w:sz w:val="24"/>
+        </w:rPr>
+        <w:t>33. World Anti-Doping Agency. 2026 Monitoring Program. Montreal: WADA; 2025.</w:t>
+      </w:r>
+    </w:p>
+    <w:p>
+      <w:r>
+        <w:rPr>
+          <w:rFonts w:ascii="Times New Roman" w:hAnsi="Times New Roman" w:eastAsia="Times New Roman"/>
+          <w:b w:val="0"/>
+          <w:strike w:val="0"/>
+          <w:color w:val="FF0000"/>
+          <w:sz w:val="24"/>
+        </w:rPr>
+        <w:t>33. World Anti-Doping Agency. 2023 Anti-Doping Testing Figures Report. Montreal: WADA; 2025.</w:t>
+      </w:r>
+    </w:p>
+    <w:p>
+      <w:r>
+        <w:rPr>
+          <w:rFonts w:ascii="Times New Roman" w:hAnsi="Times New Roman" w:eastAsia="Times New Roman"/>
+          <w:b w:val="0"/>
+          <w:strike/>
+          <w:color w:val="0000FF"/>
+          <w:sz w:val="24"/>
+        </w:rPr>
+        <w:t>34. European Association of Urology. EAU Guidelines on Sexual and Reproductive Health. Arnhem: EAU; 2024.</w:t>
+      </w:r>
+    </w:p>
+    <w:p>
+      <w:r>
+        <w:rPr>
+          <w:rFonts w:ascii="Times New Roman" w:hAnsi="Times New Roman" w:eastAsia="Times New Roman"/>
+          <w:b w:val="0"/>
+          <w:strike w:val="0"/>
+          <w:color w:val="FF0000"/>
+          <w:sz w:val="24"/>
+        </w:rPr>
+        <w:t>34. World Anti-Doping Agency. 2026 Monitoring Program. Montreal: WADA; 2025.</w:t>
+      </w:r>
+    </w:p>
+    <w:p>
+      <w:r>
+        <w:rPr>
+          <w:rFonts w:ascii="Times New Roman" w:hAnsi="Times New Roman" w:eastAsia="Times New Roman"/>
+          <w:b w:val="0"/>
+          <w:strike/>
+          <w:color w:val="0000FF"/>
+          <w:sz w:val="24"/>
+        </w:rPr>
+        <w:t>35. Lincoff AM, Bhasin S, Flevaris P, et al. Cardiovascular safety of testosterone-replacement therapy. N Engl J Med. 2023;389(2):107–117.</w:t>
+      </w:r>
+    </w:p>
+    <w:p>
+      <w:r>
+        <w:rPr>
+          <w:rFonts w:ascii="Times New Roman" w:hAnsi="Times New Roman" w:eastAsia="Times New Roman"/>
+          <w:b w:val="0"/>
+          <w:strike w:val="0"/>
+          <w:color w:val="FF0000"/>
+          <w:sz w:val="24"/>
+        </w:rPr>
+        <w:t>35. World Anti-Doping Agency. Anti-Doping Administration and Management System (ADAMS). Montreal: WADA; 2024.</w:t>
+      </w:r>
+    </w:p>
+    <w:p>
+      <w:r>
+        <w:rPr>
+          <w:rFonts w:ascii="Times New Roman" w:hAnsi="Times New Roman" w:eastAsia="Times New Roman"/>
+          <w:b w:val="0"/>
+          <w:strike/>
+          <w:color w:val="0000FF"/>
+          <w:sz w:val="24"/>
+        </w:rPr>
+        <w:t>36. Di Luigi L, Sansone P, Sgrò P, et al. Prevalence of undiagnosed testosterone deficiency in aging athletes: does exercise training influence the symptoms of male hypogonadism? J Sex Med. 2010;7(4 Pt 1):1361–1369.</w:t>
+      </w:r>
+    </w:p>
+    <w:p>
+      <w:r>
+        <w:rPr>
+          <w:rFonts w:ascii="Times New Roman" w:hAnsi="Times New Roman" w:eastAsia="Times New Roman"/>
+          <w:b w:val="0"/>
+          <w:strike w:val="0"/>
+          <w:color w:val="FF0000"/>
+          <w:sz w:val="24"/>
+        </w:rPr>
+        <w:t>36. World Anti-Doping Agency. Athlete Biological Passport Operating Guidelines. Version 9.0. Montreal: WADA; 2023.</w:t>
+      </w:r>
+    </w:p>
+    <w:p>
+      <w:r>
+        <w:rPr>
+          <w:rFonts w:ascii="Times New Roman" w:hAnsi="Times New Roman" w:eastAsia="Times New Roman"/>
+          <w:b w:val="0"/>
           <w:strike w:val="0"/>
           <w:color w:val="000000"/>
           <w:sz w:val="24"/>
         </w:rPr>
-        <w:t xml:space="preserve">44. </w:t>
-      </w:r>
-      <w:r>
-        <w:rPr>
-          <w:rFonts w:ascii="Times New Roman" w:hAnsi="Times New Roman" w:eastAsia="Times New Roman"/>
-          <w:b w:val="0"/>
-          <w:i w:val="0"/>
-          <w:strike/>
-          <w:color w:val="0000FF"/>
-          <w:sz w:val="24"/>
-        </w:rPr>
-        <w:t>International Testing Agency. Behind the numbers: ITA publishes TUE dashboard to strengthen transparency in the global fight against doping in sport. 2026 Mar 17. Available at: https://ita.sport/news/behind-the-numbers-ita-publishes-tue-dashboard-to-strengthen-transparency-in-the-global-fight-against-doping-in-sport/</w:t>
-      </w:r>
-      <w:r>
-        <w:rPr>
-          <w:rFonts w:ascii="Times New Roman" w:hAnsi="Times New Roman" w:eastAsia="Times New Roman"/>
-          <w:b w:val="0"/>
-          <w:i w:val="0"/>
-          <w:strike w:val="0"/>
-          <w:color w:val="FF0000"/>
-          <w:sz w:val="24"/>
-        </w:rPr>
-        <w:t>World Masters Athletics. 2024 WMA Annual Report. 2024.</w:t>
+        <w:t>37. World Anti-Doping Agency. Glucocorticoids and Therapeutic Use Exemptions Guidelines. Montreal: WADA; 2025.</w:t>
+      </w:r>
+    </w:p>
+    <w:p>
+      <w:r>
+        <w:rPr>
+          <w:rFonts w:ascii="Times New Roman" w:hAnsi="Times New Roman" w:eastAsia="Times New Roman"/>
+          <w:b w:val="0"/>
+          <w:strike w:val="0"/>
+          <w:color w:val="000000"/>
+          <w:sz w:val="24"/>
+        </w:rPr>
+        <w:t>38. World Anti-Doping Agency. Glucocorticoids washout table—2026. Montreal: WADA; 2025.</w:t>
+      </w:r>
+    </w:p>
+    <w:p>
+      <w:r>
+        <w:rPr>
+          <w:rFonts w:ascii="Times New Roman" w:hAnsi="Times New Roman" w:eastAsia="Times New Roman"/>
+          <w:b w:val="0"/>
+          <w:strike/>
+          <w:color w:val="0000FF"/>
+          <w:sz w:val="24"/>
+        </w:rPr>
+        <w:t>39. Mancia G, Kreutz R, Brunstrom M, et al. 2023 ESH Guidelines for the management of arterial hypertension. J Hypertens. 2023;41(12):1874–2071.</w:t>
+      </w:r>
+    </w:p>
+    <w:p>
+      <w:r>
+        <w:rPr>
+          <w:rFonts w:ascii="Times New Roman" w:hAnsi="Times New Roman" w:eastAsia="Times New Roman"/>
+          <w:b w:val="0"/>
+          <w:strike w:val="0"/>
+          <w:color w:val="FF0000"/>
+          <w:sz w:val="24"/>
+        </w:rPr>
+        <w:t>39. World Anti-Doping Agency. The 2026 Prohibited List International Standard. Montreal: WADA; 2025.</w:t>
+      </w:r>
+    </w:p>
+    <w:p>
+      <w:r>
+        <w:rPr>
+          <w:rFonts w:ascii="Times New Roman" w:hAnsi="Times New Roman" w:eastAsia="Times New Roman"/>
+          <w:b w:val="0"/>
+          <w:strike/>
+          <w:color w:val="0000FF"/>
+          <w:sz w:val="24"/>
+        </w:rPr>
+        <w:t>40. Teede HJ, Azziz R, Balen AH, et al. Polyendocrine metabolic ovarian syndrome: a proposal for the renaming of polycystic ovary syndrome. Lancet. 2026; published online May 13, 2026.</w:t>
+      </w:r>
+    </w:p>
+    <w:p>
+      <w:r>
+        <w:rPr>
+          <w:rFonts w:ascii="Times New Roman" w:hAnsi="Times New Roman" w:eastAsia="Times New Roman"/>
+          <w:b w:val="0"/>
+          <w:strike w:val="0"/>
+          <w:color w:val="FF0000"/>
+          <w:sz w:val="24"/>
+        </w:rPr>
+        <w:t>40. World Anti-Doping Agency. TUE Physician Guidelines – Asthma. Version 9.3. Montreal: WADA; 2026.</w:t>
+      </w:r>
+    </w:p>
+    <w:p>
+      <w:r>
+        <w:rPr>
+          <w:rFonts w:ascii="Times New Roman" w:hAnsi="Times New Roman" w:eastAsia="Times New Roman"/>
+          <w:b w:val="0"/>
+          <w:strike/>
+          <w:color w:val="0000FF"/>
+          <w:sz w:val="24"/>
+        </w:rPr>
+        <w:t>41. Teede HJ, Tay CT, Laven JJE, et al. Recommendations from the 2023 international evidence-based guideline for the assessment and management of polycystic ovary syndrome. J Clin Endocrinol Metab. 2023;108(10):2447–2469.</w:t>
+      </w:r>
+    </w:p>
+    <w:p>
+      <w:r>
+        <w:rPr>
+          <w:rFonts w:ascii="Times New Roman" w:hAnsi="Times New Roman" w:eastAsia="Times New Roman"/>
+          <w:b w:val="0"/>
+          <w:strike w:val="0"/>
+          <w:color w:val="FF0000"/>
+          <w:sz w:val="24"/>
+        </w:rPr>
+        <w:t>41. World Anti-Doping Agency. TUE Physician Guidelines – Attention Deficit Hyperactivity Disorder (ADHD). Version 8.0. Montreal: WADA; 2026.</w:t>
+      </w:r>
+    </w:p>
+    <w:p>
+      <w:r>
+        <w:rPr>
+          <w:rFonts w:ascii="Times New Roman" w:hAnsi="Times New Roman" w:eastAsia="Times New Roman"/>
+          <w:b w:val="0"/>
+          <w:strike/>
+          <w:color w:val="0000FF"/>
+          <w:sz w:val="24"/>
+        </w:rPr>
+        <w:t>42. World Anti-Doping Agency. Athlete Biological Passport Operating Guidelines. Version 9.0. Montreal: WADA; 2023.</w:t>
+      </w:r>
+    </w:p>
+    <w:p>
+      <w:r>
+        <w:rPr>
+          <w:rFonts w:ascii="Times New Roman" w:hAnsi="Times New Roman" w:eastAsia="Times New Roman"/>
+          <w:b w:val="0"/>
+          <w:strike w:val="0"/>
+          <w:color w:val="FF0000"/>
+          <w:sz w:val="24"/>
+        </w:rPr>
+        <w:t>42. World Anti-Doping Agency. World Anti-Doping Code 2021. Montreal: WADA; 2021.</w:t>
+      </w:r>
+    </w:p>
+    <w:p>
+      <w:r>
+        <w:rPr>
+          <w:rFonts w:ascii="Times New Roman" w:hAnsi="Times New Roman" w:eastAsia="Times New Roman"/>
+          <w:b w:val="0"/>
+          <w:strike/>
+          <w:color w:val="0000FF"/>
+          <w:sz w:val="24"/>
+        </w:rPr>
+        <w:t>43. World Anti-Doping Agency. Anti-Doping Administration and Management System (ADAMS). Montreal: WADA; 2024.</w:t>
+      </w:r>
+    </w:p>
+    <w:p>
+      <w:r>
+        <w:rPr>
+          <w:rFonts w:ascii="Times New Roman" w:hAnsi="Times New Roman" w:eastAsia="Times New Roman"/>
+          <w:b w:val="0"/>
+          <w:strike w:val="0"/>
+          <w:color w:val="FF0000"/>
+          <w:sz w:val="24"/>
+        </w:rPr>
+        <w:t>43. World Anti-Doping Agency. World Anti-Doping Code International Standard for Therapeutic Use Exemptions (ISTUE). Montreal: WADA; 2021.</w:t>
+      </w:r>
+    </w:p>
+    <w:p>
+      <w:r>
+        <w:rPr>
+          <w:rFonts w:ascii="Times New Roman" w:hAnsi="Times New Roman" w:eastAsia="Times New Roman"/>
+          <w:b w:val="0"/>
+          <w:strike/>
+          <w:color w:val="0000FF"/>
+          <w:sz w:val="24"/>
+        </w:rPr>
+        <w:t>44. International Testing Agency. Behind the numbers: ITA publishes TUE dashboard to strengthen transparency in the global fight against doping in sport. 2026 Mar 17. Available at: https://ita.sport/news/behind-the-numbers-ita-publishes-tue-dashboard-to-strengthen-transparency-in-the-global-fight-against-doping-in-sport/</w:t>
+      </w:r>
+    </w:p>
+    <w:p>
+      <w:r>
+        <w:rPr>
+          <w:rFonts w:ascii="Times New Roman" w:hAnsi="Times New Roman" w:eastAsia="Times New Roman"/>
+          <w:b w:val="0"/>
+          <w:strike w:val="0"/>
+          <w:color w:val="FF0000"/>
+          <w:sz w:val="24"/>
+        </w:rPr>
+        <w:t>44. World Masters Athletics. 2024 WMA Annual Report. 2024.</w:t>
       </w:r>
     </w:p>
     <w:p>
